--- a/Day20-HumanInTheLoop.docx
+++ b/Day20-HumanInTheLoop.docx
@@ -1,1460 +1,3584 @@
 
 <file path=word/document.xml><?xml version="1.0" encoding="utf-8"?>
-<w:document xmlns:wpc="http://schemas.microsoft.com/office/word/2010/wordprocessingCanvas" xmlns:cx="http://schemas.microsoft.com/office/drawing/2014/chartex" xmlns:cx1="http://schemas.microsoft.com/office/drawing/2015/9/8/chartex" xmlns:cx2="http://schemas.microsoft.com/office/drawing/2015/10/21/chartex" xmlns:cx3="http://schemas.microsoft.com/office/drawing/2016/5/9/chartex" xmlns:cx4="http://schemas.microsoft.com/office/drawing/2016/5/10/chartex" xmlns:cx5="http://schemas.microsoft.com/office/drawing/2016/5/11/chartex" xmlns:cx6="http://schemas.microsoft.com/office/drawing/2016/5/12/chartex" xmlns:cx7="http://schemas.microsoft.com/office/drawing/2016/5/13/chartex" xmlns:cx8="http://schemas.microsoft.com/office/drawing/2016/5/14/chartex" xmlns:mc="http://schemas.openxmlformats.org/markup-compatibility/2006" xmlns:aink="http://schemas.microsoft.com/office/drawing/2016/ink" xmlns:am3d="http://schemas.microsoft.com/office/drawing/2017/model3d" xmlns:o="urn:schemas-microsoft-com:office:office" xmlns:oel="http://schemas.microsoft.com/office/2019/extlst" xmlns:r="http://schemas.openxmlformats.org/officeDocument/2006/relationships" xmlns:m="http://schemas.openxmlformats.org/officeDocument/2006/math" xmlns:v="urn:schemas-microsoft-com:vml" xmlns:wp14="http://schemas.microsoft.com/office/word/2010/wordprocessingDrawing" xmlns:wp="http://schemas.openxmlformats.org/drawingml/2006/wordprocessingDrawing" xmlns:w10="urn:schemas-microsoft-com:office:word" xmlns:w="http://schemas.openxmlformats.org/wordprocessingml/2006/main" xmlns:w14="http://schemas.microsoft.com/office/word/2010/wordml" xmlns:w15="http://schemas.microsoft.com/office/word/2012/wordml" xmlns:w16cex="http://schemas.microsoft.com/office/word/2018/wordml/cex" xmlns:w16cid="http://schemas.microsoft.com/office/word/2016/wordml/cid" xmlns:w16="http://schemas.microsoft.com/office/word/2018/wordml" xmlns:w16du="http://schemas.microsoft.com/office/word/2023/wordml/word16du" xmlns:w16sdtdh="http://schemas.microsoft.com/office/word/2020/wordml/sdtdatahash" xmlns:w16sdtfl="http://schemas.microsoft.com/office/word/2024/wordml/sdtformatlock" xmlns:w16se="http://schemas.microsoft.com/office/word/2015/wordml/symex" xmlns:wpg="http://schemas.microsoft.com/office/word/2010/wordprocessingGroup" xmlns:wpi="http://schemas.microsoft.com/office/word/2010/wordprocessingInk" xmlns:wne="http://schemas.microsoft.com/office/word/2006/wordml" xmlns:wps="http://schemas.microsoft.com/office/word/2010/wordprocessingShape" mc:Ignorable="w14 w15 w16se w16cid w16 w16cex w16sdtdh w16sdtfl w16du wp14">
+<w:document xmlns:wpc="http://schemas.microsoft.com/office/word/2010/wordprocessingCanvas" xmlns:cx="http://schemas.microsoft.com/office/drawing/2014/chartex" xmlns:cx1="http://schemas.microsoft.com/office/drawing/2015/9/8/chartex" xmlns:cx2="http://schemas.microsoft.com/office/drawing/2015/10/21/chartex" xmlns:cx3="http://schemas.microsoft.com/office/drawing/2016/5/9/chartex" xmlns:cx4="http://schemas.microsoft.com/office/drawing/2016/5/10/chartex" xmlns:cx5="http://schemas.microsoft.com/office/drawing/2016/5/11/chartex" xmlns:cx6="http://schemas.microsoft.com/office/drawing/2016/5/12/chartex" xmlns:cx7="http://schemas.microsoft.com/office/drawing/2016/5/13/chartex" xmlns:cx8="http://schemas.microsoft.com/office/drawing/2016/5/14/chartex" xmlns:mc="http://schemas.openxmlformats.org/markup-compatibility/2006" xmlns:aink="http://schemas.microsoft.com/office/drawing/2016/ink" xmlns:am3d="http://schemas.microsoft.com/office/drawing/2017/model3d" xmlns:o="urn:schemas-microsoft-com:office:office" xmlns:oel="http://schemas.microsoft.com/office/2019/extlst" xmlns:r="http://schemas.openxmlformats.org/officeDocument/2006/relationships" xmlns:m="http://schemas.openxmlformats.org/officeDocument/2006/math" xmlns:v="urn:schemas-microsoft-com:vml" xmlns:wp14="http://schemas.microsoft.com/office/word/2010/wordprocessingDrawing" xmlns:wp="http://schemas.openxmlformats.org/drawingml/2006/wordprocessingDrawing" xmlns:w10="urn:schemas-microsoft-com:office:word" xmlns:w="http://schemas.openxmlformats.org/wordprocessingml/2006/main" xmlns:w14="http://schemas.microsoft.com/office/word/2010/wordml" xmlns:w15="http://schemas.microsoft.com/office/word/2012/wordml" xmlns:w16cei="http://schemas.microsoft.com/office/word/2026/wordml/cei" xmlns:w16cex="http://schemas.microsoft.com/office/word/2018/wordml/cex" xmlns:w16cid="http://schemas.microsoft.com/office/word/2016/wordml/cid" xmlns:w16="http://schemas.microsoft.com/office/word/2018/wordml" xmlns:w16du="http://schemas.microsoft.com/office/word/2023/wordml/word16du" xmlns:w16sdtdh="http://schemas.microsoft.com/office/word/2020/wordml/sdtdatahash" xmlns:w16sdtfl="http://schemas.microsoft.com/office/word/2024/wordml/sdtformatlock" xmlns:w16se="http://schemas.microsoft.com/office/word/2015/wordml/symex" xmlns:wpg="http://schemas.microsoft.com/office/word/2010/wordprocessingGroup" xmlns:wpi="http://schemas.microsoft.com/office/word/2010/wordprocessingInk" xmlns:wne="http://schemas.microsoft.com/office/word/2006/wordml" xmlns:wps="http://schemas.microsoft.com/office/word/2010/wordprocessingShape" mc:Ignorable="w14 w15 w16se w16cid w16 w16cex w16sdtdh w16sdtfl w16du wp14">
   <w:body>
     <w:p>
       <w:pPr>
-        <w:rPr>
-          <w:b/>
-          <w:bCs/>
-        </w:rPr>
-      </w:pPr>
-      <w:r>
-        <w:rPr>
-          <w:b/>
-          <w:bCs/>
-        </w:rPr>
+        <w:pStyle w:val="Heading1"/>
+      </w:pPr>
+      <w:r>
         <w:t>Day 20: Human-in-the-Loop (Stable Approval Orchestration)</w:t>
       </w:r>
     </w:p>
-    <w:p>
-      <w:pPr>
-        <w:rPr>
-          <w:b/>
-          <w:bCs/>
-        </w:rPr>
-      </w:pPr>
-      <w:r>
-        <w:rPr>
-          <w:b/>
-          <w:bCs/>
-        </w:rPr>
-        <w:t>Project Overview</w:t>
-      </w:r>
-    </w:p>
-    <w:p>
-      <w:r>
-        <w:t>In Day 20, we tackle one of the most critical patterns for production AI: </w:t>
-      </w:r>
-      <w:r>
-        <w:rPr>
-          <w:b/>
-          <w:bCs/>
-        </w:rPr>
-        <w:t>Human-in-the-Loop (HITL)</w:t>
-      </w:r>
-      <w:r>
-        <w:t>. Certain actions (like deleting a database record, sending a mass email, or finalizing a legal document) should never be fully autonomous.</w:t>
-      </w:r>
-    </w:p>
-    <w:p>
-      <w:r>
-        <w:t>We will build an </w:t>
-      </w:r>
-      <w:r>
-        <w:rPr>
-          <w:b/>
-          <w:bCs/>
-        </w:rPr>
-        <w:t>AI Drafting Agent</w:t>
-      </w:r>
-      <w:r>
-        <w:t> that creates an email announcement. However, before the workflow completes, a </w:t>
-      </w:r>
-      <w:r>
-        <w:rPr>
-          <w:b/>
-          <w:bCs/>
-        </w:rPr>
-        <w:t>Human Gatekeeper</w:t>
-      </w:r>
-      <w:r>
-        <w:t> must review the draft. If the human rejects it, their feedback is routed back to the AI for a revision.</w:t>
-      </w:r>
-    </w:p>
-    <w:p>
-      <w:r>
-        <w:rPr>
-          <w:i/>
-          <w:iCs/>
-        </w:rPr>
-        <w:t>Gemini Bonus:</w:t>
-      </w:r>
-      <w:r>
-        <w:t> Because the human physically types feedback, this naturally injects the required User role into the chat history, making HITL inherently compatible with Google Gemini's strict User -&gt; Assistant -&gt; User protocol without needing "ghost" messages!</w:t>
-      </w:r>
-    </w:p>
-    <w:p>
-      <w:pPr>
-        <w:rPr>
-          <w:b/>
-          <w:bCs/>
-        </w:rPr>
-      </w:pPr>
-      <w:r>
-        <w:rPr>
-          <w:b/>
-          <w:bCs/>
-        </w:rPr>
-        <w:t>Setup</w:t>
-      </w:r>
-    </w:p>
-    <w:p>
-      <w:pPr>
+    <w:p/>
+    <w:p>
+      <w:pPr>
+        <w:pStyle w:val="Heading2"/>
+      </w:pPr>
+      <w:r>
+        <w:t>1. Project Overview</w:t>
+      </w:r>
+    </w:p>
+    <w:p>
+      <w:r>
+        <w:t>This project builds a console workflow where an AI drafts a corporate email announcement, but the draft can never go out without an explicit human "APPROVED" verdict. An `AiWorker` generates a draft using Gemini, a `HumanGatekeeper` blocks on console input to review it, and if the human rejects it, their typed feedback is fed straight back into the same `ChatHistory` so the AI can revise. The lesson exists to teach the Human-in-the-Loop (HITL) pattern: a hard-coded, non-negotiable stop condition that no amount of clever prompting can talk the model past, plus the trick of using the human's own feedback message to satisfy Gemini's strict user/assistant turn-taking requirement.</w:t>
+      </w:r>
+    </w:p>
+    <w:p/>
+    <w:p>
+      <w:pPr>
+        <w:pStyle w:val="Heading2"/>
+      </w:pPr>
+      <w:r>
+        <w:t>2. Prerequisites &amp; Setup</w:t>
+      </w:r>
+    </w:p>
+    <w:p>
+      <w:pPr>
+        <w:pStyle w:val="ListParagraph"/>
         <w:numPr>
           <w:ilvl w:val="0"/>
-          <w:numId w:val="1"/>
+          <w:numId w:val="4"/>
         </w:numPr>
-      </w:pPr>
-      <w:r>
-        <w:rPr>
-          <w:b/>
-          <w:bCs/>
-        </w:rPr>
-        <w:t>Project Name:</w:t>
-      </w:r>
-      <w:r>
-        <w:t> Day20HumanInTheLoop</w:t>
-      </w:r>
-    </w:p>
-    <w:p>
-      <w:pPr>
+        <w:ind w:left="1080"/>
+      </w:pPr>
+      <w:r>
+        <w:t>Environment: .NET 10 SDK installed.</w:t>
+      </w:r>
+    </w:p>
+    <w:p>
+      <w:pPr>
+        <w:pStyle w:val="ListParagraph"/>
         <w:numPr>
           <w:ilvl w:val="0"/>
-          <w:numId w:val="1"/>
+          <w:numId w:val="4"/>
         </w:numPr>
-      </w:pPr>
-      <w:r>
-        <w:rPr>
-          <w:b/>
-          <w:bCs/>
-        </w:rPr>
-        <w:t>NuGet Packages:</w:t>
-      </w:r>
-    </w:p>
-    <w:p>
-      <w:r>
-        <w:t>codeBash</w:t>
-      </w:r>
-    </w:p>
-    <w:p>
-      <w:r>
-        <w:t>dotnet add package Microsoft.SemanticKernel</w:t>
-      </w:r>
-    </w:p>
-    <w:p>
-      <w:r>
-        <w:t>dotnet add package Microsoft.SemanticKernel.Connectors.Google</w:t>
-      </w:r>
-    </w:p>
-    <w:p>
-      <w:pPr>
+        <w:ind w:left="1080"/>
+      </w:pPr>
+      <w:r>
+        <w:t>Project Type: C# Console Application (dotnet new console).</w:t>
+      </w:r>
+    </w:p>
+    <w:p>
+      <w:pPr>
+        <w:pStyle w:val="ListParagraph"/>
         <w:numPr>
           <w:ilvl w:val="0"/>
-          <w:numId w:val="1"/>
+          <w:numId w:val="4"/>
         </w:numPr>
-      </w:pPr>
-      <w:r>
-        <w:rPr>
-          <w:b/>
-          <w:bCs/>
-        </w:rPr>
-        <w:t>Environment Variable:</w:t>
-      </w:r>
-      <w:r>
-        <w:t> Ensure GEMINI_API_KEY is set.</w:t>
-      </w:r>
-    </w:p>
-    <w:p>
-      <w:pPr>
-        <w:rPr>
-          <w:b/>
-          <w:bCs/>
-        </w:rPr>
-      </w:pPr>
-      <w:r>
-        <w:rPr>
-          <w:b/>
-          <w:bCs/>
-        </w:rPr>
-        <w:t>Core Concepts</w:t>
-      </w:r>
-    </w:p>
-    <w:p>
-      <w:pPr>
+        <w:ind w:left="1080"/>
+      </w:pPr>
+      <w:r>
+        <w:t>NuGet Packages required:</w:t>
+      </w:r>
+    </w:p>
+    <w:p>
+      <w:r>
+        <w:t xml:space="preserve">  - Microsoft.SemanticKernel (Version 1.78.0)</w:t>
+      </w:r>
+    </w:p>
+    <w:p>
+      <w:r>
+        <w:t xml:space="preserve">  - Microsoft.SemanticKernel.Connectors.Google (Version 1.78.0-alpha)</w:t>
+      </w:r>
+    </w:p>
+    <w:p>
+      <w:pPr>
+        <w:pStyle w:val="ListParagraph"/>
         <w:numPr>
           <w:ilvl w:val="0"/>
-          <w:numId w:val="2"/>
+          <w:numId w:val="5"/>
         </w:numPr>
-      </w:pPr>
-      <w:r>
-        <w:rPr>
-          <w:b/>
-          <w:bCs/>
-        </w:rPr>
-        <w:t>Separation of Concerns:</w:t>
-      </w:r>
-      <w:r>
-        <w:t> Moving our agent logic and human-interaction logic into separate classes to keep the orchestrator (Program.cs) clean.</w:t>
-      </w:r>
-    </w:p>
-    <w:p>
-      <w:pPr>
+        <w:ind w:left="1080"/>
+      </w:pPr>
+      <w:r>
+        <w:t>API Key: A Google Gemini API key.</w:t>
+      </w:r>
+    </w:p>
+    <w:p>
+      <w:pPr>
+        <w:pStyle w:val="ListParagraph"/>
         <w:numPr>
           <w:ilvl w:val="0"/>
-          <w:numId w:val="2"/>
+          <w:numId w:val="5"/>
         </w:numPr>
-      </w:pPr>
-      <w:r>
-        <w:rPr>
-          <w:b/>
-          <w:bCs/>
-        </w:rPr>
-        <w:t>Human Governance:</w:t>
-      </w:r>
-      <w:r>
-        <w:t> Hard-coding a stop condition that an LLM cannot bypass.</w:t>
-      </w:r>
-    </w:p>
-    <w:p>
-      <w:pPr>
+        <w:ind w:left="1080"/>
+      </w:pPr>
+      <w:r>
+        <w:t>Note: The API key is read from the `GEMINI_API_KEY` environment variable; the program throws immediately at startup if it is not set.</w:t>
+      </w:r>
+    </w:p>
+    <w:p/>
+    <w:p>
+      <w:pPr>
+        <w:pStyle w:val="Heading2"/>
+      </w:pPr>
+      <w:r>
+        <w:t>3. Core Concepts Covered</w:t>
+      </w:r>
+    </w:p>
+    <w:p>
+      <w:pPr>
+        <w:pStyle w:val="ListParagraph"/>
         <w:numPr>
           <w:ilvl w:val="0"/>
-          <w:numId w:val="2"/>
+          <w:numId w:val="6"/>
         </w:numPr>
+        <w:ind w:left="1080"/>
       </w:pPr>
       <w:r>
         <w:rPr>
           <w:b/>
-          <w:bCs/>
-        </w:rPr>
-        <w:t>Feedback Loops:</w:t>
-      </w:r>
-      <w:r>
-        <w:t> Using human critiques as the exact context for the AI's next iteration.</w:t>
-      </w:r>
-    </w:p>
-    <w:p>
-      <w:r>
-        <w:pict w14:anchorId="608AB043">
-          <v:rect id="_x0000_i1031" style="width:730.5pt;height:1.5pt" o:hrpct="0" o:hralign="center" o:hrstd="t" o:hr="t" fillcolor="#a0a0a0" stroked="f"/>
-        </w:pict>
-      </w:r>
-    </w:p>
-    <w:p>
-      <w:pPr>
-        <w:rPr>
-          <w:b/>
-          <w:bCs/>
-        </w:rPr>
-      </w:pPr>
-      <w:r>
-        <w:rPr>
-          <w:b/>
-          <w:bCs/>
-        </w:rPr>
-        <w:t>Complete C# Code</w:t>
-      </w:r>
-    </w:p>
-    <w:p>
-      <w:r>
-        <w:t>We will split this project into three separate files: AiWorker.cs, HumanGatekeeper.cs, and Program.cs.</w:t>
-      </w:r>
-    </w:p>
-    <w:p>
-      <w:r>
-        <w:rPr>
-          <w:b/>
-          <w:bCs/>
-        </w:rPr>
-        <w:t>File 1: AiWorker.cs</w:t>
-      </w:r>
-    </w:p>
-    <w:p>
-      <w:r>
-        <w:lastRenderedPageBreak/>
-        <w:t>codeC#</w:t>
-      </w:r>
-    </w:p>
-    <w:p>
-      <w:r>
-        <w:t>using System.Threading.Tasks;</w:t>
-      </w:r>
-    </w:p>
-    <w:p>
-      <w:r>
-        <w:t>using Microsoft.SemanticKernel;</w:t>
-      </w:r>
-    </w:p>
-    <w:p>
-      <w:r>
-        <w:t>using Microsoft.SemanticKernel.ChatCompletion;</w:t>
-      </w:r>
-    </w:p>
-    <w:p/>
-    <w:p>
-      <w:r>
-        <w:t>namespace Day20HumanInTheLoop</w:t>
-      </w:r>
-    </w:p>
-    <w:p>
-      <w:r>
-        <w:t>{</w:t>
-      </w:r>
-    </w:p>
-    <w:p>
-      <w:r>
-        <w:t xml:space="preserve">    /// &lt;summary&gt;</w:t>
-      </w:r>
-    </w:p>
-    <w:p>
-      <w:r>
-        <w:t xml:space="preserve">    /// Encapsulates the AI Persona and the Native Orchestration logic required to communicate with Gemini.</w:t>
-      </w:r>
-    </w:p>
-    <w:p>
-      <w:r>
-        <w:t xml:space="preserve">    /// &lt;/summary&gt;</w:t>
-      </w:r>
-    </w:p>
-    <w:p>
-      <w:r>
-        <w:t xml:space="preserve">    public class AiWorker</w:t>
-      </w:r>
-    </w:p>
-    <w:p>
-      <w:r>
-        <w:t xml:space="preserve">    {</w:t>
-      </w:r>
-    </w:p>
-    <w:p>
-      <w:r>
-        <w:t xml:space="preserve">        private readonly IChatCompletionService _chatService;</w:t>
-      </w:r>
-    </w:p>
-    <w:p>
-      <w:r>
-        <w:t xml:space="preserve">        private readonly string _persona;</w:t>
-      </w:r>
-    </w:p>
-    <w:p/>
-    <w:p>
-      <w:r>
-        <w:t xml:space="preserve">        public AiWorker(IChatCompletionService chatService, string persona)</w:t>
-      </w:r>
-    </w:p>
-    <w:p>
-      <w:r>
-        <w:t xml:space="preserve">        {</w:t>
-      </w:r>
-    </w:p>
-    <w:p>
-      <w:r>
-        <w:t xml:space="preserve">            _chatService = chatService;</w:t>
-      </w:r>
-    </w:p>
-    <w:p>
-      <w:r>
-        <w:t xml:space="preserve">            _persona = persona;</w:t>
-      </w:r>
-    </w:p>
-    <w:p>
-      <w:r>
-        <w:t xml:space="preserve">        }</w:t>
-      </w:r>
-    </w:p>
-    <w:p/>
-    <w:p>
-      <w:r>
-        <w:t xml:space="preserve">        /// &lt;summary&gt;</w:t>
-      </w:r>
-    </w:p>
-    <w:p>
-      <w:r>
-        <w:t xml:space="preserve">        /// Generates a response based on the shared chat history using Persona Swapping.</w:t>
-      </w:r>
-    </w:p>
-    <w:p>
-      <w:r>
-        <w:t xml:space="preserve">        /// &lt;/summary&gt;</w:t>
-      </w:r>
-    </w:p>
-    <w:p>
-      <w:r>
-        <w:t xml:space="preserve">        public async Task&lt;string&gt; GenerateDraftAsync(ChatHistory history)</w:t>
-      </w:r>
-    </w:p>
-    <w:p>
-      <w:r>
-        <w:lastRenderedPageBreak/>
-        <w:t xml:space="preserve">        {</w:t>
-      </w:r>
-    </w:p>
-    <w:p>
-      <w:r>
-        <w:t xml:space="preserve">            // 1. Inject the System Persona at the top of the history</w:t>
-      </w:r>
-    </w:p>
-    <w:p>
-      <w:r>
-        <w:t xml:space="preserve">            var systemMessage = new ChatMessageContent(AuthorRole.System, _persona);</w:t>
-      </w:r>
-    </w:p>
-    <w:p>
-      <w:r>
-        <w:t xml:space="preserve">            history.Insert(0, systemMessage);</w:t>
-      </w:r>
-    </w:p>
-    <w:p/>
-    <w:p>
-      <w:r>
-        <w:t xml:space="preserve">            // 2. Generate the draft using Gemini</w:t>
-      </w:r>
-    </w:p>
-    <w:p>
-      <w:r>
-        <w:t xml:space="preserve">            var result = await _chatService.GetChatMessageContentAsync(history);</w:t>
-      </w:r>
-    </w:p>
-    <w:p>
-      <w:r>
-        <w:t xml:space="preserve">            string draft = result.Content ?? "No draft generated.";</w:t>
-      </w:r>
-    </w:p>
-    <w:p/>
-    <w:p>
-      <w:r>
-        <w:t xml:space="preserve">            // 3. Clean up the Persona to keep history pure, then append the AI's response</w:t>
-      </w:r>
-    </w:p>
-    <w:p>
-      <w:r>
-        <w:t xml:space="preserve">            history.RemoveAt(0);</w:t>
-      </w:r>
-    </w:p>
-    <w:p>
-      <w:r>
-        <w:t xml:space="preserve">            history.AddAssistantMessage(draft);</w:t>
-      </w:r>
-    </w:p>
-    <w:p/>
-    <w:p>
-      <w:r>
-        <w:t xml:space="preserve">            return draft;</w:t>
-      </w:r>
-    </w:p>
-    <w:p>
-      <w:r>
-        <w:t xml:space="preserve">        }</w:t>
-      </w:r>
-    </w:p>
-    <w:p>
-      <w:r>
-        <w:t xml:space="preserve">    }</w:t>
-      </w:r>
-    </w:p>
-    <w:p>
-      <w:r>
-        <w:t>}</w:t>
-      </w:r>
-    </w:p>
-    <w:p>
-      <w:r>
-        <w:rPr>
-          <w:b/>
-          <w:bCs/>
-        </w:rPr>
-        <w:t>File 2: HumanGatekeeper.cs</w:t>
-      </w:r>
-    </w:p>
-    <w:p>
-      <w:r>
-        <w:t>codeC#</w:t>
-      </w:r>
-    </w:p>
-    <w:p>
-      <w:r>
-        <w:t>using System;</w:t>
-      </w:r>
-    </w:p>
-    <w:p/>
-    <w:p>
-      <w:r>
-        <w:t>namespace Day20HumanInTheLoop</w:t>
-      </w:r>
-    </w:p>
-    <w:p>
-      <w:r>
-        <w:t>{</w:t>
-      </w:r>
-    </w:p>
-    <w:p>
-      <w:r>
-        <w:t xml:space="preserve">    /// &lt;summary&gt;</w:t>
-      </w:r>
-    </w:p>
-    <w:p>
-      <w:r>
-        <w:t xml:space="preserve">    /// Represents the result of a human review.</w:t>
-      </w:r>
-    </w:p>
-    <w:p>
-      <w:r>
-        <w:t xml:space="preserve">    /// &lt;/summary&gt;</w:t>
-      </w:r>
-    </w:p>
-    <w:p>
-      <w:r>
-        <w:lastRenderedPageBreak/>
-        <w:t xml:space="preserve">    public record ReviewResult(bool IsApproved, string Feedback);</w:t>
-      </w:r>
-    </w:p>
-    <w:p/>
-    <w:p>
-      <w:r>
-        <w:t xml:space="preserve">    /// &lt;summary&gt;</w:t>
-      </w:r>
-    </w:p>
-    <w:p>
-      <w:r>
-        <w:t xml:space="preserve">    /// Manages console I/O to securely halt the application until a human makes a decision.</w:t>
-      </w:r>
-    </w:p>
-    <w:p>
-      <w:r>
-        <w:t xml:space="preserve">    /// &lt;/summary&gt;</w:t>
-      </w:r>
-    </w:p>
-    <w:p>
-      <w:r>
-        <w:t xml:space="preserve">    public class HumanGatekeeper</w:t>
-      </w:r>
-    </w:p>
-    <w:p>
-      <w:r>
-        <w:t xml:space="preserve">    {</w:t>
-      </w:r>
-    </w:p>
-    <w:p>
-      <w:r>
-        <w:t xml:space="preserve">        /// &lt;summary&gt;</w:t>
-      </w:r>
-    </w:p>
-    <w:p>
-      <w:r>
-        <w:t xml:space="preserve">        /// Presents the AI draft to the user and pauses execution until explicit approval or feedback is given.</w:t>
-      </w:r>
-    </w:p>
-    <w:p>
-      <w:r>
-        <w:t xml:space="preserve">        /// &lt;/summary&gt;</w:t>
-      </w:r>
-    </w:p>
-    <w:p>
-      <w:r>
-        <w:t xml:space="preserve">        public ReviewResult ReviewDraft(string draft)</w:t>
-      </w:r>
-    </w:p>
-    <w:p>
-      <w:r>
-        <w:t xml:space="preserve">        {</w:t>
-      </w:r>
-    </w:p>
-    <w:p>
-      <w:r>
-        <w:t xml:space="preserve">            Console.WriteLine("\n========================================");</w:t>
-      </w:r>
-    </w:p>
-    <w:p>
-      <w:r>
-        <w:t xml:space="preserve">            Console.WriteLine("</w:t>
-      </w:r>
-      <w:r>
-        <w:rPr>
-          <w:rFonts w:ascii="Segoe UI Emoji" w:hAnsi="Segoe UI Emoji" w:cs="Segoe UI Emoji"/>
-        </w:rPr>
-        <w:t>🤖</w:t>
-      </w:r>
-      <w:r>
-        <w:t xml:space="preserve"> AI DRAFT PROPOSAL:");</w:t>
-      </w:r>
-    </w:p>
-    <w:p>
-      <w:r>
-        <w:t xml:space="preserve">            Console.WriteLine("----------------------------------------");</w:t>
-      </w:r>
-    </w:p>
-    <w:p>
-      <w:r>
-        <w:t xml:space="preserve">            Console.WriteLine(draft);</w:t>
-      </w:r>
-    </w:p>
-    <w:p>
-      <w:r>
-        <w:t xml:space="preserve">            Console.WriteLine("========================================");</w:t>
-      </w:r>
-    </w:p>
-    <w:p>
-      <w:r>
-        <w:t xml:space="preserve">            </w:t>
-      </w:r>
-    </w:p>
-    <w:p>
-      <w:r>
-        <w:t xml:space="preserve">            Console.WriteLine("\n</w:t>
-      </w:r>
-      <w:r>
-        <w:rPr>
-          <w:rFonts w:ascii="Segoe UI Emoji" w:hAnsi="Segoe UI Emoji" w:cs="Segoe UI Emoji"/>
-        </w:rPr>
-        <w:t>🛑</w:t>
-      </w:r>
-      <w:r>
-        <w:t xml:space="preserve"> HUMAN REVIEW REQUIRED");</w:t>
-      </w:r>
-    </w:p>
-    <w:p>
-      <w:r>
-        <w:t xml:space="preserve">            Console.WriteLine("Type 'APPROVED' to finalize the document.");</w:t>
-      </w:r>
-    </w:p>
-    <w:p>
-      <w:r>
-        <w:t xml:space="preserve">            Console.WriteLine("Otherwise, type your feedback to request changes from the AI:");</w:t>
-      </w:r>
-    </w:p>
-    <w:p>
-      <w:r>
-        <w:t xml:space="preserve">            Console.Write("&gt; ");</w:t>
-      </w:r>
-    </w:p>
-    <w:p>
-      <w:r>
-        <w:t xml:space="preserve">            </w:t>
-      </w:r>
-    </w:p>
-    <w:p>
-      <w:r>
-        <w:t xml:space="preserve">            string? input = Console.ReadLine();</w:t>
-      </w:r>
-    </w:p>
-    <w:p/>
-    <w:p>
-      <w:r>
-        <w:lastRenderedPageBreak/>
-        <w:t xml:space="preserve">            // Check if the human explicitly typed the approval keyword</w:t>
-      </w:r>
-    </w:p>
-    <w:p>
-      <w:r>
-        <w:t xml:space="preserve">            if (!string.IsNullOrWhiteSpace(input) &amp;&amp; input.Trim().Equals("APPROVED", StringComparison.OrdinalIgnoreCase))</w:t>
-      </w:r>
-    </w:p>
-    <w:p>
-      <w:r>
-        <w:t xml:space="preserve">            {</w:t>
-      </w:r>
-    </w:p>
-    <w:p>
-      <w:r>
-        <w:t xml:space="preserve">                return new ReviewResult(true, "APPROVED");</w:t>
-      </w:r>
-    </w:p>
-    <w:p>
-      <w:r>
-        <w:t xml:space="preserve">            }</w:t>
-      </w:r>
-    </w:p>
-    <w:p/>
-    <w:p>
-      <w:r>
-        <w:t xml:space="preserve">            // If not approved, return the human's input as constructive feedback</w:t>
-      </w:r>
-    </w:p>
-    <w:p>
-      <w:r>
-        <w:t xml:space="preserve">            return new ReviewResult(false, input ?? "Please rewrite the draft.");</w:t>
-      </w:r>
-    </w:p>
-    <w:p>
-      <w:r>
-        <w:t xml:space="preserve">        }</w:t>
-      </w:r>
-    </w:p>
-    <w:p>
-      <w:r>
-        <w:t xml:space="preserve">    }</w:t>
-      </w:r>
-    </w:p>
-    <w:p>
-      <w:r>
-        <w:t>}</w:t>
-      </w:r>
-    </w:p>
-    <w:p>
-      <w:r>
-        <w:rPr>
-          <w:b/>
-          <w:bCs/>
-        </w:rPr>
-        <w:t>File 3: Program.cs</w:t>
-      </w:r>
-    </w:p>
-    <w:p>
-      <w:r>
-        <w:t>codeC#</w:t>
-      </w:r>
-    </w:p>
-    <w:p>
-      <w:r>
-        <w:t>using System;</w:t>
-      </w:r>
-    </w:p>
-    <w:p>
-      <w:r>
-        <w:t>using System.Threading.Tasks;</w:t>
-      </w:r>
-    </w:p>
-    <w:p>
-      <w:r>
-        <w:t>using Microsoft.SemanticKernel;</w:t>
-      </w:r>
-    </w:p>
-    <w:p>
-      <w:r>
-        <w:t>using Microsoft.SemanticKernel.ChatCompletion;</w:t>
-      </w:r>
-    </w:p>
-    <w:p>
-      <w:r>
-        <w:t>using Microsoft.SemanticKernel.Connectors.Google;</w:t>
-      </w:r>
-    </w:p>
-    <w:p/>
-    <w:p>
-      <w:r>
-        <w:t>namespace Day20HumanInTheLoop</w:t>
-      </w:r>
-    </w:p>
-    <w:p>
-      <w:r>
-        <w:t>{</w:t>
-      </w:r>
-    </w:p>
-    <w:p>
-      <w:r>
-        <w:t xml:space="preserve">    class Program</w:t>
-      </w:r>
-    </w:p>
-    <w:p>
-      <w:r>
-        <w:t xml:space="preserve">    {</w:t>
-      </w:r>
-    </w:p>
-    <w:p>
-      <w:r>
-        <w:t xml:space="preserve">        static async Task Main(string[] args)</w:t>
-      </w:r>
-    </w:p>
-    <w:p>
-      <w:r>
-        <w:t xml:space="preserve">        {</w:t>
-      </w:r>
-    </w:p>
-    <w:p>
-      <w:r>
-        <w:lastRenderedPageBreak/>
-        <w:t xml:space="preserve">            // 1. Initialize Kernel &amp; Gemini 3.1 Pro</w:t>
-      </w:r>
-    </w:p>
-    <w:p>
-      <w:r>
-        <w:t xml:space="preserve">            IKernelBuilder builder = Kernel.CreateBuilder();</w:t>
-      </w:r>
-    </w:p>
-    <w:p>
-      <w:r>
-        <w:t xml:space="preserve">            string apiKey = Environment.GetEnvironmentVariable("GEMINI_API_KEY") </w:t>
-      </w:r>
-    </w:p>
-    <w:p>
-      <w:r>
-        <w:t xml:space="preserve">                ?? throw new Exception("GEMINI_API_KEY is missing");</w:t>
-      </w:r>
-    </w:p>
-    <w:p/>
-    <w:p>
-      <w:r>
-        <w:t xml:space="preserve">            builder.AddGoogleAIGeminiChatCompletion("gemini-3.1-pro", apiKey);</w:t>
-      </w:r>
-    </w:p>
-    <w:p>
-      <w:r>
-        <w:t xml:space="preserve">            Kernel kernel = builder.Build();</w:t>
-      </w:r>
-    </w:p>
-    <w:p/>
-    <w:p>
-      <w:r>
-        <w:t xml:space="preserve">            var chatService = kernel.GetRequiredService&lt;IChatCompletionService&gt;();</w:t>
-      </w:r>
-    </w:p>
-    <w:p/>
-    <w:p>
-      <w:r>
-        <w:t xml:space="preserve">            // 2. Initialize our clean, single-responsibility objects</w:t>
-      </w:r>
-    </w:p>
-    <w:p>
-      <w:r>
-        <w:t xml:space="preserve">            string persona = "You are a Corporate Communications Director. Write professional, concise email announcements.";</w:t>
-      </w:r>
-    </w:p>
-    <w:p>
-      <w:r>
-        <w:t xml:space="preserve">            var aiWorker = new AiWorker(chatService, persona);</w:t>
-      </w:r>
-    </w:p>
-    <w:p>
-      <w:r>
-        <w:t xml:space="preserve">            var gatekeeper = new HumanGatekeeper();</w:t>
-      </w:r>
-    </w:p>
-    <w:p/>
-    <w:p>
-      <w:r>
-        <w:t xml:space="preserve">            ChatHistory history = new ChatHistory();</w:t>
-      </w:r>
-    </w:p>
-    <w:p>
-      <w:r>
-        <w:t xml:space="preserve">            </w:t>
-      </w:r>
-    </w:p>
-    <w:p>
-      <w:r>
-        <w:t xml:space="preserve">            Console.WriteLine("</w:t>
-      </w:r>
-      <w:r>
-        <w:rPr>
-          <w:rFonts w:ascii="Segoe UI Emoji" w:hAnsi="Segoe UI Emoji" w:cs="Segoe UI Emoji"/>
-        </w:rPr>
-        <w:t>🏢</w:t>
-      </w:r>
-      <w:r>
-        <w:t xml:space="preserve"> Corporate Comms System Initialized.");</w:t>
-      </w:r>
-    </w:p>
-    <w:p>
-      <w:r>
-        <w:t xml:space="preserve">            Console.Write("What is the topic of the announcement? ");</w:t>
-      </w:r>
-    </w:p>
-    <w:p>
-      <w:r>
-        <w:t xml:space="preserve">            string? topic = Console.ReadLine();</w:t>
-      </w:r>
-    </w:p>
-    <w:p>
-      <w:r>
-        <w:t xml:space="preserve">            </w:t>
-      </w:r>
-    </w:p>
-    <w:p>
-      <w:r>
-        <w:t xml:space="preserve">            // The initial prompt sets the first 'User' role for Gemini</w:t>
-      </w:r>
-    </w:p>
-    <w:p>
-      <w:r>
-        <w:t xml:space="preserve">            history.AddUserMessage($"Draft an email announcement regarding: {topic}");</w:t>
-      </w:r>
-    </w:p>
-    <w:p/>
-    <w:p>
-      <w:r>
-        <w:t xml:space="preserve">            bool isApproved = false;</w:t>
-      </w:r>
-    </w:p>
-    <w:p>
-      <w:r>
-        <w:lastRenderedPageBreak/>
-        <w:t xml:space="preserve">            int maxRevisions = 5;</w:t>
-      </w:r>
-    </w:p>
-    <w:p>
-      <w:r>
-        <w:t xml:space="preserve">            int currentRevision = 0;</w:t>
-      </w:r>
-    </w:p>
-    <w:p/>
-    <w:p>
-      <w:r>
-        <w:t xml:space="preserve">            // 3. The Orchestration Loop</w:t>
-      </w:r>
-    </w:p>
-    <w:p>
-      <w:r>
-        <w:t xml:space="preserve">            while (!isApproved &amp;&amp; currentRevision &lt; maxRevisions)</w:t>
-      </w:r>
-    </w:p>
-    <w:p>
-      <w:r>
-        <w:t xml:space="preserve">            {</w:t>
-      </w:r>
-    </w:p>
-    <w:p>
-      <w:r>
-        <w:t xml:space="preserve">                Console.WriteLine("\n[AI IS DRAFTING...]");</w:t>
-      </w:r>
-    </w:p>
-    <w:p>
-      <w:r>
-        <w:t xml:space="preserve">                string draft = await aiWorker.GenerateDraftAsync(history);</w:t>
-      </w:r>
-    </w:p>
-    <w:p/>
-    <w:p>
-      <w:r>
-        <w:t xml:space="preserve">                // 4. Yield control to the Human</w:t>
-      </w:r>
-    </w:p>
-    <w:p>
-      <w:r>
-        <w:t xml:space="preserve">                ReviewResult result = gatekeeper.ReviewDraft(draft);</w:t>
-      </w:r>
-    </w:p>
-    <w:p/>
-    <w:p>
-      <w:r>
-        <w:t xml:space="preserve">                if (result.IsApproved)</w:t>
-      </w:r>
-    </w:p>
-    <w:p>
-      <w:r>
-        <w:t xml:space="preserve">                {</w:t>
-      </w:r>
-    </w:p>
-    <w:p>
-      <w:r>
-        <w:t xml:space="preserve">                    isApproved = true;</w:t>
-      </w:r>
-    </w:p>
-    <w:p>
-      <w:r>
-        <w:t xml:space="preserve">                    Console.WriteLine("\n</w:t>
-      </w:r>
-      <w:r>
-        <w:rPr>
-          <w:rFonts w:ascii="Segoe UI Emoji" w:hAnsi="Segoe UI Emoji" w:cs="Segoe UI Emoji"/>
-        </w:rPr>
-        <w:t>✅</w:t>
-      </w:r>
-      <w:r>
-        <w:t xml:space="preserve"> The announcement has been approved and is ready to send.");</w:t>
-      </w:r>
-    </w:p>
-    <w:p>
-      <w:r>
-        <w:t xml:space="preserve">                }</w:t>
-      </w:r>
-    </w:p>
-    <w:p>
-      <w:r>
-        <w:t xml:space="preserve">                else</w:t>
-      </w:r>
-    </w:p>
-    <w:p>
-      <w:r>
-        <w:t xml:space="preserve">                {</w:t>
-      </w:r>
-    </w:p>
-    <w:p>
-      <w:r>
-        <w:t xml:space="preserve">                    // GEMINI PROTOCOL: The human's feedback naturally acts as the 'User' role,</w:t>
-      </w:r>
-    </w:p>
-    <w:p>
-      <w:r>
-        <w:t xml:space="preserve">                    // perfectly satisfying Gemini's User -&gt; Assistant -&gt; User requirement.</w:t>
-      </w:r>
-    </w:p>
-    <w:p>
-      <w:r>
-        <w:t xml:space="preserve">                    history.AddUserMessage($"The draft was rejected. Please revise based on this feedback: {result.Feedback}");</w:t>
-      </w:r>
-    </w:p>
-    <w:p>
-      <w:r>
-        <w:t xml:space="preserve">                    Console.WriteLine("\n</w:t>
-      </w:r>
-      <w:r>
-        <w:rPr>
-          <w:rFonts w:ascii="Segoe UI Emoji" w:hAnsi="Segoe UI Emoji" w:cs="Segoe UI Emoji"/>
-        </w:rPr>
-        <w:t>🔄</w:t>
-      </w:r>
-      <w:r>
-        <w:t xml:space="preserve"> Sending feedback back to the AI...");</w:t>
-      </w:r>
-    </w:p>
-    <w:p>
-      <w:r>
-        <w:t xml:space="preserve">                }</w:t>
-      </w:r>
-    </w:p>
-    <w:p/>
-    <w:p>
-      <w:r>
-        <w:t xml:space="preserve">                currentRevision++;</w:t>
-      </w:r>
-    </w:p>
-    <w:p>
-      <w:r>
-        <w:t xml:space="preserve">            }</w:t>
-      </w:r>
-    </w:p>
-    <w:p/>
-    <w:p>
-      <w:r>
-        <w:t xml:space="preserve">            if (!isApproved)</w:t>
-      </w:r>
-    </w:p>
-    <w:p>
-      <w:r>
-        <w:t xml:space="preserve">            {</w:t>
-      </w:r>
-    </w:p>
-    <w:p>
-      <w:r>
-        <w:t xml:space="preserve">                Console.WriteLine("\n</w:t>
-      </w:r>
-      <w:r>
-        <w:rPr>
-          <w:rFonts w:ascii="Segoe UI Emoji" w:hAnsi="Segoe UI Emoji" w:cs="Segoe UI Emoji"/>
-        </w:rPr>
-        <w:t>⚠️</w:t>
-      </w:r>
-      <w:r>
-        <w:t xml:space="preserve"> Maximum revisions reached. Workflow aborted.");</w:t>
-      </w:r>
-    </w:p>
-    <w:p>
-      <w:r>
-        <w:t xml:space="preserve">            }</w:t>
-      </w:r>
-    </w:p>
-    <w:p>
-      <w:r>
-        <w:t xml:space="preserve">        }</w:t>
-      </w:r>
-    </w:p>
-    <w:p>
-      <w:r>
-        <w:t xml:space="preserve">    }</w:t>
-      </w:r>
-    </w:p>
-    <w:p>
-      <w:r>
-        <w:t>}</w:t>
-      </w:r>
-    </w:p>
-    <w:p>
-      <w:pPr>
-        <w:rPr>
-          <w:b/>
-          <w:bCs/>
-        </w:rPr>
-      </w:pPr>
-      <w:r>
-        <w:rPr>
-          <w:b/>
-          <w:bCs/>
-        </w:rPr>
-        <w:t>Walkthrough</w:t>
-      </w:r>
-    </w:p>
-    <w:p>
-      <w:pPr>
+        </w:rPr>
+        <w:t>Human-in-the-Loop (HITL) Governance</w:t>
+      </w:r>
+      <w:r>
+        <w:t>: A workflow stage where an AI-generated artifact cannot proceed to completion without an explicit, deterministic human approval signal — here, a C# string comparison against `"APPROVED"`.</w:t>
+      </w:r>
+    </w:p>
+    <w:p>
+      <w:pPr>
+        <w:pStyle w:val="ListParagraph"/>
         <w:numPr>
           <w:ilvl w:val="0"/>
-          <w:numId w:val="3"/>
+          <w:numId w:val="6"/>
         </w:numPr>
+        <w:ind w:left="1080"/>
       </w:pPr>
       <w:r>
         <w:rPr>
           <w:b/>
-          <w:bCs/>
-        </w:rPr>
-        <w:t>Object-Oriented Structure:</w:t>
-      </w:r>
-      <w:r>
-        <w:t> By separating the AiWorker and the HumanGatekeeper, Program.cs reads like a high-level orchestration script. This makes it incredibly easy to swap out the HumanGatekeeper for an API controller (e.g., waiting for an HTTP POST request from a web UI) in a real-world application.</w:t>
-      </w:r>
-    </w:p>
-    <w:p>
-      <w:pPr>
+        </w:rPr>
+        <w:t>Separation of Concerns</w:t>
+      </w:r>
+      <w:r>
+        <w:t>: The AI drafting logic</w:t>
+      </w:r>
+      <w:r>
+        <w:lastRenderedPageBreak/>
+        <w:t xml:space="preserve"> (`AiWorker`) and the human-review I/O (`HumanGatekeeper`) live in their own classes, so `Program.cs` reads as a short, high-level orchestration script rather than a tangle of console I/O and prompt logic.</w:t>
+      </w:r>
+    </w:p>
+    <w:p>
+      <w:pPr>
+        <w:pStyle w:val="ListParagraph"/>
         <w:numPr>
           <w:ilvl w:val="0"/>
-          <w:numId w:val="3"/>
+          <w:numId w:val="6"/>
         </w:numPr>
+        <w:ind w:left="1080"/>
       </w:pPr>
       <w:r>
         <w:rPr>
           <w:b/>
-          <w:bCs/>
-        </w:rPr>
-        <w:t>Persona Swapping (AiWorker.cs):</w:t>
-      </w:r>
-      <w:r>
-        <w:t> We encapsulated the Native Orchestration pattern from Day 19. The AiWorker injects its System instruction right before generation and removes it immediately after, ensuring the ChatHistory only contains the actual back-and-forth conversation.</w:t>
-      </w:r>
-    </w:p>
-    <w:p>
-      <w:pPr>
+        </w:rPr>
+        <w:t>Persona Swapping via ChatHistory Mutation</w:t>
+      </w:r>
+      <w:r>
+        <w:t>: `AiWorker.GenerateDraftAsync` inserts a system message at index 0 before calling the model, then removes it immediately afterward so the persisted `ChatHistory` only ever contains the real user/assistant exchange.</w:t>
+      </w:r>
+    </w:p>
+    <w:p>
+      <w:pPr>
+        <w:pStyle w:val="ListParagraph"/>
         <w:numPr>
           <w:ilvl w:val="0"/>
-          <w:numId w:val="3"/>
+          <w:numId w:val="6"/>
         </w:numPr>
+        <w:ind w:left="1080"/>
       </w:pPr>
       <w:r>
         <w:rPr>
           <w:b/>
-          <w:bCs/>
-        </w:rPr>
-        <w:t>Natural Role Alternation:</w:t>
-      </w:r>
-      <w:r>
-        <w:t> Unlike the automated AI-to-AI workflows where we had to inject "Ghost Nudges", the Human-in-the-Loop pattern naturally provides the User message.</w:t>
-      </w:r>
-    </w:p>
-    <w:p>
-      <w:pPr>
-        <w:numPr>
-          <w:ilvl w:val="1"/>
-          <w:numId w:val="3"/>
-        </w:numPr>
-      </w:pPr>
-      <w:r>
-        <w:rPr>
-          <w:i/>
-          <w:iCs/>
-        </w:rPr>
-        <w:t>Turn 1:</w:t>
-      </w:r>
-      <w:r>
-        <w:t> User (Initial Prompt) -&gt; Assistant (Draft 1)</w:t>
-      </w:r>
-    </w:p>
-    <w:p>
-      <w:pPr>
-        <w:numPr>
-          <w:ilvl w:val="1"/>
-          <w:numId w:val="3"/>
-        </w:numPr>
-      </w:pPr>
-      <w:r>
-        <w:rPr>
-          <w:i/>
-          <w:iCs/>
-        </w:rPr>
-        <w:t>Turn 2:</w:t>
-      </w:r>
-      <w:r>
-        <w:t> User (Human Feedback) -&gt; Assistant (Draft 2)</w:t>
-      </w:r>
-    </w:p>
-    <w:p>
-      <w:pPr>
+        </w:rPr>
+        <w:t>Feedback-as-Context Loop</w:t>
+      </w:r>
+      <w:r>
+        <w:t>: Instead of discarding a rejected draft, the human's typed feedback is appended to `history` as a new user message, giving the next `AiWorker` call the exact context it needs to revise.</w:t>
+      </w:r>
+    </w:p>
+    <w:p>
+      <w:pPr>
+        <w:pStyle w:val="ListParagraph"/>
         <w:numPr>
           <w:ilvl w:val="0"/>
-          <w:numId w:val="3"/>
+          <w:numId w:val="6"/>
         </w:numPr>
+        <w:ind w:left="1080"/>
       </w:pPr>
       <w:r>
         <w:rPr>
           <w:b/>
-          <w:bCs/>
-        </w:rPr>
-        <w:t>Deterministic Exit Condition:</w:t>
-      </w:r>
-      <w:r>
-        <w:t> The loop relies on result.IsApproved, which is strictly controlled by a C# string match on "APPROVED". An LLM cannot "hallucinate" its way out of this quality gate.</w:t>
-      </w:r>
-    </w:p>
-    <w:p>
-      <w:pPr>
+        </w:rPr>
+        <w:t>Deterministic Loop Termination</w:t>
+      </w:r>
+      <w:r>
+        <w:t xml:space="preserve">: A `while` loop bounded by both `isApproved` and a `maxRevisions` counter guarantees the program always </w:t>
+      </w:r>
+      <w:r>
+        <w:lastRenderedPageBreak/>
+        <w:t>terminates, even if a human never types "APPROVED".</w:t>
+      </w:r>
+    </w:p>
+    <w:p>
+      <w:pPr>
+        <w:pStyle w:val="ListParagraph"/>
+        <w:numPr>
+          <w:ilvl w:val="0"/>
+          <w:numId w:val="6"/>
+        </w:numPr>
+        <w:ind w:left="1080"/>
+      </w:pPr>
+      <w:r>
         <w:rPr>
           <w:b/>
-          <w:bCs/>
-        </w:rPr>
-      </w:pPr>
-      <w:r>
+        </w:rPr>
+        <w:t>Records for Structured Results</w:t>
+      </w:r>
+      <w:r>
+        <w:t>: `ReviewResult` is a C# `record` used to pass both the approval flag and feedback text out of `HumanGatekeeper.ReviewDraft` as one immutable value.</w:t>
+      </w:r>
+    </w:p>
+    <w:p/>
+    <w:p>
+      <w:pPr>
+        <w:pStyle w:val="Heading2"/>
+      </w:pPr>
+      <w:r>
+        <w:t>4. Complete Code</w:t>
+      </w:r>
+    </w:p>
+    <w:p/>
+    <w:p>
+      <w:pPr>
         <w:rPr>
           <w:b/>
-          <w:bCs/>
-        </w:rPr>
-        <w:t>Expected Output</w:t>
-      </w:r>
-    </w:p>
-    <w:p>
-      <w:r>
+        </w:rPr>
+      </w:pPr>
+      <w:r>
+        <w:rPr>
+          <w:b/>
+        </w:rPr>
+        <w:t>Program.cs</w:t>
+      </w:r>
+    </w:p>
+    <w:p>
+      <w:pPr>
+        <w:pStyle w:val="NoSpacing"/>
+        <w:rPr>
+          <w:rFonts w:ascii="Consolas" w:hAnsi="Consolas"/>
+          <w:sz w:val="19"/>
+        </w:rPr>
+      </w:pPr>
+      <w:r>
+        <w:rPr>
+          <w:rFonts w:ascii="Consolas" w:hAnsi="Consolas"/>
+          <w:sz w:val="19"/>
+        </w:rPr>
+        <w:t>// Day 20: Human-in-the-Loop</w:t>
+      </w:r>
+    </w:p>
+    <w:p>
+      <w:pPr>
+        <w:pStyle w:val="NoSpacing"/>
+        <w:rPr>
+          <w:rFonts w:ascii="Consolas" w:hAnsi="Consolas"/>
+          <w:sz w:val="19"/>
+        </w:rPr>
+      </w:pPr>
+      <w:r>
+        <w:rPr>
+          <w:rFonts w:ascii="Consolas" w:hAnsi="Consolas"/>
+          <w:sz w:val="19"/>
+        </w:rPr>
+        <w:t>// ---------------------------------------------------------------------------</w:t>
+      </w:r>
+    </w:p>
+    <w:p>
+      <w:pPr>
+        <w:pStyle w:val="NoSpacing"/>
+        <w:rPr>
+          <w:rFonts w:ascii="Consolas" w:hAnsi="Consolas"/>
+          <w:sz w:val="19"/>
+        </w:rPr>
+      </w:pPr>
+      <w:r>
+        <w:rPr>
+          <w:rFonts w:ascii="Consolas" w:hAnsi="Consolas"/>
+          <w:sz w:val="19"/>
+        </w:rPr>
+        <w:t>// A production-critical pattern: certain AI-generated actions (here, a</w:t>
+      </w:r>
+    </w:p>
+    <w:p>
+      <w:pPr>
+        <w:pStyle w:val="NoSpacing"/>
+        <w:rPr>
+          <w:rFonts w:ascii="Consolas" w:hAnsi="Consolas"/>
+          <w:sz w:val="19"/>
+        </w:rPr>
+      </w:pPr>
+      <w:r>
+        <w:rPr>
+          <w:rFonts w:ascii="Consolas" w:hAnsi="Consolas"/>
+          <w:sz w:val="19"/>
+        </w:rPr>
+        <w:t>// corporate email announcement) should never ship fully autonomously. This</w:t>
+      </w:r>
+    </w:p>
+    <w:p>
+      <w:pPr>
+        <w:pStyle w:val="NoSpacing"/>
+        <w:rPr>
+          <w:rFonts w:ascii="Consolas" w:hAnsi="Consolas"/>
+          <w:sz w:val="19"/>
+        </w:rPr>
+      </w:pPr>
+      <w:r>
+        <w:rPr>
+          <w:rFonts w:ascii="Consolas" w:hAnsi="Consolas"/>
+          <w:sz w:val="19"/>
+        </w:rPr>
+        <w:t>// wires an AI drafting agent (AiWorker.cs) to a hard human approval gate</w:t>
+      </w:r>
+    </w:p>
+    <w:p>
+      <w:pPr>
+        <w:pStyle w:val="NoSpacing"/>
+        <w:rPr>
+          <w:rFonts w:ascii="Consolas" w:hAnsi="Consolas"/>
+          <w:sz w:val="19"/>
+        </w:rPr>
+      </w:pPr>
+      <w:r>
+        <w:rPr>
+          <w:rFonts w:ascii="Consolas" w:hAnsi="Consolas"/>
+          <w:sz w:val="19"/>
+        </w:rPr>
+        <w:t>// (HumanGatekeeper.cs) that the model cannot talk its way past - only an</w:t>
+      </w:r>
+    </w:p>
+    <w:p>
+      <w:pPr>
+        <w:pStyle w:val="NoSpacing"/>
+        <w:rPr>
+          <w:rFonts w:ascii="Consolas" w:hAnsi="Consolas"/>
+          <w:sz w:val="19"/>
+        </w:rPr>
+      </w:pPr>
+      <w:r>
+        <w:rPr>
+          <w:rFonts w:ascii="Consolas" w:hAnsi="Consolas"/>
+          <w:sz w:val="19"/>
+        </w:rPr>
+        <w:t>// explicit "APPROVED" from a human ends the loop.</w:t>
+      </w:r>
+    </w:p>
+    <w:p>
+      <w:pPr>
+        <w:pStyle w:val="NoSpacing"/>
+        <w:rPr>
+          <w:rFonts w:ascii="Consolas" w:hAnsi="Consolas"/>
+          <w:sz w:val="19"/>
+        </w:rPr>
+      </w:pPr>
+      <w:r>
+        <w:rPr>
+          <w:rFonts w:ascii="Consolas" w:hAnsi="Consolas"/>
+          <w:sz w:val="19"/>
+        </w:rPr>
+        <w:t>using Microsoft.SemanticKernel;</w:t>
+      </w:r>
+    </w:p>
+    <w:p>
+      <w:pPr>
+        <w:pStyle w:val="NoSpacing"/>
+        <w:rPr>
+          <w:rFonts w:ascii="Consolas" w:hAnsi="Consolas"/>
+          <w:sz w:val="19"/>
+        </w:rPr>
+      </w:pPr>
+      <w:r>
+        <w:rPr>
+          <w:rFonts w:ascii="Consolas" w:hAnsi="Consolas"/>
+          <w:sz w:val="19"/>
+        </w:rPr>
+        <w:t>using Microsoft.SemanticKernel.ChatCompletion;</w:t>
+      </w:r>
+    </w:p>
+    <w:p>
+      <w:pPr>
+        <w:pStyle w:val="NoSpacing"/>
+        <w:rPr>
+          <w:rFonts w:ascii="Consolas" w:hAnsi="Consolas"/>
+          <w:sz w:val="19"/>
+        </w:rPr>
+      </w:pPr>
+    </w:p>
+    <w:p>
+      <w:pPr>
+        <w:pStyle w:val="NoSpacing"/>
+        <w:rPr>
+          <w:rFonts w:ascii="Consolas" w:hAnsi="Consolas"/>
+          <w:sz w:val="19"/>
+        </w:rPr>
+      </w:pPr>
+      <w:r>
+        <w:rPr>
+          <w:rFonts w:ascii="Consolas" w:hAnsi="Consolas"/>
+          <w:sz w:val="19"/>
+        </w:rPr>
         <w:lastRenderedPageBreak/>
-        <w:t>codeText</w:t>
-      </w:r>
-    </w:p>
-    <w:p>
+        <w:t>namespace HumanInTheLoop</w:t>
+      </w:r>
+    </w:p>
+    <w:p>
+      <w:pPr>
+        <w:pStyle w:val="NoSpacing"/>
+        <w:rPr>
+          <w:rFonts w:ascii="Consolas" w:hAnsi="Consolas"/>
+          <w:sz w:val="19"/>
+        </w:rPr>
+      </w:pPr>
+      <w:r>
+        <w:rPr>
+          <w:rFonts w:ascii="Consolas" w:hAnsi="Consolas"/>
+          <w:sz w:val="19"/>
+        </w:rPr>
+        <w:t>{</w:t>
+      </w:r>
+    </w:p>
+    <w:p>
+      <w:pPr>
+        <w:pStyle w:val="NoSpacing"/>
+        <w:rPr>
+          <w:rFonts w:ascii="Consolas" w:hAnsi="Consolas"/>
+          <w:sz w:val="19"/>
+        </w:rPr>
+      </w:pPr>
+      <w:r>
+        <w:rPr>
+          <w:rFonts w:ascii="Consolas" w:hAnsi="Consolas"/>
+          <w:sz w:val="19"/>
+        </w:rPr>
+        <w:t xml:space="preserve">    class Program</w:t>
+      </w:r>
+    </w:p>
+    <w:p>
+      <w:pPr>
+        <w:pStyle w:val="NoSpacing"/>
+        <w:rPr>
+          <w:rFonts w:ascii="Consolas" w:hAnsi="Consolas"/>
+          <w:sz w:val="19"/>
+        </w:rPr>
+      </w:pPr>
+      <w:r>
+        <w:rPr>
+          <w:rFonts w:ascii="Consolas" w:hAnsi="Consolas"/>
+          <w:sz w:val="19"/>
+        </w:rPr>
+        <w:t xml:space="preserve">    {</w:t>
+      </w:r>
+    </w:p>
+    <w:p>
+      <w:pPr>
+        <w:pStyle w:val="NoSpacing"/>
+        <w:rPr>
+          <w:rFonts w:ascii="Consolas" w:hAnsi="Consolas"/>
+          <w:sz w:val="19"/>
+        </w:rPr>
+      </w:pPr>
+      <w:r>
+        <w:rPr>
+          <w:rFonts w:ascii="Consolas" w:hAnsi="Consolas"/>
+          <w:sz w:val="19"/>
+        </w:rPr>
+        <w:t xml:space="preserve">        static async Task Main(string[] args)</w:t>
+      </w:r>
+    </w:p>
+    <w:p>
+      <w:pPr>
+        <w:pStyle w:val="NoSpacing"/>
+        <w:rPr>
+          <w:rFonts w:ascii="Consolas" w:hAnsi="Consolas"/>
+          <w:sz w:val="19"/>
+        </w:rPr>
+      </w:pPr>
+      <w:r>
+        <w:rPr>
+          <w:rFonts w:ascii="Consolas" w:hAnsi="Consolas"/>
+          <w:sz w:val="19"/>
+        </w:rPr>
+        <w:t xml:space="preserve">        {</w:t>
+      </w:r>
+    </w:p>
+    <w:p>
+      <w:pPr>
+        <w:pStyle w:val="NoSpacing"/>
+        <w:rPr>
+          <w:rFonts w:ascii="Consolas" w:hAnsi="Consolas"/>
+          <w:sz w:val="19"/>
+        </w:rPr>
+      </w:pPr>
+      <w:r>
+        <w:rPr>
+          <w:rFonts w:ascii="Consolas" w:hAnsi="Consolas"/>
+          <w:sz w:val="19"/>
+        </w:rPr>
+        <w:t xml:space="preserve">            // 1. Init the kernel</w:t>
+      </w:r>
+    </w:p>
+    <w:p>
+      <w:pPr>
+        <w:pStyle w:val="NoSpacing"/>
+        <w:rPr>
+          <w:rFonts w:ascii="Consolas" w:hAnsi="Consolas"/>
+          <w:sz w:val="19"/>
+        </w:rPr>
+      </w:pPr>
+      <w:r>
+        <w:rPr>
+          <w:rFonts w:ascii="Consolas" w:hAnsi="Consolas"/>
+          <w:sz w:val="19"/>
+        </w:rPr>
+        <w:t xml:space="preserve">            IKernelBuilder builder = Kernel.CreateBuilder();</w:t>
+      </w:r>
+    </w:p>
+    <w:p>
+      <w:pPr>
+        <w:pStyle w:val="NoSpacing"/>
+        <w:rPr>
+          <w:rFonts w:ascii="Consolas" w:hAnsi="Consolas"/>
+          <w:sz w:val="19"/>
+        </w:rPr>
+      </w:pPr>
+      <w:r>
+        <w:rPr>
+          <w:rFonts w:ascii="Consolas" w:hAnsi="Consolas"/>
+          <w:sz w:val="19"/>
+        </w:rPr>
+        <w:t xml:space="preserve">            string apiKey = Environment.GetEnvironmentVariable("GEMINI_API_KEY")</w:t>
+      </w:r>
+    </w:p>
+    <w:p>
+      <w:pPr>
+        <w:pStyle w:val="NoSpacing"/>
+        <w:rPr>
+          <w:rFonts w:ascii="Consolas" w:hAnsi="Consolas"/>
+          <w:sz w:val="19"/>
+        </w:rPr>
+      </w:pPr>
+      <w:r>
+        <w:rPr>
+          <w:rFonts w:ascii="Consolas" w:hAnsi="Consolas"/>
+          <w:sz w:val="19"/>
+        </w:rPr>
+        <w:t xml:space="preserve">                ?? throw new Exception("GEMINI_API_KEY is missing");</w:t>
+      </w:r>
+    </w:p>
+    <w:p>
+      <w:pPr>
+        <w:pStyle w:val="NoSpacing"/>
+        <w:rPr>
+          <w:rFonts w:ascii="Consolas" w:hAnsi="Consolas"/>
+          <w:sz w:val="19"/>
+        </w:rPr>
+      </w:pPr>
+    </w:p>
+    <w:p>
+      <w:pPr>
+        <w:pStyle w:val="NoSpacing"/>
+        <w:rPr>
+          <w:rFonts w:ascii="Consolas" w:hAnsi="Consolas"/>
+          <w:sz w:val="19"/>
+        </w:rPr>
+      </w:pPr>
+      <w:r>
+        <w:rPr>
+          <w:rFonts w:ascii="Consolas" w:hAnsi="Consolas"/>
+          <w:sz w:val="19"/>
+        </w:rPr>
+        <w:t xml:space="preserve">            builder.AddGoogleAIGeminiChatCompletion("gemini-2.5-flash", apiKey);</w:t>
+      </w:r>
+    </w:p>
+    <w:p>
+      <w:pPr>
+        <w:pStyle w:val="NoSpacing"/>
+        <w:rPr>
+          <w:rFonts w:ascii="Consolas" w:hAnsi="Consolas"/>
+          <w:sz w:val="19"/>
+        </w:rPr>
+      </w:pPr>
+      <w:r>
+        <w:rPr>
+          <w:rFonts w:ascii="Consolas" w:hAnsi="Consolas"/>
+          <w:sz w:val="19"/>
+        </w:rPr>
+        <w:t xml:space="preserve">            Kernel kernel = builder.Build();</w:t>
+      </w:r>
+    </w:p>
+    <w:p>
+      <w:pPr>
+        <w:pStyle w:val="NoSpacing"/>
+        <w:rPr>
+          <w:rFonts w:ascii="Consolas" w:hAnsi="Consolas"/>
+          <w:sz w:val="19"/>
+        </w:rPr>
+      </w:pPr>
+    </w:p>
+    <w:p>
+      <w:pPr>
+        <w:pStyle w:val="NoSpacing"/>
+        <w:rPr>
+          <w:rFonts w:ascii="Consolas" w:hAnsi="Consolas"/>
+          <w:sz w:val="19"/>
+        </w:rPr>
+      </w:pPr>
+      <w:r>
+        <w:rPr>
+          <w:rFonts w:ascii="Consolas" w:hAnsi="Consolas"/>
+          <w:sz w:val="19"/>
+        </w:rPr>
+        <w:t xml:space="preserve">            var chatService = kernel.GetRequiredService&lt;IChatCompletionService&gt;();</w:t>
+      </w:r>
+    </w:p>
+    <w:p>
+      <w:pPr>
+        <w:pStyle w:val="NoSpacing"/>
+        <w:rPr>
+          <w:rFonts w:ascii="Consolas" w:hAnsi="Consolas"/>
+          <w:sz w:val="19"/>
+        </w:rPr>
+      </w:pPr>
+    </w:p>
+    <w:p>
+      <w:pPr>
+        <w:pStyle w:val="NoSpacing"/>
+        <w:rPr>
+          <w:rFonts w:ascii="Consolas" w:hAnsi="Consolas"/>
+          <w:sz w:val="19"/>
+        </w:rPr>
+      </w:pPr>
+      <w:r>
+        <w:rPr>
+          <w:rFonts w:ascii="Consolas" w:hAnsi="Consolas"/>
+          <w:sz w:val="19"/>
+        </w:rPr>
+        <w:t xml:space="preserve">            // 2. Initialize our clean, signle-responsibility objects</w:t>
+      </w:r>
+    </w:p>
+    <w:p>
+      <w:pPr>
+        <w:pStyle w:val="NoSpacing"/>
+        <w:rPr>
+          <w:rFonts w:ascii="Consolas" w:hAnsi="Consolas"/>
+          <w:sz w:val="19"/>
+        </w:rPr>
+      </w:pPr>
+      <w:r>
+        <w:rPr>
+          <w:rFonts w:ascii="Consolas" w:hAnsi="Consolas"/>
+          <w:sz w:val="19"/>
+        </w:rPr>
+        <w:t xml:space="preserve">            string persona = "You are a Corporate Communications Directory.  Write professional, concise email announcements.";</w:t>
+      </w:r>
+    </w:p>
+    <w:p>
+      <w:pPr>
+        <w:pStyle w:val="NoSpacing"/>
+        <w:rPr>
+          <w:rFonts w:ascii="Consolas" w:hAnsi="Consolas"/>
+          <w:sz w:val="19"/>
+        </w:rPr>
+      </w:pPr>
+      <w:r>
+        <w:rPr>
+          <w:rFonts w:ascii="Consolas" w:hAnsi="Consolas"/>
+          <w:sz w:val="19"/>
+        </w:rPr>
+        <w:t xml:space="preserve">            var aiWorker = new AiWorker(chatService, persona);</w:t>
+      </w:r>
+    </w:p>
+    <w:p>
+      <w:pPr>
+        <w:pStyle w:val="NoSpacing"/>
+        <w:rPr>
+          <w:rFonts w:ascii="Consolas" w:hAnsi="Consolas"/>
+          <w:sz w:val="19"/>
+        </w:rPr>
+      </w:pPr>
+      <w:r>
+        <w:rPr>
+          <w:rFonts w:ascii="Consolas" w:hAnsi="Consolas"/>
+          <w:sz w:val="19"/>
+        </w:rPr>
+        <w:t xml:space="preserve">            var gatekeeper = new HumanGatekeeper();</w:t>
+      </w:r>
+    </w:p>
+    <w:p>
+      <w:pPr>
+        <w:pStyle w:val="NoSpacing"/>
+        <w:rPr>
+          <w:rFonts w:ascii="Consolas" w:hAnsi="Consolas"/>
+          <w:sz w:val="19"/>
+        </w:rPr>
+      </w:pPr>
+    </w:p>
+    <w:p>
+      <w:pPr>
+        <w:pStyle w:val="NoSpacing"/>
+        <w:rPr>
+          <w:rFonts w:ascii="Consolas" w:hAnsi="Consolas"/>
+          <w:sz w:val="19"/>
+        </w:rPr>
+      </w:pPr>
+      <w:r>
+        <w:rPr>
+          <w:rFonts w:ascii="Consolas" w:hAnsi="Consolas"/>
+          <w:sz w:val="19"/>
+        </w:rPr>
+        <w:t xml:space="preserve">            ChatHistory history = new ChatHistory();</w:t>
+      </w:r>
+    </w:p>
+    <w:p>
+      <w:pPr>
+        <w:pStyle w:val="NoSpacing"/>
+        <w:rPr>
+          <w:rFonts w:ascii="Consolas" w:hAnsi="Consolas"/>
+          <w:sz w:val="19"/>
+        </w:rPr>
+      </w:pPr>
+    </w:p>
+    <w:p>
+      <w:pPr>
+        <w:pStyle w:val="NoSpacing"/>
+        <w:rPr>
+          <w:rFonts w:ascii="Consolas" w:hAnsi="Consolas"/>
+          <w:sz w:val="19"/>
+        </w:rPr>
+      </w:pPr>
+      <w:r>
+        <w:rPr>
+          <w:rFonts w:ascii="Consolas" w:hAnsi="Consolas"/>
+          <w:sz w:val="19"/>
+        </w:rPr>
+        <w:t xml:space="preserve">            Console.WriteLine("Corporate Comms System Initialized.");</w:t>
+      </w:r>
+    </w:p>
+    <w:p>
+      <w:pPr>
+        <w:pStyle w:val="NoSpacing"/>
+        <w:rPr>
+          <w:rFonts w:ascii="Consolas" w:hAnsi="Consolas"/>
+          <w:sz w:val="19"/>
+        </w:rPr>
+      </w:pPr>
+      <w:r>
+        <w:rPr>
+          <w:rFonts w:ascii="Consolas" w:hAnsi="Consolas"/>
+          <w:sz w:val="19"/>
+        </w:rPr>
+        <w:t xml:space="preserve">            Console.Write("What is the top of the announcement? ");</w:t>
+      </w:r>
+    </w:p>
+    <w:p>
+      <w:pPr>
+        <w:pStyle w:val="NoSpacing"/>
+        <w:rPr>
+          <w:rFonts w:ascii="Consolas" w:hAnsi="Consolas"/>
+          <w:sz w:val="19"/>
+        </w:rPr>
+      </w:pPr>
+      <w:r>
+        <w:rPr>
+          <w:rFonts w:ascii="Consolas" w:hAnsi="Consolas"/>
+          <w:sz w:val="19"/>
+        </w:rPr>
+        <w:t xml:space="preserve">            string? topic = Console.ReadLine();</w:t>
+      </w:r>
+    </w:p>
+    <w:p>
+      <w:pPr>
+        <w:pStyle w:val="NoSpacing"/>
+        <w:rPr>
+          <w:rFonts w:ascii="Consolas" w:hAnsi="Consolas"/>
+          <w:sz w:val="19"/>
+        </w:rPr>
+      </w:pPr>
+    </w:p>
+    <w:p>
+      <w:pPr>
+        <w:pStyle w:val="NoSpacing"/>
+        <w:rPr>
+          <w:rFonts w:ascii="Consolas" w:hAnsi="Consolas"/>
+          <w:sz w:val="19"/>
+        </w:rPr>
+      </w:pPr>
+      <w:r>
+        <w:rPr>
+          <w:rFonts w:ascii="Consolas" w:hAnsi="Consolas"/>
+          <w:sz w:val="19"/>
+        </w:rPr>
+        <w:t xml:space="preserve"> </w:t>
+      </w:r>
+      <w:r>
+        <w:rPr>
+          <w:rFonts w:ascii="Consolas" w:hAnsi="Consolas"/>
+          <w:sz w:val="19"/>
+        </w:rPr>
+        <w:lastRenderedPageBreak/>
+        <w:t xml:space="preserve">           // The initial prompt sets the first 'User' role for Gemini</w:t>
+      </w:r>
+    </w:p>
+    <w:p>
+      <w:pPr>
+        <w:pStyle w:val="NoSpacing"/>
+        <w:rPr>
+          <w:rFonts w:ascii="Consolas" w:hAnsi="Consolas"/>
+          <w:sz w:val="19"/>
+        </w:rPr>
+      </w:pPr>
+      <w:r>
+        <w:rPr>
+          <w:rFonts w:ascii="Consolas" w:hAnsi="Consolas"/>
+          <w:sz w:val="19"/>
+        </w:rPr>
+        <w:t xml:space="preserve">            history.AddUserMessage($"Draft an email announcement regarding: {topic}");</w:t>
+      </w:r>
+    </w:p>
+    <w:p>
+      <w:pPr>
+        <w:pStyle w:val="NoSpacing"/>
+        <w:rPr>
+          <w:rFonts w:ascii="Consolas" w:hAnsi="Consolas"/>
+          <w:sz w:val="19"/>
+        </w:rPr>
+      </w:pPr>
+    </w:p>
+    <w:p>
+      <w:pPr>
+        <w:pStyle w:val="NoSpacing"/>
+        <w:rPr>
+          <w:rFonts w:ascii="Consolas" w:hAnsi="Consolas"/>
+          <w:sz w:val="19"/>
+        </w:rPr>
+      </w:pPr>
+      <w:r>
+        <w:rPr>
+          <w:rFonts w:ascii="Consolas" w:hAnsi="Consolas"/>
+          <w:sz w:val="19"/>
+        </w:rPr>
+        <w:t xml:space="preserve">            bool isApproved = false;</w:t>
+      </w:r>
+    </w:p>
+    <w:p>
+      <w:pPr>
+        <w:pStyle w:val="NoSpacing"/>
+        <w:rPr>
+          <w:rFonts w:ascii="Consolas" w:hAnsi="Consolas"/>
+          <w:sz w:val="19"/>
+        </w:rPr>
+      </w:pPr>
+      <w:r>
+        <w:rPr>
+          <w:rFonts w:ascii="Consolas" w:hAnsi="Consolas"/>
+          <w:sz w:val="19"/>
+        </w:rPr>
+        <w:t xml:space="preserve">            int maxRevisions = 5;</w:t>
+      </w:r>
+    </w:p>
+    <w:p>
+      <w:pPr>
+        <w:pStyle w:val="NoSpacing"/>
+        <w:rPr>
+          <w:rFonts w:ascii="Consolas" w:hAnsi="Consolas"/>
+          <w:sz w:val="19"/>
+        </w:rPr>
+      </w:pPr>
+      <w:r>
+        <w:rPr>
+          <w:rFonts w:ascii="Consolas" w:hAnsi="Consolas"/>
+          <w:sz w:val="19"/>
+        </w:rPr>
+        <w:t xml:space="preserve">            int currentRevision = 0;</w:t>
+      </w:r>
+    </w:p>
+    <w:p>
+      <w:pPr>
+        <w:pStyle w:val="NoSpacing"/>
+        <w:rPr>
+          <w:rFonts w:ascii="Consolas" w:hAnsi="Consolas"/>
+          <w:sz w:val="19"/>
+        </w:rPr>
+      </w:pPr>
+    </w:p>
+    <w:p>
+      <w:pPr>
+        <w:pStyle w:val="NoSpacing"/>
+        <w:rPr>
+          <w:rFonts w:ascii="Consolas" w:hAnsi="Consolas"/>
+          <w:sz w:val="19"/>
+        </w:rPr>
+      </w:pPr>
+      <w:r>
+        <w:rPr>
+          <w:rFonts w:ascii="Consolas" w:hAnsi="Consolas"/>
+          <w:sz w:val="19"/>
+        </w:rPr>
+        <w:t xml:space="preserve">            // 3. The Orchestration Loop</w:t>
+      </w:r>
+    </w:p>
+    <w:p>
+      <w:pPr>
+        <w:pStyle w:val="NoSpacing"/>
+        <w:rPr>
+          <w:rFonts w:ascii="Consolas" w:hAnsi="Consolas"/>
+          <w:sz w:val="19"/>
+        </w:rPr>
+      </w:pPr>
+      <w:r>
+        <w:rPr>
+          <w:rFonts w:ascii="Consolas" w:hAnsi="Consolas"/>
+          <w:sz w:val="19"/>
+        </w:rPr>
+        <w:t xml:space="preserve">            while(!isApproved &amp;&amp; currentRevision &lt; maxRevisions)</w:t>
+      </w:r>
+    </w:p>
+    <w:p>
+      <w:pPr>
+        <w:pStyle w:val="NoSpacing"/>
+        <w:rPr>
+          <w:rFonts w:ascii="Consolas" w:hAnsi="Consolas"/>
+          <w:sz w:val="19"/>
+        </w:rPr>
+      </w:pPr>
+      <w:r>
+        <w:rPr>
+          <w:rFonts w:ascii="Consolas" w:hAnsi="Consolas"/>
+          <w:sz w:val="19"/>
+        </w:rPr>
+        <w:t xml:space="preserve">            {</w:t>
+      </w:r>
+    </w:p>
+    <w:p>
+      <w:pPr>
+        <w:pStyle w:val="NoSpacing"/>
+        <w:rPr>
+          <w:rFonts w:ascii="Consolas" w:hAnsi="Consolas"/>
+          <w:sz w:val="19"/>
+        </w:rPr>
+      </w:pPr>
+      <w:r>
+        <w:rPr>
+          <w:rFonts w:ascii="Consolas" w:hAnsi="Consolas"/>
+          <w:sz w:val="19"/>
+        </w:rPr>
+        <w:t xml:space="preserve">                Console.WriteLine("\n[AI IS DRAFTING...]");</w:t>
+      </w:r>
+    </w:p>
+    <w:p>
+      <w:pPr>
+        <w:pStyle w:val="NoSpacing"/>
+        <w:rPr>
+          <w:rFonts w:ascii="Consolas" w:hAnsi="Consolas"/>
+          <w:sz w:val="19"/>
+        </w:rPr>
+      </w:pPr>
+      <w:r>
+        <w:rPr>
+          <w:rFonts w:ascii="Consolas" w:hAnsi="Consolas"/>
+          <w:sz w:val="19"/>
+        </w:rPr>
+        <w:t xml:space="preserve">                string draft = await aiWorker.GenerateDraftAsync(history);</w:t>
+      </w:r>
+    </w:p>
+    <w:p>
+      <w:pPr>
+        <w:pStyle w:val="NoSpacing"/>
+        <w:rPr>
+          <w:rFonts w:ascii="Consolas" w:hAnsi="Consolas"/>
+          <w:sz w:val="19"/>
+        </w:rPr>
+      </w:pPr>
+    </w:p>
+    <w:p>
+      <w:pPr>
+        <w:pStyle w:val="NoSpacing"/>
+        <w:rPr>
+          <w:rFonts w:ascii="Consolas" w:hAnsi="Consolas"/>
+          <w:sz w:val="19"/>
+        </w:rPr>
+      </w:pPr>
+      <w:r>
+        <w:rPr>
+          <w:rFonts w:ascii="Consolas" w:hAnsi="Consolas"/>
+          <w:sz w:val="19"/>
+        </w:rPr>
+        <w:t xml:space="preserve">                // 4. Yield control to the human</w:t>
+      </w:r>
+    </w:p>
+    <w:p>
+      <w:pPr>
+        <w:pStyle w:val="NoSpacing"/>
+        <w:rPr>
+          <w:rFonts w:ascii="Consolas" w:hAnsi="Consolas"/>
+          <w:sz w:val="19"/>
+        </w:rPr>
+      </w:pPr>
+      <w:r>
+        <w:rPr>
+          <w:rFonts w:ascii="Consolas" w:hAnsi="Consolas"/>
+          <w:sz w:val="19"/>
+        </w:rPr>
+        <w:t xml:space="preserve">                ReviewResult result = gatekeeper.ReviewDraft(draft);</w:t>
+      </w:r>
+    </w:p>
+    <w:p>
+      <w:pPr>
+        <w:pStyle w:val="NoSpacing"/>
+        <w:rPr>
+          <w:rFonts w:ascii="Consolas" w:hAnsi="Consolas"/>
+          <w:sz w:val="19"/>
+        </w:rPr>
+      </w:pPr>
+    </w:p>
+    <w:p>
+      <w:pPr>
+        <w:pStyle w:val="NoSpacing"/>
+        <w:rPr>
+          <w:rFonts w:ascii="Consolas" w:hAnsi="Consolas"/>
+          <w:sz w:val="19"/>
+        </w:rPr>
+      </w:pPr>
+      <w:r>
+        <w:rPr>
+          <w:rFonts w:ascii="Consolas" w:hAnsi="Consolas"/>
+          <w:sz w:val="19"/>
+        </w:rPr>
+        <w:t xml:space="preserve">                if (result.IsApproved)</w:t>
+      </w:r>
+    </w:p>
+    <w:p>
+      <w:pPr>
+        <w:pStyle w:val="NoSpacing"/>
+        <w:rPr>
+          <w:rFonts w:ascii="Consolas" w:hAnsi="Consolas"/>
+          <w:sz w:val="19"/>
+        </w:rPr>
+      </w:pPr>
+      <w:r>
+        <w:rPr>
+          <w:rFonts w:ascii="Consolas" w:hAnsi="Consolas"/>
+          <w:sz w:val="19"/>
+        </w:rPr>
+        <w:t xml:space="preserve">                {</w:t>
+      </w:r>
+    </w:p>
+    <w:p>
+      <w:pPr>
+        <w:pStyle w:val="NoSpacing"/>
+        <w:rPr>
+          <w:rFonts w:ascii="Consolas" w:hAnsi="Consolas"/>
+          <w:sz w:val="19"/>
+        </w:rPr>
+      </w:pPr>
+      <w:r>
+        <w:rPr>
+          <w:rFonts w:ascii="Consolas" w:hAnsi="Consolas"/>
+          <w:sz w:val="19"/>
+        </w:rPr>
+        <w:t xml:space="preserve">                    isApproved = true;</w:t>
+      </w:r>
+    </w:p>
+    <w:p>
+      <w:pPr>
+        <w:pStyle w:val="NoSpacing"/>
+        <w:rPr>
+          <w:rFonts w:ascii="Consolas" w:hAnsi="Consolas"/>
+          <w:sz w:val="19"/>
+        </w:rPr>
+      </w:pPr>
+      <w:r>
+        <w:rPr>
+          <w:rFonts w:ascii="Consolas" w:hAnsi="Consolas"/>
+          <w:sz w:val="19"/>
+        </w:rPr>
+        <w:t xml:space="preserve">                    Console.WriteLine</w:t>
+      </w:r>
+      <w:r>
+        <w:rPr>
+          <w:rFonts w:ascii="Consolas" w:hAnsi="Consolas"/>
+          <w:sz w:val="19"/>
+        </w:rPr>
+        <w:lastRenderedPageBreak/>
+        <w:t>("\nThe announcement has been approved and is ready to send.");</w:t>
+      </w:r>
+    </w:p>
+    <w:p>
+      <w:pPr>
+        <w:pStyle w:val="NoSpacing"/>
+        <w:rPr>
+          <w:rFonts w:ascii="Consolas" w:hAnsi="Consolas"/>
+          <w:sz w:val="19"/>
+        </w:rPr>
+      </w:pPr>
+      <w:r>
+        <w:rPr>
+          <w:rFonts w:ascii="Consolas" w:hAnsi="Consolas"/>
+          <w:sz w:val="19"/>
+        </w:rPr>
+        <w:t xml:space="preserve">                }</w:t>
+      </w:r>
+    </w:p>
+    <w:p>
+      <w:pPr>
+        <w:pStyle w:val="NoSpacing"/>
+        <w:rPr>
+          <w:rFonts w:ascii="Consolas" w:hAnsi="Consolas"/>
+          <w:sz w:val="19"/>
+        </w:rPr>
+      </w:pPr>
+      <w:r>
+        <w:rPr>
+          <w:rFonts w:ascii="Consolas" w:hAnsi="Consolas"/>
+          <w:sz w:val="19"/>
+        </w:rPr>
+        <w:t xml:space="preserve">                else</w:t>
+      </w:r>
+    </w:p>
+    <w:p>
+      <w:pPr>
+        <w:pStyle w:val="NoSpacing"/>
+        <w:rPr>
+          <w:rFonts w:ascii="Consolas" w:hAnsi="Consolas"/>
+          <w:sz w:val="19"/>
+        </w:rPr>
+      </w:pPr>
+      <w:r>
+        <w:rPr>
+          <w:rFonts w:ascii="Consolas" w:hAnsi="Consolas"/>
+          <w:sz w:val="19"/>
+        </w:rPr>
+        <w:t xml:space="preserve">                {</w:t>
+      </w:r>
+    </w:p>
+    <w:p>
+      <w:pPr>
+        <w:pStyle w:val="NoSpacing"/>
+        <w:rPr>
+          <w:rFonts w:ascii="Consolas" w:hAnsi="Consolas"/>
+          <w:sz w:val="19"/>
+        </w:rPr>
+      </w:pPr>
+      <w:r>
+        <w:rPr>
+          <w:rFonts w:ascii="Consolas" w:hAnsi="Consolas"/>
+          <w:sz w:val="19"/>
+        </w:rPr>
+        <w:t xml:space="preserve">                    // GEMINI PROTOCOL: The human's feedback naturally acts as the 'User' role,</w:t>
+      </w:r>
+    </w:p>
+    <w:p>
+      <w:pPr>
+        <w:pStyle w:val="NoSpacing"/>
+        <w:rPr>
+          <w:rFonts w:ascii="Consolas" w:hAnsi="Consolas"/>
+          <w:sz w:val="19"/>
+        </w:rPr>
+      </w:pPr>
+      <w:r>
+        <w:rPr>
+          <w:rFonts w:ascii="Consolas" w:hAnsi="Consolas"/>
+          <w:sz w:val="19"/>
+        </w:rPr>
+        <w:t xml:space="preserve">                    // perfectly satisfying Gemini's User -&gt; Assistant -&gt; User requirement.</w:t>
+      </w:r>
+    </w:p>
+    <w:p>
+      <w:pPr>
+        <w:pStyle w:val="NoSpacing"/>
+        <w:rPr>
+          <w:rFonts w:ascii="Consolas" w:hAnsi="Consolas"/>
+          <w:sz w:val="19"/>
+        </w:rPr>
+      </w:pPr>
+      <w:r>
+        <w:rPr>
+          <w:rFonts w:ascii="Consolas" w:hAnsi="Consolas"/>
+          <w:sz w:val="19"/>
+        </w:rPr>
+        <w:t xml:space="preserve">                    history.AddUserMessage($"The draft was rejected.  Please review based on this feedback: {result.Feedback}");</w:t>
+      </w:r>
+    </w:p>
+    <w:p>
+      <w:pPr>
+        <w:pStyle w:val="NoSpacing"/>
+        <w:rPr>
+          <w:rFonts w:ascii="Consolas" w:hAnsi="Consolas"/>
+          <w:sz w:val="19"/>
+        </w:rPr>
+      </w:pPr>
+      <w:r>
+        <w:rPr>
+          <w:rFonts w:ascii="Consolas" w:hAnsi="Consolas"/>
+          <w:sz w:val="19"/>
+        </w:rPr>
+        <w:t xml:space="preserve">                    Console.WriteLine("\nSending feedback to  the AI...");</w:t>
+      </w:r>
+    </w:p>
+    <w:p>
+      <w:pPr>
+        <w:pStyle w:val="NoSpacing"/>
+        <w:rPr>
+          <w:rFonts w:ascii="Consolas" w:hAnsi="Consolas"/>
+          <w:sz w:val="19"/>
+        </w:rPr>
+      </w:pPr>
+      <w:r>
+        <w:rPr>
+          <w:rFonts w:ascii="Consolas" w:hAnsi="Consolas"/>
+          <w:sz w:val="19"/>
+        </w:rPr>
+        <w:t xml:space="preserve">                }</w:t>
+      </w:r>
+    </w:p>
+    <w:p>
+      <w:pPr>
+        <w:pStyle w:val="NoSpacing"/>
+        <w:rPr>
+          <w:rFonts w:ascii="Consolas" w:hAnsi="Consolas"/>
+          <w:sz w:val="19"/>
+        </w:rPr>
+      </w:pPr>
+    </w:p>
+    <w:p>
+      <w:pPr>
+        <w:pStyle w:val="NoSpacing"/>
+        <w:rPr>
+          <w:rFonts w:ascii="Consolas" w:hAnsi="Consolas"/>
+          <w:sz w:val="19"/>
+        </w:rPr>
+      </w:pPr>
+      <w:r>
+        <w:rPr>
+          <w:rFonts w:ascii="Consolas" w:hAnsi="Consolas"/>
+          <w:sz w:val="19"/>
+        </w:rPr>
+        <w:t xml:space="preserve">                currentRevision++;</w:t>
+      </w:r>
+    </w:p>
+    <w:p>
+      <w:pPr>
+        <w:pStyle w:val="NoSpacing"/>
+        <w:rPr>
+          <w:rFonts w:ascii="Consolas" w:hAnsi="Consolas"/>
+          <w:sz w:val="19"/>
+        </w:rPr>
+      </w:pPr>
+      <w:r>
+        <w:rPr>
+          <w:rFonts w:ascii="Consolas" w:hAnsi="Consolas"/>
+          <w:sz w:val="19"/>
+        </w:rPr>
+        <w:t xml:space="preserve">            }</w:t>
+      </w:r>
+    </w:p>
+    <w:p>
+      <w:pPr>
+        <w:pStyle w:val="NoSpacing"/>
+        <w:rPr>
+          <w:rFonts w:ascii="Consolas" w:hAnsi="Consolas"/>
+          <w:sz w:val="19"/>
+        </w:rPr>
+      </w:pPr>
+    </w:p>
+    <w:p>
+      <w:pPr>
+        <w:pStyle w:val="NoSpacing"/>
+        <w:rPr>
+          <w:rFonts w:ascii="Consolas" w:hAnsi="Consolas"/>
+          <w:sz w:val="19"/>
+        </w:rPr>
+      </w:pPr>
+      <w:r>
+        <w:rPr>
+          <w:rFonts w:ascii="Consolas" w:hAnsi="Consolas"/>
+          <w:sz w:val="19"/>
+        </w:rPr>
+        <w:t xml:space="preserve">            if (!isApproved)</w:t>
+      </w:r>
+    </w:p>
+    <w:p>
+      <w:pPr>
+        <w:pStyle w:val="NoSpacing"/>
+        <w:rPr>
+          <w:rFonts w:ascii="Consolas" w:hAnsi="Consolas"/>
+          <w:sz w:val="19"/>
+        </w:rPr>
+      </w:pPr>
+      <w:r>
+        <w:rPr>
+          <w:rFonts w:ascii="Consolas" w:hAnsi="Consolas"/>
+          <w:sz w:val="19"/>
+        </w:rPr>
+        <w:t xml:space="preserve">            {</w:t>
+      </w:r>
+    </w:p>
+    <w:p>
+      <w:pPr>
+        <w:pStyle w:val="NoSpacing"/>
+        <w:rPr>
+          <w:rFonts w:ascii="Consolas" w:hAnsi="Consolas"/>
+          <w:sz w:val="19"/>
+        </w:rPr>
+      </w:pPr>
+      <w:r>
+        <w:rPr>
+          <w:rFonts w:ascii="Consolas" w:hAnsi="Consolas"/>
+          <w:sz w:val="19"/>
+        </w:rPr>
+        <w:t xml:space="preserve">                Console.WriteLine("\n Maximum revisions reached.  Workflow stopped.");</w:t>
+      </w:r>
+    </w:p>
+    <w:p>
+      <w:pPr>
+        <w:pStyle w:val="NoSpacing"/>
+        <w:rPr>
+          <w:rFonts w:ascii="Consolas" w:hAnsi="Consolas"/>
+          <w:sz w:val="19"/>
+        </w:rPr>
+      </w:pPr>
+      <w:r>
+        <w:rPr>
+          <w:rFonts w:ascii="Consolas" w:hAnsi="Consolas"/>
+          <w:sz w:val="19"/>
+        </w:rPr>
+        <w:t xml:space="preserve">            }</w:t>
+      </w:r>
+    </w:p>
+    <w:p>
+      <w:pPr>
+        <w:pStyle w:val="NoSpacing"/>
+        <w:rPr>
+          <w:rFonts w:ascii="Consolas" w:hAnsi="Consolas"/>
+          <w:sz w:val="19"/>
+        </w:rPr>
+      </w:pPr>
+    </w:p>
+    <w:p>
+      <w:pPr>
+        <w:pStyle w:val="NoSpacing"/>
+        <w:rPr>
+          <w:rFonts w:ascii="Consolas" w:hAnsi="Consolas"/>
+          <w:sz w:val="19"/>
+        </w:rPr>
+      </w:pPr>
+      <w:r>
+        <w:rPr>
+          <w:rFonts w:ascii="Consolas" w:hAnsi="Consolas"/>
+          <w:sz w:val="19"/>
+        </w:rPr>
+        <w:t xml:space="preserve">        }</w:t>
+      </w:r>
+    </w:p>
+    <w:p>
+      <w:pPr>
+        <w:pStyle w:val="NoSpacing"/>
+        <w:rPr>
+          <w:rFonts w:ascii="Consolas" w:hAnsi="Consolas"/>
+          <w:sz w:val="19"/>
+        </w:rPr>
+      </w:pPr>
+      <w:r>
+        <w:rPr>
+          <w:rFonts w:ascii="Consolas" w:hAnsi="Consolas"/>
+          <w:sz w:val="19"/>
+        </w:rPr>
+        <w:t xml:space="preserve">    }</w:t>
+      </w:r>
+    </w:p>
+    <w:p>
+      <w:pPr>
+        <w:pStyle w:val="NoSpacing"/>
+        <w:rPr>
+          <w:rFonts w:ascii="Consolas" w:hAnsi="Consolas"/>
+          <w:sz w:val="19"/>
+        </w:rPr>
+      </w:pPr>
+      <w:r>
+        <w:rPr>
+          <w:rFonts w:ascii="Consolas" w:hAnsi="Consolas"/>
+          <w:sz w:val="19"/>
+        </w:rPr>
+        <w:t>}</w:t>
+      </w:r>
+    </w:p>
+    <w:p/>
+    <w:p>
+      <w:pPr>
+        <w:rPr>
+          <w:b/>
+        </w:rPr>
+      </w:pPr>
+      <w:r>
+        <w:rPr>
+          <w:b/>
+        </w:rPr>
+        <w:t>AiWorker.cs</w:t>
+      </w:r>
+    </w:p>
+    <w:p>
+      <w:pPr>
+        <w:pStyle w:val="NoSpacing"/>
+        <w:rPr>
+          <w:rFonts w:ascii="Consolas" w:hAnsi="Consolas"/>
+          <w:sz w:val="19"/>
+        </w:rPr>
+      </w:pPr>
+      <w:r>
+        <w:rPr>
+          <w:rFonts w:ascii="Consolas" w:hAnsi="Consolas"/>
+          <w:sz w:val="19"/>
+        </w:rPr>
+        <w:t>// AiWorker</w:t>
+      </w:r>
+    </w:p>
+    <w:p>
+      <w:pPr>
+        <w:pStyle w:val="NoSpacing"/>
+        <w:rPr>
+          <w:rFonts w:ascii="Consolas" w:hAnsi="Consolas"/>
+          <w:sz w:val="19"/>
+        </w:rPr>
+      </w:pPr>
+      <w:r>
+        <w:rPr>
+          <w:rFonts w:ascii="Consolas" w:hAnsi="Consolas"/>
+          <w:sz w:val="19"/>
+        </w:rPr>
+        <w:t>// ---------------------------------------------------------------------------</w:t>
+      </w:r>
+    </w:p>
+    <w:p>
+      <w:pPr>
+        <w:pStyle w:val="NoSpacing"/>
+        <w:rPr>
+          <w:rFonts w:ascii="Consolas" w:hAnsi="Consolas"/>
+          <w:sz w:val="19"/>
+        </w:rPr>
+      </w:pPr>
+      <w:r>
+        <w:rPr>
+          <w:rFonts w:ascii="Consolas" w:hAnsi="Consolas"/>
+          <w:sz w:val="19"/>
+        </w:rPr>
+        <w:t>// Encapsulates the AI persona and the persona-swapping orchestration logic</w:t>
+      </w:r>
+    </w:p>
+    <w:p>
+      <w:pPr>
+        <w:pStyle w:val="NoSpacing"/>
+        <w:rPr>
+          <w:rFonts w:ascii="Consolas" w:hAnsi="Consolas"/>
+          <w:sz w:val="19"/>
+        </w:rPr>
+      </w:pPr>
+      <w:r>
+        <w:rPr>
+          <w:rFonts w:ascii="Consolas" w:hAnsi="Consolas"/>
+          <w:sz w:val="19"/>
+        </w:rPr>
+        <w:t>// (inject system message, generate, remove system message) so Program.cs can</w:t>
+      </w:r>
+    </w:p>
+    <w:p>
+      <w:pPr>
+        <w:pStyle w:val="NoSpacing"/>
+        <w:rPr>
+          <w:rFonts w:ascii="Consolas" w:hAnsi="Consolas"/>
+          <w:sz w:val="19"/>
+        </w:rPr>
+      </w:pPr>
+      <w:r>
+        <w:rPr>
+          <w:rFonts w:ascii="Consolas" w:hAnsi="Consolas"/>
+          <w:sz w:val="19"/>
+        </w:rPr>
+        <w:t>// stay a clean, high-level orchestration script.</w:t>
+      </w:r>
+    </w:p>
+    <w:p>
+      <w:pPr>
+        <w:pStyle w:val="NoSpacing"/>
+        <w:rPr>
+          <w:rFonts w:ascii="Consolas" w:hAnsi="Consolas"/>
+          <w:sz w:val="19"/>
+        </w:rPr>
+      </w:pPr>
+      <w:r>
+        <w:rPr>
+          <w:rFonts w:ascii="Consolas" w:hAnsi="Consolas"/>
+          <w:sz w:val="19"/>
+        </w:rPr>
+        <w:t>using Microsoft.SemanticKernel;</w:t>
+      </w:r>
+    </w:p>
+    <w:p>
+      <w:pPr>
+        <w:pStyle w:val="NoSpacing"/>
+        <w:rPr>
+          <w:rFonts w:ascii="Consolas" w:hAnsi="Consolas"/>
+          <w:sz w:val="19"/>
+        </w:rPr>
+      </w:pPr>
+      <w:r>
+        <w:rPr>
+          <w:rFonts w:ascii="Consolas" w:hAnsi="Consolas"/>
+          <w:sz w:val="19"/>
+        </w:rPr>
+        <w:t>using Microsoft.SemanticKernel.ChatCompletion;</w:t>
+      </w:r>
+    </w:p>
+    <w:p>
+      <w:pPr>
+        <w:pStyle w:val="NoSpacing"/>
+        <w:rPr>
+          <w:rFonts w:ascii="Consolas" w:hAnsi="Consolas"/>
+          <w:sz w:val="19"/>
+        </w:rPr>
+      </w:pPr>
+    </w:p>
+    <w:p>
+      <w:pPr>
+        <w:pStyle w:val="NoSpacing"/>
+        <w:rPr>
+          <w:rFonts w:ascii="Consolas" w:hAnsi="Consolas"/>
+          <w:sz w:val="19"/>
+        </w:rPr>
+      </w:pPr>
+      <w:r>
+        <w:rPr>
+          <w:rFonts w:ascii="Consolas" w:hAnsi="Consolas"/>
+          <w:sz w:val="19"/>
+        </w:rPr>
+        <w:t>namespace HumanInTheLoop</w:t>
+      </w:r>
+    </w:p>
+    <w:p>
+      <w:pPr>
+        <w:pStyle w:val="NoSpacing"/>
+        <w:rPr>
+          <w:rFonts w:ascii="Consolas" w:hAnsi="Consolas"/>
+          <w:sz w:val="19"/>
+        </w:rPr>
+      </w:pPr>
+      <w:r>
+        <w:rPr>
+          <w:rFonts w:ascii="Consolas" w:hAnsi="Consolas"/>
+          <w:sz w:val="19"/>
+        </w:rPr>
+        <w:t>{</w:t>
+      </w:r>
+    </w:p>
+    <w:p>
+      <w:pPr>
+        <w:pStyle w:val="NoSpacing"/>
+        <w:rPr>
+          <w:rFonts w:ascii="Consolas" w:hAnsi="Consolas"/>
+          <w:sz w:val="19"/>
+        </w:rPr>
+      </w:pPr>
+      <w:r>
+        <w:rPr>
+          <w:rFonts w:ascii="Consolas" w:hAnsi="Consolas"/>
+          <w:sz w:val="19"/>
+        </w:rPr>
+        <w:t xml:space="preserve">    /// &lt;summary&gt;</w:t>
+      </w:r>
+    </w:p>
+    <w:p>
+      <w:pPr>
+        <w:pStyle w:val="NoSpacing"/>
+        <w:rPr>
+          <w:rFonts w:ascii="Consolas" w:hAnsi="Consolas"/>
+          <w:sz w:val="19"/>
+        </w:rPr>
+      </w:pPr>
+      <w:r>
+        <w:rPr>
+          <w:rFonts w:ascii="Consolas" w:hAnsi="Consolas"/>
+          <w:sz w:val="19"/>
+        </w:rPr>
+        <w:t xml:space="preserve">    /// Encapsulates the AI Persona and the Native Orchestration logic required to communicate with Gemini</w:t>
+      </w:r>
+    </w:p>
+    <w:p>
+      <w:pPr>
+        <w:pStyle w:val="NoSpacing"/>
+        <w:rPr>
+          <w:rFonts w:ascii="Consolas" w:hAnsi="Consolas"/>
+          <w:sz w:val="19"/>
+        </w:rPr>
+      </w:pPr>
+      <w:r>
+        <w:rPr>
+          <w:rFonts w:ascii="Consolas" w:hAnsi="Consolas"/>
+          <w:sz w:val="19"/>
+        </w:rPr>
+        <w:t xml:space="preserve">    /// &lt;/summary&gt;</w:t>
+      </w:r>
+    </w:p>
+    <w:p>
+      <w:pPr>
+        <w:pStyle w:val="NoSpacing"/>
+        <w:rPr>
+          <w:rFonts w:ascii="Consolas" w:hAnsi="Consolas"/>
+          <w:sz w:val="19"/>
+        </w:rPr>
+      </w:pPr>
+      <w:r>
+        <w:rPr>
+          <w:rFonts w:ascii="Consolas" w:hAnsi="Consolas"/>
+          <w:sz w:val="19"/>
+        </w:rPr>
+        <w:t xml:space="preserve">    internal class AiWorker</w:t>
+      </w:r>
+    </w:p>
+    <w:p>
+      <w:pPr>
+        <w:pStyle w:val="NoSpacing"/>
+        <w:rPr>
+          <w:rFonts w:ascii="Consolas" w:hAnsi="Consolas"/>
+          <w:sz w:val="19"/>
+        </w:rPr>
+      </w:pPr>
+      <w:r>
+        <w:rPr>
+          <w:rFonts w:ascii="Consolas" w:hAnsi="Consolas"/>
+          <w:sz w:val="19"/>
+        </w:rPr>
+        <w:t xml:space="preserve">    {</w:t>
+      </w:r>
+    </w:p>
+    <w:p>
+      <w:pPr>
+        <w:pStyle w:val="NoSpacing"/>
+        <w:rPr>
+          <w:rFonts w:ascii="Consolas" w:hAnsi="Consolas"/>
+          <w:sz w:val="19"/>
+        </w:rPr>
+      </w:pPr>
+      <w:r>
+        <w:rPr>
+          <w:rFonts w:ascii="Consolas" w:hAnsi="Consolas"/>
+          <w:sz w:val="19"/>
+        </w:rPr>
+        <w:t xml:space="preserve">        private readonly IChatCompletionService _chatService;</w:t>
+      </w:r>
+    </w:p>
+    <w:p>
+      <w:pPr>
+        <w:pStyle w:val="NoSpacing"/>
+        <w:rPr>
+          <w:rFonts w:ascii="Consolas" w:hAnsi="Consolas"/>
+          <w:sz w:val="19"/>
+        </w:rPr>
+      </w:pPr>
+      <w:r>
+        <w:rPr>
+          <w:rFonts w:ascii="Consolas" w:hAnsi="Consolas"/>
+          <w:sz w:val="19"/>
+        </w:rPr>
+        <w:t xml:space="preserve">        private readonly string _persona;</w:t>
+      </w:r>
+    </w:p>
+    <w:p>
+      <w:pPr>
+        <w:pStyle w:val="NoSpacing"/>
+        <w:rPr>
+          <w:rFonts w:ascii="Consolas" w:hAnsi="Consolas"/>
+          <w:sz w:val="19"/>
+        </w:rPr>
+      </w:pPr>
+    </w:p>
+    <w:p>
+      <w:pPr>
+        <w:pStyle w:val="NoSpacing"/>
+        <w:rPr>
+          <w:rFonts w:ascii="Consolas" w:hAnsi="Consolas"/>
+          <w:sz w:val="19"/>
+        </w:rPr>
+      </w:pPr>
+      <w:r>
+        <w:rPr>
+          <w:rFonts w:ascii="Consolas" w:hAnsi="Consolas"/>
+          <w:sz w:val="19"/>
+        </w:rPr>
+        <w:t xml:space="preserve">        public AiWorker(IChatCompletionService chatService, string persona)</w:t>
+      </w:r>
+    </w:p>
+    <w:p>
+      <w:pPr>
+        <w:pStyle w:val="NoSpacing"/>
+        <w:rPr>
+          <w:rFonts w:ascii="Consolas" w:hAnsi="Consolas"/>
+          <w:sz w:val="19"/>
+        </w:rPr>
+      </w:pPr>
+      <w:r>
+        <w:rPr>
+          <w:rFonts w:ascii="Consolas" w:hAnsi="Consolas"/>
+          <w:sz w:val="19"/>
+        </w:rPr>
+        <w:t xml:space="preserve">        {</w:t>
+      </w:r>
+    </w:p>
+    <w:p>
+      <w:pPr>
+        <w:pStyle w:val="NoSpacing"/>
+        <w:rPr>
+          <w:rFonts w:ascii="Consolas" w:hAnsi="Consolas"/>
+          <w:sz w:val="19"/>
+        </w:rPr>
+      </w:pPr>
+      <w:r>
+        <w:rPr>
+          <w:rFonts w:ascii="Consolas" w:hAnsi="Consolas"/>
+          <w:sz w:val="19"/>
+        </w:rPr>
+        <w:t xml:space="preserve">            _chatService = chatService;</w:t>
+      </w:r>
+    </w:p>
+    <w:p>
+      <w:pPr>
+        <w:pStyle w:val="NoSpacing"/>
+        <w:rPr>
+          <w:rFonts w:ascii="Consolas" w:hAnsi="Consolas"/>
+          <w:sz w:val="19"/>
+        </w:rPr>
+      </w:pPr>
+      <w:r>
+        <w:rPr>
+          <w:rFonts w:ascii="Consolas" w:hAnsi="Consolas"/>
+          <w:sz w:val="19"/>
+        </w:rPr>
+        <w:t xml:space="preserve">            _persona = persona;</w:t>
+      </w:r>
+    </w:p>
+    <w:p>
+      <w:pPr>
+        <w:pStyle w:val="NoSpacing"/>
+        <w:rPr>
+          <w:rFonts w:ascii="Consolas" w:hAnsi="Consolas"/>
+          <w:sz w:val="19"/>
+        </w:rPr>
+      </w:pPr>
+      <w:r>
+        <w:rPr>
+          <w:rFonts w:ascii="Consolas" w:hAnsi="Consolas"/>
+          <w:sz w:val="19"/>
+        </w:rPr>
+        <w:t xml:space="preserve">        }</w:t>
+      </w:r>
+    </w:p>
+    <w:p>
+      <w:pPr>
+        <w:pStyle w:val="NoSpacing"/>
+        <w:rPr>
+          <w:rFonts w:ascii="Consolas" w:hAnsi="Consolas"/>
+          <w:sz w:val="19"/>
+        </w:rPr>
+      </w:pPr>
+    </w:p>
+    <w:p>
+      <w:pPr>
+        <w:pStyle w:val="NoSpacing"/>
+        <w:rPr>
+          <w:rFonts w:ascii="Consolas" w:hAnsi="Consolas"/>
+          <w:sz w:val="19"/>
+        </w:rPr>
+      </w:pPr>
+      <w:r>
+        <w:rPr>
+          <w:rFonts w:ascii="Consolas" w:hAnsi="Consolas"/>
+          <w:sz w:val="19"/>
+        </w:rPr>
+        <w:t xml:space="preserve">        public async Task&lt;string&gt; GenerateDraftAsync(ChatHistory history)</w:t>
+      </w:r>
+    </w:p>
+    <w:p>
+      <w:pPr>
+        <w:pStyle w:val="NoSpacing"/>
+        <w:rPr>
+          <w:rFonts w:ascii="Consolas" w:hAnsi="Consolas"/>
+          <w:sz w:val="19"/>
+        </w:rPr>
+      </w:pPr>
+      <w:r>
+        <w:rPr>
+          <w:rFonts w:ascii="Consolas" w:hAnsi="Consolas"/>
+          <w:sz w:val="19"/>
+        </w:rPr>
+        <w:t xml:space="preserve">        {</w:t>
+      </w:r>
+    </w:p>
+    <w:p>
+      <w:pPr>
+        <w:pStyle w:val="NoSpacing"/>
+        <w:rPr>
+          <w:rFonts w:ascii="Consolas" w:hAnsi="Consolas"/>
+          <w:sz w:val="19"/>
+        </w:rPr>
+      </w:pPr>
+      <w:r>
+        <w:rPr>
+          <w:rFonts w:ascii="Consolas" w:hAnsi="Consolas"/>
+          <w:sz w:val="19"/>
+        </w:rPr>
+        <w:t xml:space="preserve">            // 1. Inject the System Perona at the top of the history</w:t>
+      </w:r>
+    </w:p>
+    <w:p>
+      <w:pPr>
+        <w:pStyle w:val="NoSpacing"/>
+        <w:rPr>
+          <w:rFonts w:ascii="Consolas" w:hAnsi="Consolas"/>
+          <w:sz w:val="19"/>
+        </w:rPr>
+      </w:pPr>
+      <w:r>
+        <w:rPr>
+          <w:rFonts w:ascii="Consolas" w:hAnsi="Consolas"/>
+          <w:sz w:val="19"/>
+        </w:rPr>
+        <w:t xml:space="preserve">            var systemMessage = new ChatMessageContent(AuthorRole.System, _persona);</w:t>
+      </w:r>
+    </w:p>
+    <w:p>
+      <w:pPr>
+        <w:pStyle w:val="NoSpacing"/>
+        <w:rPr>
+          <w:rFonts w:ascii="Consolas" w:hAnsi="Consolas"/>
+          <w:sz w:val="19"/>
+        </w:rPr>
+      </w:pPr>
+      <w:r>
+        <w:rPr>
+          <w:rFonts w:ascii="Consolas" w:hAnsi="Consolas"/>
+          <w:sz w:val="19"/>
+        </w:rPr>
+        <w:t xml:space="preserve">            history.Insert(0, systemMessage);</w:t>
+      </w:r>
+    </w:p>
+    <w:p>
+      <w:pPr>
+        <w:pStyle w:val="NoSpacing"/>
+        <w:rPr>
+          <w:rFonts w:ascii="Consolas" w:hAnsi="Consolas"/>
+          <w:sz w:val="19"/>
+        </w:rPr>
+      </w:pPr>
+    </w:p>
+    <w:p>
+      <w:pPr>
+        <w:pStyle w:val="NoSpacing"/>
+        <w:rPr>
+          <w:rFonts w:ascii="Consolas" w:hAnsi="Consolas"/>
+          <w:sz w:val="19"/>
+        </w:rPr>
+      </w:pPr>
+      <w:r>
+        <w:rPr>
+          <w:rFonts w:ascii="Consolas" w:hAnsi="Consolas"/>
+          <w:sz w:val="19"/>
+        </w:rPr>
+        <w:t xml:space="preserve">            // 2. enerate the draft using Gemini</w:t>
+      </w:r>
+    </w:p>
+    <w:p>
+      <w:pPr>
+        <w:pStyle w:val="NoSpacing"/>
+        <w:rPr>
+          <w:rFonts w:ascii="Consolas" w:hAnsi="Consolas"/>
+          <w:sz w:val="19"/>
+        </w:rPr>
+      </w:pPr>
+      <w:r>
+        <w:rPr>
+          <w:rFonts w:ascii="Consolas" w:hAnsi="Consolas"/>
+          <w:sz w:val="19"/>
+        </w:rPr>
+        <w:t xml:space="preserve">            var result = await _chatService.GetChatMessageContentAsync(history);</w:t>
+      </w:r>
+    </w:p>
+    <w:p>
+      <w:pPr>
+        <w:pStyle w:val="NoSpacing"/>
+        <w:rPr>
+          <w:rFonts w:ascii="Consolas" w:hAnsi="Consolas"/>
+          <w:sz w:val="19"/>
+        </w:rPr>
+      </w:pPr>
+      <w:r>
+        <w:rPr>
+          <w:rFonts w:ascii="Consolas" w:hAnsi="Consolas"/>
+          <w:sz w:val="19"/>
+        </w:rPr>
+        <w:t xml:space="preserve">            string draft = result.Content ?? "No draft generated.";</w:t>
+      </w:r>
+    </w:p>
+    <w:p>
+      <w:pPr>
+        <w:pStyle w:val="NoSpacing"/>
+        <w:rPr>
+          <w:rFonts w:ascii="Consolas" w:hAnsi="Consolas"/>
+          <w:sz w:val="19"/>
+        </w:rPr>
+      </w:pPr>
+    </w:p>
+    <w:p>
+      <w:pPr>
+        <w:pStyle w:val="NoSpacing"/>
+        <w:rPr>
+          <w:rFonts w:ascii="Consolas" w:hAnsi="Consolas"/>
+          <w:sz w:val="19"/>
+        </w:rPr>
+      </w:pPr>
+      <w:r>
+        <w:rPr>
+          <w:rFonts w:ascii="Consolas" w:hAnsi="Consolas"/>
+          <w:sz w:val="19"/>
+        </w:rPr>
+        <w:t xml:space="preserve">            // 3. Clean up the Persona to keep history pure, then append the AI's response</w:t>
+      </w:r>
+    </w:p>
+    <w:p>
+      <w:pPr>
+        <w:pStyle w:val="NoSpacing"/>
+        <w:rPr>
+          <w:rFonts w:ascii="Consolas" w:hAnsi="Consolas"/>
+          <w:sz w:val="19"/>
+        </w:rPr>
+      </w:pPr>
+      <w:r>
+        <w:rPr>
+          <w:rFonts w:ascii="Consolas" w:hAnsi="Consolas"/>
+          <w:sz w:val="19"/>
+        </w:rPr>
+        <w:t xml:space="preserve">            history.RemoveAt(0);</w:t>
+      </w:r>
+    </w:p>
+    <w:p>
+      <w:pPr>
+        <w:pStyle w:val="NoSpacing"/>
+        <w:rPr>
+          <w:rFonts w:ascii="Consolas" w:hAnsi="Consolas"/>
+          <w:sz w:val="19"/>
+        </w:rPr>
+      </w:pPr>
+      <w:r>
+        <w:rPr>
+          <w:rFonts w:ascii="Consolas" w:hAnsi="Consolas"/>
+          <w:sz w:val="19"/>
+        </w:rPr>
+        <w:t xml:space="preserve">            history.AddAssistantMessage(draft);</w:t>
+      </w:r>
+    </w:p>
+    <w:p>
+      <w:pPr>
+        <w:pStyle w:val="NoSpacing"/>
+        <w:rPr>
+          <w:rFonts w:ascii="Consolas" w:hAnsi="Consolas"/>
+          <w:sz w:val="19"/>
+        </w:rPr>
+      </w:pPr>
+    </w:p>
+    <w:p>
+      <w:pPr>
+        <w:pStyle w:val="NoSpacing"/>
+        <w:rPr>
+          <w:rFonts w:ascii="Consolas" w:hAnsi="Consolas"/>
+          <w:sz w:val="19"/>
+        </w:rPr>
+      </w:pPr>
+      <w:r>
+        <w:rPr>
+          <w:rFonts w:ascii="Consolas" w:hAnsi="Consolas"/>
+          <w:sz w:val="19"/>
+        </w:rPr>
+        <w:t xml:space="preserve">            return draft;</w:t>
+      </w:r>
+    </w:p>
+    <w:p>
+      <w:pPr>
+        <w:pStyle w:val="NoSpacing"/>
+        <w:rPr>
+          <w:rFonts w:ascii="Consolas" w:hAnsi="Consolas"/>
+          <w:sz w:val="19"/>
+        </w:rPr>
+      </w:pPr>
+      <w:r>
+        <w:rPr>
+          <w:rFonts w:ascii="Consolas" w:hAnsi="Consolas"/>
+          <w:sz w:val="19"/>
+        </w:rPr>
+        <w:t xml:space="preserve">        }</w:t>
+      </w:r>
+    </w:p>
+    <w:p>
+      <w:pPr>
+        <w:pStyle w:val="NoSpacing"/>
+        <w:rPr>
+          <w:rFonts w:ascii="Consolas" w:hAnsi="Consolas"/>
+          <w:sz w:val="19"/>
+        </w:rPr>
+      </w:pPr>
+    </w:p>
+    <w:p>
+      <w:pPr>
+        <w:pStyle w:val="NoSpacing"/>
+        <w:rPr>
+          <w:rFonts w:ascii="Consolas" w:hAnsi="Consolas"/>
+          <w:sz w:val="19"/>
+        </w:rPr>
+      </w:pPr>
+      <w:r>
+        <w:rPr>
+          <w:rFonts w:ascii="Consolas" w:hAnsi="Consolas"/>
+          <w:sz w:val="19"/>
+        </w:rPr>
+        <w:t xml:space="preserve">    }</w:t>
+      </w:r>
+    </w:p>
+    <w:p>
+      <w:pPr>
+        <w:pStyle w:val="NoSpacing"/>
+        <w:rPr>
+          <w:rFonts w:ascii="Consolas" w:hAnsi="Consolas"/>
+          <w:sz w:val="19"/>
+        </w:rPr>
+      </w:pPr>
+      <w:r>
+        <w:rPr>
+          <w:rFonts w:ascii="Consolas" w:hAnsi="Consolas"/>
+          <w:sz w:val="19"/>
+        </w:rPr>
+        <w:t>}</w:t>
+      </w:r>
+    </w:p>
+    <w:p/>
+    <w:p>
+      <w:pPr>
+        <w:rPr>
+          <w:b/>
+        </w:rPr>
+      </w:pPr>
+      <w:r>
+        <w:rPr>
+          <w:b/>
+        </w:rPr>
+        <w:t>HumanGatekeeper.cs</w:t>
+      </w:r>
+    </w:p>
+    <w:p>
+      <w:pPr>
+        <w:pStyle w:val="NoSpacing"/>
+        <w:rPr>
+          <w:rFonts w:ascii="Consolas" w:hAnsi="Consolas"/>
+          <w:sz w:val="19"/>
+        </w:rPr>
+      </w:pPr>
+      <w:r>
+        <w:rPr>
+          <w:rFonts w:ascii="Consolas" w:hAnsi="Consolas"/>
+          <w:sz w:val="19"/>
+        </w:rPr>
+        <w:t>// HumanGatekeeper</w:t>
+      </w:r>
+    </w:p>
+    <w:p>
+      <w:pPr>
+        <w:pStyle w:val="NoSpacing"/>
+        <w:rPr>
+          <w:rFonts w:ascii="Consolas" w:hAnsi="Consolas"/>
+          <w:sz w:val="19"/>
+        </w:rPr>
+      </w:pPr>
+      <w:r>
+        <w:rPr>
+          <w:rFonts w:ascii="Consolas" w:hAnsi="Consolas"/>
+          <w:sz w:val="19"/>
+        </w:rPr>
+        <w:t>// ---------------------------------------------------------------------------</w:t>
+      </w:r>
+    </w:p>
+    <w:p>
+      <w:pPr>
+        <w:pStyle w:val="NoSpacing"/>
+        <w:rPr>
+          <w:rFonts w:ascii="Consolas" w:hAnsi="Consolas"/>
+          <w:sz w:val="19"/>
+        </w:rPr>
+      </w:pPr>
+      <w:r>
+        <w:rPr>
+          <w:rFonts w:ascii="Consolas" w:hAnsi="Consolas"/>
+          <w:sz w:val="19"/>
+        </w:rPr>
+        <w:t>// The hard stop the AI cannot bypass: blocks on console input and only</w:t>
+      </w:r>
+    </w:p>
+    <w:p>
+      <w:pPr>
+        <w:pStyle w:val="NoSpacing"/>
+        <w:rPr>
+          <w:rFonts w:ascii="Consolas" w:hAnsi="Consolas"/>
+          <w:sz w:val="19"/>
+        </w:rPr>
+      </w:pPr>
+      <w:r>
+        <w:rPr>
+          <w:rFonts w:ascii="Consolas" w:hAnsi="Consolas"/>
+          <w:sz w:val="19"/>
+        </w:rPr>
+        <w:t>// returns IsApproved = true for an exact "APPROVED" match. Anything else is</w:t>
+      </w:r>
+    </w:p>
+    <w:p>
+      <w:pPr>
+        <w:pStyle w:val="NoSpacing"/>
+        <w:rPr>
+          <w:rFonts w:ascii="Consolas" w:hAnsi="Consolas"/>
+          <w:sz w:val="19"/>
+        </w:rPr>
+      </w:pPr>
+      <w:r>
+        <w:rPr>
+          <w:rFonts w:ascii="Consolas" w:hAnsi="Consolas"/>
+          <w:sz w:val="19"/>
+        </w:rPr>
+        <w:t>// treated as feedback and routed back to the AI for another draft.</w:t>
+      </w:r>
+    </w:p>
+    <w:p>
+      <w:pPr>
+        <w:pStyle w:val="NoSpacing"/>
+        <w:rPr>
+          <w:rFonts w:ascii="Consolas" w:hAnsi="Consolas"/>
+          <w:sz w:val="19"/>
+        </w:rPr>
+      </w:pPr>
+      <w:r>
+        <w:rPr>
+          <w:rFonts w:ascii="Consolas" w:hAnsi="Consolas"/>
+          <w:sz w:val="19"/>
+        </w:rPr>
+        <w:t>namespace HumanInTheLoop</w:t>
+      </w:r>
+    </w:p>
+    <w:p>
+      <w:pPr>
+        <w:pStyle w:val="NoSpacing"/>
+        <w:rPr>
+          <w:rFonts w:ascii="Consolas" w:hAnsi="Consolas"/>
+          <w:sz w:val="19"/>
+        </w:rPr>
+      </w:pPr>
+      <w:r>
+        <w:rPr>
+          <w:rFonts w:ascii="Consolas" w:hAnsi="Consolas"/>
+          <w:sz w:val="19"/>
+        </w:rPr>
+        <w:t>{</w:t>
+      </w:r>
+    </w:p>
+    <w:p>
+      <w:pPr>
+        <w:pStyle w:val="NoSpacing"/>
+        <w:rPr>
+          <w:rFonts w:ascii="Consolas" w:hAnsi="Consolas"/>
+          <w:sz w:val="19"/>
+        </w:rPr>
+      </w:pPr>
+      <w:r>
+        <w:rPr>
+          <w:rFonts w:ascii="Consolas" w:hAnsi="Consolas"/>
+          <w:sz w:val="19"/>
+        </w:rPr>
+        <w:t xml:space="preserve">    /// &lt;summary&gt;</w:t>
+      </w:r>
+    </w:p>
+    <w:p>
+      <w:pPr>
+        <w:pStyle w:val="NoSpacing"/>
+        <w:rPr>
+          <w:rFonts w:ascii="Consolas" w:hAnsi="Consolas"/>
+          <w:sz w:val="19"/>
+        </w:rPr>
+      </w:pPr>
+      <w:r>
+        <w:rPr>
+          <w:rFonts w:ascii="Consolas" w:hAnsi="Consolas"/>
+          <w:sz w:val="19"/>
+        </w:rPr>
+        <w:t xml:space="preserve">    /// Represents the result of a human review.</w:t>
+      </w:r>
+    </w:p>
+    <w:p>
+      <w:pPr>
+        <w:pStyle w:val="NoSpacing"/>
+        <w:rPr>
+          <w:rFonts w:ascii="Consolas" w:hAnsi="Consolas"/>
+          <w:sz w:val="19"/>
+        </w:rPr>
+      </w:pPr>
+      <w:r>
+        <w:rPr>
+          <w:rFonts w:ascii="Consolas" w:hAnsi="Consolas"/>
+          <w:sz w:val="19"/>
+        </w:rPr>
+        <w:t xml:space="preserve">    /// &lt;/summary&gt;</w:t>
+      </w:r>
+    </w:p>
+    <w:p>
+      <w:pPr>
+        <w:pStyle w:val="NoSpacing"/>
+        <w:rPr>
+          <w:rFonts w:ascii="Consolas" w:hAnsi="Consolas"/>
+          <w:sz w:val="19"/>
+        </w:rPr>
+      </w:pPr>
+      <w:r>
+        <w:rPr>
+          <w:rFonts w:ascii="Consolas" w:hAnsi="Consolas"/>
+          <w:sz w:val="19"/>
+        </w:rPr>
+        <w:t xml:space="preserve">    public record ReviewResult(bool IsApproved, string Feedback);</w:t>
+      </w:r>
+    </w:p>
+    <w:p>
+      <w:pPr>
+        <w:pStyle w:val="NoSpacing"/>
+        <w:rPr>
+          <w:rFonts w:ascii="Consolas" w:hAnsi="Consolas"/>
+          <w:sz w:val="19"/>
+        </w:rPr>
+      </w:pPr>
+    </w:p>
+    <w:p>
+      <w:pPr>
+        <w:pStyle w:val="NoSpacing"/>
+        <w:rPr>
+          <w:rFonts w:ascii="Consolas" w:hAnsi="Consolas"/>
+          <w:sz w:val="19"/>
+        </w:rPr>
+      </w:pPr>
+      <w:r>
+        <w:rPr>
+          <w:rFonts w:ascii="Consolas" w:hAnsi="Consolas"/>
+          <w:sz w:val="19"/>
+        </w:rPr>
+        <w:t xml:space="preserve">    /// &lt;summary&gt;</w:t>
+      </w:r>
+    </w:p>
+    <w:p>
+      <w:pPr>
+        <w:pStyle w:val="NoSpacing"/>
+        <w:rPr>
+          <w:rFonts w:ascii="Consolas" w:hAnsi="Consolas"/>
+          <w:sz w:val="19"/>
+        </w:rPr>
+      </w:pPr>
+      <w:r>
+        <w:rPr>
+          <w:rFonts w:ascii="Consolas" w:hAnsi="Consolas"/>
+          <w:sz w:val="19"/>
+        </w:rPr>
+        <w:t xml:space="preserve">    /// Manages console I/O to securely halt the application until a human makes a decision.</w:t>
+      </w:r>
+    </w:p>
+    <w:p>
+      <w:pPr>
+        <w:pStyle w:val="NoSpacing"/>
+        <w:rPr>
+          <w:rFonts w:ascii="Consolas" w:hAnsi="Consolas"/>
+          <w:sz w:val="19"/>
+        </w:rPr>
+      </w:pPr>
+      <w:r>
+        <w:rPr>
+          <w:rFonts w:ascii="Consolas" w:hAnsi="Consolas"/>
+          <w:sz w:val="19"/>
+        </w:rPr>
+        <w:t xml:space="preserve">    /// &lt;/summary&gt;</w:t>
+      </w:r>
+    </w:p>
+    <w:p>
+      <w:pPr>
+        <w:pStyle w:val="NoSpacing"/>
+        <w:rPr>
+          <w:rFonts w:ascii="Consolas" w:hAnsi="Consolas"/>
+          <w:sz w:val="19"/>
+        </w:rPr>
+      </w:pPr>
+      <w:r>
+        <w:rPr>
+          <w:rFonts w:ascii="Consolas" w:hAnsi="Consolas"/>
+          <w:sz w:val="19"/>
+        </w:rPr>
+        <w:t xml:space="preserve">    internal class HumanGatekeeper</w:t>
+      </w:r>
+    </w:p>
+    <w:p>
+      <w:pPr>
+        <w:pStyle w:val="NoSpacing"/>
+        <w:rPr>
+          <w:rFonts w:ascii="Consolas" w:hAnsi="Consolas"/>
+          <w:sz w:val="19"/>
+        </w:rPr>
+      </w:pPr>
+      <w:r>
+        <w:rPr>
+          <w:rFonts w:ascii="Consolas" w:hAnsi="Consolas"/>
+          <w:sz w:val="19"/>
+        </w:rPr>
+        <w:t xml:space="preserve">    {</w:t>
+      </w:r>
+    </w:p>
+    <w:p>
+      <w:pPr>
+        <w:pStyle w:val="NoSpacing"/>
+        <w:rPr>
+          <w:rFonts w:ascii="Consolas" w:hAnsi="Consolas"/>
+          <w:sz w:val="19"/>
+        </w:rPr>
+      </w:pPr>
+      <w:r>
+        <w:rPr>
+          <w:rFonts w:ascii="Consolas" w:hAnsi="Consolas"/>
+          <w:sz w:val="19"/>
+        </w:rPr>
+        <w:t xml:space="preserve">        public ReviewResult ReviewDraft(string draft)</w:t>
+      </w:r>
+    </w:p>
+    <w:p>
+      <w:pPr>
+        <w:pStyle w:val="NoSpacing"/>
+        <w:rPr>
+          <w:rFonts w:ascii="Consolas" w:hAnsi="Consolas"/>
+          <w:sz w:val="19"/>
+        </w:rPr>
+      </w:pPr>
+      <w:r>
+        <w:rPr>
+          <w:rFonts w:ascii="Consolas" w:hAnsi="Consolas"/>
+          <w:sz w:val="19"/>
+        </w:rPr>
+        <w:t xml:space="preserve">        {</w:t>
+      </w:r>
+    </w:p>
+    <w:p>
+      <w:pPr>
+        <w:pStyle w:val="NoSpacing"/>
+        <w:rPr>
+          <w:rFonts w:ascii="Consolas" w:hAnsi="Consolas"/>
+          <w:sz w:val="19"/>
+        </w:rPr>
+      </w:pPr>
+      <w:r>
+        <w:rPr>
+          <w:rFonts w:ascii="Consolas" w:hAnsi="Consolas"/>
+          <w:sz w:val="19"/>
+        </w:rPr>
+        <w:t xml:space="preserve">            Console.WriteLine("\n========================================");</w:t>
+      </w:r>
+    </w:p>
+    <w:p>
+      <w:pPr>
+        <w:pStyle w:val="NoSpacing"/>
+        <w:rPr>
+          <w:rFonts w:ascii="Consolas" w:hAnsi="Consolas"/>
+          <w:sz w:val="19"/>
+        </w:rPr>
+      </w:pPr>
+      <w:r>
+        <w:rPr>
+          <w:rFonts w:ascii="Consolas" w:hAnsi="Consolas"/>
+          <w:sz w:val="19"/>
+        </w:rPr>
+        <w:t xml:space="preserve">            Console.WriteLine("</w:t>
+      </w:r>
       <w:r>
         <w:rPr>
           <w:rFonts w:ascii="Segoe UI Emoji" w:hAnsi="Segoe UI Emoji" w:cs="Segoe UI Emoji"/>
-        </w:rPr>
-        <w:t>🏢</w:t>
-      </w:r>
-      <w:r>
-        <w:t xml:space="preserve"> Corporate Comms System Initialized.</w:t>
-      </w:r>
-    </w:p>
-    <w:p>
-      <w:r>
-        <w:t>What is the topic of the announcement? We are switching from Slack to Microsoft Teams on Friday.</w:t>
+          <w:sz w:val="19"/>
+        </w:rPr>
+        <w:t>🤖</w:t>
+      </w:r>
+      <w:r>
+        <w:rPr>
+          <w:rFonts w:ascii="Consolas" w:hAnsi="Consolas"/>
+          <w:sz w:val="19"/>
+        </w:rPr>
+        <w:t xml:space="preserve"> AI DRAFT PROPOSAL:");</w:t>
+      </w:r>
+    </w:p>
+    <w:p>
+      <w:pPr>
+        <w:pStyle w:val="NoSpacing"/>
+        <w:rPr>
+          <w:rFonts w:ascii="Consolas" w:hAnsi="Consolas"/>
+          <w:sz w:val="19"/>
+        </w:rPr>
+      </w:pPr>
+      <w:r>
+        <w:rPr>
+          <w:rFonts w:ascii="Consolas" w:hAnsi="Consolas"/>
+          <w:sz w:val="19"/>
+        </w:rPr>
+        <w:t xml:space="preserve">            Console.WriteLine("----------------------------------------");</w:t>
+      </w:r>
+    </w:p>
+    <w:p>
+      <w:pPr>
+        <w:pStyle w:val="NoSpacing"/>
+        <w:rPr>
+          <w:rFonts w:ascii="Consolas" w:hAnsi="Consolas"/>
+          <w:sz w:val="19"/>
+        </w:rPr>
+      </w:pPr>
+      <w:r>
+        <w:rPr>
+          <w:rFonts w:ascii="Consolas" w:hAnsi="Consolas"/>
+          <w:sz w:val="19"/>
+        </w:rPr>
+        <w:t xml:space="preserve">            Console.WriteLine(draft);</w:t>
+      </w:r>
+    </w:p>
+    <w:p>
+      <w:pPr>
+        <w:pStyle w:val="NoSpacing"/>
+        <w:rPr>
+          <w:rFonts w:ascii="Consolas" w:hAnsi="Consolas"/>
+          <w:sz w:val="19"/>
+        </w:rPr>
+      </w:pPr>
+      <w:r>
+        <w:rPr>
+          <w:rFonts w:ascii="Consolas" w:hAnsi="Consolas"/>
+          <w:sz w:val="19"/>
+        </w:rPr>
+        <w:t xml:space="preserve">            Console.WriteLine("========================================");</w:t>
+      </w:r>
+    </w:p>
+    <w:p>
+      <w:pPr>
+        <w:pStyle w:val="NoSpacing"/>
+        <w:rPr>
+          <w:rFonts w:ascii="Consolas" w:hAnsi="Consolas"/>
+          <w:sz w:val="19"/>
+        </w:rPr>
+      </w:pPr>
+    </w:p>
+    <w:p>
+      <w:pPr>
+        <w:pStyle w:val="NoSpacing"/>
+        <w:rPr>
+          <w:rFonts w:ascii="Consolas" w:hAnsi="Consolas"/>
+          <w:sz w:val="19"/>
+        </w:rPr>
+      </w:pPr>
+      <w:r>
+        <w:rPr>
+          <w:rFonts w:ascii="Consolas" w:hAnsi="Consolas"/>
+          <w:sz w:val="19"/>
+        </w:rPr>
+        <w:t xml:space="preserve">            Console.WriteLine("\n</w:t>
+      </w:r>
+      <w:r>
+        <w:rPr>
+          <w:rFonts w:ascii="Segoe UI Emoji" w:hAnsi="Segoe UI Emoji" w:cs="Segoe UI Emoji"/>
+          <w:sz w:val="19"/>
+        </w:rPr>
+        <w:t>🛑</w:t>
+      </w:r>
+      <w:r>
+        <w:rPr>
+          <w:rFonts w:ascii="Consolas" w:hAnsi="Consolas"/>
+          <w:sz w:val="19"/>
+        </w:rPr>
+        <w:t xml:space="preserve"> HUMAN REVIEW REQUIRED");</w:t>
+      </w:r>
+    </w:p>
+    <w:p>
+      <w:pPr>
+        <w:pStyle w:val="NoSpacing"/>
+        <w:rPr>
+          <w:rFonts w:ascii="Consolas" w:hAnsi="Consolas"/>
+          <w:sz w:val="19"/>
+        </w:rPr>
+      </w:pPr>
+      <w:r>
+        <w:rPr>
+          <w:rFonts w:ascii="Consolas" w:hAnsi="Consolas"/>
+          <w:sz w:val="19"/>
+        </w:rPr>
+        <w:t xml:space="preserve">            Console.WriteLine("Type 'APPROVED' to finalize the document.");</w:t>
+      </w:r>
+    </w:p>
+    <w:p>
+      <w:pPr>
+        <w:pStyle w:val="NoSpacing"/>
+        <w:rPr>
+          <w:rFonts w:ascii="Consolas" w:hAnsi="Consolas"/>
+          <w:sz w:val="19"/>
+        </w:rPr>
+      </w:pPr>
+      <w:r>
+        <w:rPr>
+          <w:rFonts w:ascii="Consolas" w:hAnsi="Consolas"/>
+          <w:sz w:val="19"/>
+        </w:rPr>
+        <w:t xml:space="preserve">            Console.WriteLine("Otherwise, type your feedback to request changes from the AI:");</w:t>
+      </w:r>
+    </w:p>
+    <w:p>
+      <w:pPr>
+        <w:pStyle w:val="NoSpacing"/>
+        <w:rPr>
+          <w:rFonts w:ascii="Consolas" w:hAnsi="Consolas"/>
+          <w:sz w:val="19"/>
+        </w:rPr>
+      </w:pPr>
+      <w:r>
+        <w:rPr>
+          <w:rFonts w:ascii="Consolas" w:hAnsi="Consolas"/>
+          <w:sz w:val="19"/>
+        </w:rPr>
+        <w:t xml:space="preserve">            Console.Write("&gt; ");</w:t>
+      </w:r>
+    </w:p>
+    <w:p>
+      <w:pPr>
+        <w:pStyle w:val="NoSpacing"/>
+        <w:rPr>
+          <w:rFonts w:ascii="Consolas" w:hAnsi="Consolas"/>
+          <w:sz w:val="19"/>
+        </w:rPr>
+      </w:pPr>
+    </w:p>
+    <w:p>
+      <w:pPr>
+        <w:pStyle w:val="NoSpacing"/>
+        <w:rPr>
+          <w:rFonts w:ascii="Consolas" w:hAnsi="Consolas"/>
+          <w:sz w:val="19"/>
+        </w:rPr>
+      </w:pPr>
+      <w:r>
+        <w:rPr>
+          <w:rFonts w:ascii="Consolas" w:hAnsi="Consolas"/>
+          <w:sz w:val="19"/>
+        </w:rPr>
+        <w:t xml:space="preserve">            string? input = Console.ReadLine();</w:t>
+      </w:r>
+    </w:p>
+    <w:p>
+      <w:pPr>
+        <w:pStyle w:val="NoSpacing"/>
+        <w:rPr>
+          <w:rFonts w:ascii="Consolas" w:hAnsi="Consolas"/>
+          <w:sz w:val="19"/>
+        </w:rPr>
+      </w:pPr>
+    </w:p>
+    <w:p>
+      <w:pPr>
+        <w:pStyle w:val="NoSpacing"/>
+        <w:rPr>
+          <w:rFonts w:ascii="Consolas" w:hAnsi="Consolas"/>
+          <w:sz w:val="19"/>
+        </w:rPr>
+      </w:pPr>
+      <w:r>
+        <w:rPr>
+          <w:rFonts w:ascii="Consolas" w:hAnsi="Consolas"/>
+          <w:sz w:val="19"/>
+        </w:rPr>
+        <w:t xml:space="preserve">            // Check if the human explicitly typed the approval keyword</w:t>
+      </w:r>
+    </w:p>
+    <w:p>
+      <w:pPr>
+        <w:pStyle w:val="NoSpacing"/>
+        <w:rPr>
+          <w:rFonts w:ascii="Consolas" w:hAnsi="Consolas"/>
+          <w:sz w:val="19"/>
+        </w:rPr>
+      </w:pPr>
+      <w:r>
+        <w:rPr>
+          <w:rFonts w:ascii="Consolas" w:hAnsi="Consolas"/>
+          <w:sz w:val="19"/>
+        </w:rPr>
+        <w:t xml:space="preserve">            if (!string.IsNullOrWhiteSpace(input) &amp;&amp; input.Trim().Equals("APPROVED", StringComparison.OrdinalIgnoreCase))</w:t>
+      </w:r>
+    </w:p>
+    <w:p>
+      <w:pPr>
+        <w:pStyle w:val="NoSpacing"/>
+        <w:rPr>
+          <w:rFonts w:ascii="Consolas" w:hAnsi="Consolas"/>
+          <w:sz w:val="19"/>
+        </w:rPr>
+      </w:pPr>
+      <w:r>
+        <w:rPr>
+          <w:rFonts w:ascii="Consolas" w:hAnsi="Consolas"/>
+          <w:sz w:val="19"/>
+        </w:rPr>
+        <w:t xml:space="preserve">            {</w:t>
+      </w:r>
+    </w:p>
+    <w:p>
+      <w:pPr>
+        <w:pStyle w:val="NoSpacing"/>
+        <w:rPr>
+          <w:rFonts w:ascii="Consolas" w:hAnsi="Consolas"/>
+          <w:sz w:val="19"/>
+        </w:rPr>
+      </w:pPr>
+      <w:r>
+        <w:rPr>
+          <w:rFonts w:ascii="Consolas" w:hAnsi="Consolas"/>
+          <w:sz w:val="19"/>
+        </w:rPr>
+        <w:t xml:space="preserve">                return new ReviewResult(true, "APPROVED");</w:t>
+      </w:r>
+    </w:p>
+    <w:p>
+      <w:pPr>
+        <w:pStyle w:val="NoSpacing"/>
+        <w:rPr>
+          <w:rFonts w:ascii="Consolas" w:hAnsi="Consolas"/>
+          <w:sz w:val="19"/>
+        </w:rPr>
+      </w:pPr>
+      <w:r>
+        <w:rPr>
+          <w:rFonts w:ascii="Consolas" w:hAnsi="Consolas"/>
+          <w:sz w:val="19"/>
+        </w:rPr>
+        <w:t xml:space="preserve">            }</w:t>
+      </w:r>
+    </w:p>
+    <w:p>
+      <w:pPr>
+        <w:pStyle w:val="NoSpacing"/>
+        <w:rPr>
+          <w:rFonts w:ascii="Consolas" w:hAnsi="Consolas"/>
+          <w:sz w:val="19"/>
+        </w:rPr>
+      </w:pPr>
+    </w:p>
+    <w:p>
+      <w:pPr>
+        <w:pStyle w:val="NoSpacing"/>
+        <w:rPr>
+          <w:rFonts w:ascii="Consolas" w:hAnsi="Consolas"/>
+          <w:sz w:val="19"/>
+        </w:rPr>
+      </w:pPr>
+      <w:r>
+        <w:rPr>
+          <w:rFonts w:ascii="Consolas" w:hAnsi="Consolas"/>
+          <w:sz w:val="19"/>
+        </w:rPr>
+        <w:t xml:space="preserve">            // If not approved, return the human's input as constructive feedback</w:t>
+      </w:r>
+    </w:p>
+    <w:p>
+      <w:pPr>
+        <w:pStyle w:val="NoSpacing"/>
+        <w:rPr>
+          <w:rFonts w:ascii="Consolas" w:hAnsi="Consolas"/>
+          <w:sz w:val="19"/>
+        </w:rPr>
+      </w:pPr>
+      <w:r>
+        <w:rPr>
+          <w:rFonts w:ascii="Consolas" w:hAnsi="Consolas"/>
+          <w:sz w:val="19"/>
+        </w:rPr>
+        <w:t xml:space="preserve">            return new ReviewResult(false, input ?? "Please rewrite the draft.");</w:t>
+      </w:r>
+    </w:p>
+    <w:p>
+      <w:pPr>
+        <w:pStyle w:val="NoSpacing"/>
+        <w:rPr>
+          <w:rFonts w:ascii="Consolas" w:hAnsi="Consolas"/>
+          <w:sz w:val="19"/>
+        </w:rPr>
+      </w:pPr>
+      <w:r>
+        <w:rPr>
+          <w:rFonts w:ascii="Consolas" w:hAnsi="Consolas"/>
+          <w:sz w:val="19"/>
+        </w:rPr>
+        <w:t xml:space="preserve">        }</w:t>
+      </w:r>
+    </w:p>
+    <w:p>
+      <w:pPr>
+        <w:pStyle w:val="NoSpacing"/>
+        <w:rPr>
+          <w:rFonts w:ascii="Consolas" w:hAnsi="Consolas"/>
+          <w:sz w:val="19"/>
+        </w:rPr>
+      </w:pPr>
+      <w:r>
+        <w:rPr>
+          <w:rFonts w:ascii="Consolas" w:hAnsi="Consolas"/>
+          <w:sz w:val="19"/>
+        </w:rPr>
+        <w:t xml:space="preserve">    }</w:t>
+      </w:r>
+    </w:p>
+    <w:p>
+      <w:pPr>
+        <w:pStyle w:val="NoSpacing"/>
+        <w:rPr>
+          <w:rFonts w:ascii="Consolas" w:hAnsi="Consolas"/>
+          <w:sz w:val="19"/>
+        </w:rPr>
+      </w:pPr>
+      <w:r>
+        <w:rPr>
+          <w:rFonts w:ascii="Consolas" w:hAnsi="Consolas"/>
+          <w:sz w:val="19"/>
+        </w:rPr>
+        <w:t>}</w:t>
       </w:r>
     </w:p>
     <w:p/>
     <w:p>
-      <w:r>
+      <w:pPr>
+        <w:pStyle w:val="Heading2"/>
+      </w:pPr>
+      <w:r>
+        <w:t>5. Code Walkthrough &amp; Explanations</w:t>
+      </w:r>
+    </w:p>
+    <w:p/>
+    <w:p>
+      <w:r>
+        <w:rPr>
+          <w:b/>
+        </w:rPr>
+        <w:t>Step 1: The Kernel and the Chat Service.</w:t>
+      </w:r>
+      <w:r>
+        <w:t xml:space="preserve"> As in every earlier lesson, `Program.cs` builds a `Kernel` wired to Gemini via `AddGoogleAIGeminiChatCompletion` and pulls out the `IChatCompletionService`. What's new here is that the chat service is not used directly by `Program.cs` at all — it is handed off to `AiWorker`, which owns all the actual model interaction. `Program.cs` never sees a raw Gemini response; it only sees the `string draft` that comes back out.</w:t>
+      </w:r>
+    </w:p>
+    <w:p/>
+    <w:p>
+      <w:r>
+        <w:rPr>
+          <w:b/>
+        </w:rPr>
+        <w:t>Step 2: Splitting Responsibilities into AiWorker and HumanGatekeeper.</w:t>
+      </w:r>
+      <w:r>
+        <w:t xml:space="preserve"> The whole point of this lesson is that `Program.cs` should read like a business process description, not a pile of prompt-engineering code. `AiWorker` knows how to talk to the model and manage the system persona. `HumanGatekeeper` knows how to present a draft to a human and block until they respond. Neither class knows about the other — `Program.cs` is the only thing that wires them together into a loop. This is a preview of a pattern you'll use constantly in larger agent systems: keep every "actor" in the workflow — AI or human — behind a small, single-purpose class.</w:t>
+      </w:r>
+    </w:p>
+    <w:p/>
+    <w:p>
+      <w:r>
+        <w:rPr>
+          <w:b/>
+        </w:rPr>
+        <w:t>Step 3: Persona Swapping (AiWorker.GenerateDraftAsync).</w:t>
+      </w:r>
+      <w:r>
+        <w:t xml:space="preserve"> Gemini needs a system instruction to establish its persona ("You are a Corporate Communications Directory..."), but we don't want that system message permanently cluttering the shared `ChatHistory`. So `AiWorker` inserts the persona at position 0 immediately before calling `GetChatMessageContentAsync`, then calls `history.RemoveAt(0)` right after the response comes back. Only then does it call `history.AddAssistantMessage(draft)`. The net effect: the `ChatHistory` that persists across loop iterations contains only the real back-and-forth — user prompt, assistant draft, user feedback, assistant draft, and so on — never the system persona.</w:t>
+      </w:r>
+    </w:p>
+    <w:p/>
+    <w:p>
+      <w:r>
+        <w:rPr>
+          <w:b/>
+        </w:rPr>
+        <w:t>Step 4: The Gatekeeper as a Hard Stop.</w:t>
+      </w:r>
+      <w:r>
+        <w:t xml:space="preserve"> `HumanGatekeeper.ReviewDraft` is deliberately simple: print the draft, block on `Console.ReadLine()`, and check the input against the literal string `"APPROVED"` (case-insensitively). This is the crux of the HITL pattern — the exit condition is not "the AI decided it was done," it's a C# `string.Equals` call that only a human typing the exact keyword can satisfy. No matter how persuasive the AI's draft or how confident its own self-assessment might be, the loop cannot advance without that human keystroke.</w:t>
+      </w:r>
+    </w:p>
+    <w:p/>
+    <w:p>
+      <w:r>
+        <w:rPr>
+          <w:b/>
+        </w:rPr>
+        <w:t>Step 5: Turning Rejection into Context (the Feedback Loop).</w:t>
+      </w:r>
+      <w:r>
+        <w:t xml:space="preserve"> When the human types anything other than "APPROVED", that text becomes `result.Feedback`, and `Program.cs` immediately appends it to `history` as a new user message: `"The draft was rejected. Please review based on this feedback: {result.Feedback}"`. This is what makes the loop actually improve on each pass — the AI's next call to `GenerateDraftAsync` sees the full prior conversation plus this specific critique, so it revises rather than starting over blind.</w:t>
+      </w:r>
+    </w:p>
+    <w:p/>
+    <w:p>
+      <w:r>
+        <w:rPr>
+          <w:b/>
+        </w:rPr>
+        <w:t>Step 6: Gemini's Turn-Taking Requirement, Solved for Free.</w:t>
+      </w:r>
+      <w:r>
+        <w:t xml:space="preserve"> The code comments call out something specific to Google's Gemini API: it enforces a strict alternating User → Assistant → User pattern in chat history. In fully autonomous AI-to-AI pipelines (as seen in earlier lessons), satisfying this sometimes requires inserting "ghost" filler messages. Here, that problem disappears naturally — the human's typed feedback *is* a genuine user message, so the history alternates correctly without any extra engineering.</w:t>
+      </w:r>
+    </w:p>
+    <w:p/>
+    <w:p>
+      <w:r>
+        <w:rPr>
+          <w:b/>
+        </w:rPr>
+        <w:t>Step 7: Bounded Termination.</w:t>
+      </w:r>
+      <w:r>
+        <w:t xml:space="preserve"> The `while (!isApproved &amp;&amp; currentRevision &lt; maxRevisions)` loop guards against an infinite wait: if a human keeps rejecting drafts past `maxRevisions` (5) attempts, the workflow aborts gracefully with a "Maximum revisions reached" message rather than looping forever. This is a small but important piece of defensive design for any human-facing automation loop.</w:t>
+      </w:r>
+    </w:p>
+    <w:p/>
+    <w:p>
+      <w:pPr>
+        <w:pStyle w:val="Heading2"/>
+      </w:pPr>
+      <w:r>
+        <w:t>6. Expected Output for Demonstration</w:t>
+      </w:r>
+    </w:p>
+    <w:p>
+      <w:pPr>
+        <w:pStyle w:val="NoSpacing"/>
+        <w:rPr>
+          <w:rFonts w:ascii="Consolas" w:hAnsi="Consolas"/>
+          <w:sz w:val="19"/>
+        </w:rPr>
+      </w:pPr>
+      <w:r>
+        <w:rPr>
+          <w:rFonts w:ascii="Consolas" w:hAnsi="Consolas"/>
+          <w:sz w:val="19"/>
+        </w:rPr>
+        <w:t>Corporate Comms System Initialized.</w:t>
+      </w:r>
+    </w:p>
+    <w:p>
+      <w:pPr>
+        <w:pStyle w:val="NoSpacing"/>
+        <w:rPr>
+          <w:rFonts w:ascii="Consolas" w:hAnsi="Consolas"/>
+          <w:sz w:val="19"/>
+        </w:rPr>
+      </w:pPr>
+      <w:r>
+        <w:rPr>
+          <w:rFonts w:ascii="Consolas" w:hAnsi="Consolas"/>
+          <w:sz w:val="19"/>
+        </w:rPr>
+        <w:t>What is the top of the announcement? We are switching from Slack to Microsoft Teams on Friday.</w:t>
+      </w:r>
+    </w:p>
+    <w:p>
+      <w:pPr>
+        <w:pStyle w:val="NoSpacing"/>
+        <w:rPr>
+          <w:rFonts w:ascii="Consolas" w:hAnsi="Consolas"/>
+          <w:sz w:val="19"/>
+        </w:rPr>
+      </w:pPr>
+    </w:p>
+    <w:p>
+      <w:pPr>
+        <w:pStyle w:val="NoSpacing"/>
+        <w:rPr>
+          <w:rFonts w:ascii="Consolas" w:hAnsi="Consolas"/>
+          <w:sz w:val="19"/>
+        </w:rPr>
+      </w:pPr>
+      <w:r>
+        <w:rPr>
+          <w:rFonts w:ascii="Consolas" w:hAnsi="Consolas"/>
+          <w:sz w:val="19"/>
+        </w:rPr>
         <w:t>[AI IS DRAFTING...]</w:t>
       </w:r>
     </w:p>
-    <w:p/>
-    <w:p>
-      <w:r>
+    <w:p>
+      <w:pPr>
+        <w:pStyle w:val="NoSpacing"/>
+        <w:rPr>
+          <w:rFonts w:ascii="Consolas" w:hAnsi="Consolas"/>
+          <w:sz w:val="19"/>
+        </w:rPr>
+      </w:pPr>
+    </w:p>
+    <w:p>
+      <w:pPr>
+        <w:pStyle w:val="NoSpacing"/>
+        <w:rPr>
+          <w:rFonts w:ascii="Consolas" w:hAnsi="Consolas"/>
+          <w:sz w:val="19"/>
+        </w:rPr>
+      </w:pPr>
+      <w:r>
+        <w:rPr>
+          <w:rFonts w:ascii="Consolas" w:hAnsi="Consolas"/>
+          <w:sz w:val="19"/>
+        </w:rPr>
         <w:t>========================================</w:t>
       </w:r>
     </w:p>
     <w:p>
+      <w:pPr>
+        <w:pStyle w:val="NoSpacing"/>
+        <w:rPr>
+          <w:rFonts w:ascii="Consolas" w:hAnsi="Consolas"/>
+          <w:sz w:val="19"/>
+        </w:rPr>
+      </w:pPr>
       <w:r>
         <w:rPr>
           <w:rFonts w:ascii="Segoe UI Emoji" w:hAnsi="Segoe UI Emoji" w:cs="Segoe UI Emoji"/>
+          <w:sz w:val="19"/>
         </w:rPr>
         <w:t>🤖</w:t>
       </w:r>
       <w:r>
+        <w:rPr>
+          <w:rFonts w:ascii="Consolas" w:hAnsi="Consolas"/>
+          <w:sz w:val="19"/>
+        </w:rPr>
         <w:t xml:space="preserve"> AI DRAFT PROPOSAL:</w:t>
       </w:r>
     </w:p>
     <w:p>
-      <w:r>
+      <w:pPr>
+        <w:pStyle w:val="NoSpacing"/>
+        <w:rPr>
+          <w:rFonts w:ascii="Consolas" w:hAnsi="Consolas"/>
+          <w:sz w:val="19"/>
+        </w:rPr>
+      </w:pPr>
+      <w:r>
+        <w:rPr>
+          <w:rFonts w:ascii="Consolas" w:hAnsi="Consolas"/>
+          <w:sz w:val="19"/>
+        </w:rPr>
         <w:t>----------------------------------------</w:t>
       </w:r>
     </w:p>
     <w:p>
-      <w:r>
+      <w:pPr>
+        <w:pStyle w:val="NoSpacing"/>
+        <w:rPr>
+          <w:rFonts w:ascii="Consolas" w:hAnsi="Consolas"/>
+          <w:sz w:val="19"/>
+        </w:rPr>
+      </w:pPr>
+      <w:r>
+        <w:rPr>
+          <w:rFonts w:ascii="Consolas" w:hAnsi="Consolas"/>
+          <w:sz w:val="19"/>
+        </w:rPr>
         <w:t>Subject: Important: Transitioning to Microsoft Teams this Friday</w:t>
       </w:r>
     </w:p>
-    <w:p/>
-    <w:p>
-      <w:r>
+    <w:p>
+      <w:pPr>
+        <w:pStyle w:val="NoSpacing"/>
+        <w:rPr>
+          <w:rFonts w:ascii="Consolas" w:hAnsi="Consolas"/>
+          <w:sz w:val="19"/>
+        </w:rPr>
+      </w:pPr>
+    </w:p>
+    <w:p>
+      <w:pPr>
+        <w:pStyle w:val="NoSpacing"/>
+        <w:rPr>
+          <w:rFonts w:ascii="Consolas" w:hAnsi="Consolas"/>
+          <w:sz w:val="19"/>
+        </w:rPr>
+      </w:pPr>
+      <w:r>
+        <w:rPr>
+          <w:rFonts w:ascii="Consolas" w:hAnsi="Consolas"/>
+          <w:sz w:val="19"/>
+        </w:rPr>
         <w:t>Team,</w:t>
       </w:r>
     </w:p>
-    <w:p/>
-    <w:p>
-      <w:r>
-        <w:t xml:space="preserve">Please be advised that we will be officially transitioning our company communication platform from Slack to Microsoft Teams, effective this Friday. </w:t>
-      </w:r>
-    </w:p>
-    <w:p/>
-    <w:p>
-      <w:r>
+    <w:p>
+      <w:pPr>
+        <w:pStyle w:val="NoSpacing"/>
+        <w:rPr>
+          <w:rFonts w:ascii="Consolas" w:hAnsi="Consolas"/>
+          <w:sz w:val="19"/>
+        </w:rPr>
+      </w:pPr>
+    </w:p>
+    <w:p>
+      <w:pPr>
+        <w:pStyle w:val="NoSpacing"/>
+        <w:rPr>
+          <w:rFonts w:ascii="Consolas" w:hAnsi="Consolas"/>
+          <w:sz w:val="19"/>
+        </w:rPr>
+      </w:pPr>
+      <w:r>
+        <w:rPr>
+          <w:rFonts w:ascii="Consolas" w:hAnsi="Consolas"/>
+          <w:sz w:val="19"/>
+        </w:rPr>
+        <w:t>Please be advised that we will be officially transitioning our company communication platform from Slack to Microsoft Teams, effective this Friday.</w:t>
+      </w:r>
+    </w:p>
+    <w:p>
+      <w:pPr>
+        <w:pStyle w:val="NoSpacing"/>
+        <w:rPr>
+          <w:rFonts w:ascii="Consolas" w:hAnsi="Consolas"/>
+          <w:sz w:val="19"/>
+        </w:rPr>
+      </w:pPr>
+    </w:p>
+    <w:p>
+      <w:pPr>
+        <w:pStyle w:val="NoSpacing"/>
+        <w:rPr>
+          <w:rFonts w:ascii="Consolas" w:hAnsi="Consolas"/>
+          <w:sz w:val="19"/>
+        </w:rPr>
+      </w:pPr>
+      <w:r>
+        <w:rPr>
+          <w:rFonts w:ascii="Consolas" w:hAnsi="Consolas"/>
+          <w:sz w:val="19"/>
+        </w:rPr>
         <w:t>Ensure you have downloaded the Teams client and backed up any necessary files from Slack prior to the migration date.</w:t>
       </w:r>
     </w:p>
-    <w:p/>
-    <w:p>
-      <w:r>
+    <w:p>
+      <w:pPr>
+        <w:pStyle w:val="NoSpacing"/>
+        <w:rPr>
+          <w:rFonts w:ascii="Consolas" w:hAnsi="Consolas"/>
+          <w:sz w:val="19"/>
+        </w:rPr>
+      </w:pPr>
+    </w:p>
+    <w:p>
+      <w:pPr>
+        <w:pStyle w:val="NoSpacing"/>
+        <w:rPr>
+          <w:rFonts w:ascii="Consolas" w:hAnsi="Consolas"/>
+          <w:sz w:val="19"/>
+        </w:rPr>
+      </w:pPr>
+      <w:r>
+        <w:rPr>
+          <w:rFonts w:ascii="Consolas" w:hAnsi="Consolas"/>
+          <w:sz w:val="19"/>
+        </w:rPr>
         <w:t>Best regards,</w:t>
       </w:r>
     </w:p>
     <w:p>
-      <w:r>
+      <w:pPr>
+        <w:pStyle w:val="NoSpacing"/>
+        <w:rPr>
+          <w:rFonts w:ascii="Consolas" w:hAnsi="Consolas"/>
+          <w:sz w:val="19"/>
+        </w:rPr>
+      </w:pPr>
+      <w:r>
+        <w:rPr>
+          <w:rFonts w:ascii="Consolas" w:hAnsi="Consolas"/>
+          <w:sz w:val="19"/>
+        </w:rPr>
         <w:t>Corporate Communications</w:t>
       </w:r>
     </w:p>
     <w:p>
-      <w:r>
+      <w:pPr>
+        <w:pStyle w:val="NoSpacing"/>
+        <w:rPr>
+          <w:rFonts w:ascii="Consolas" w:hAnsi="Consolas"/>
+          <w:sz w:val="19"/>
+        </w:rPr>
+      </w:pPr>
+      <w:r>
+        <w:rPr>
+          <w:rFonts w:ascii="Consolas" w:hAnsi="Consolas"/>
+          <w:sz w:val="19"/>
+        </w:rPr>
         <w:t>========================================</w:t>
       </w:r>
     </w:p>
-    <w:p/>
-    <w:p>
+    <w:p>
+      <w:pPr>
+        <w:pStyle w:val="NoSpacing"/>
+        <w:rPr>
+          <w:rFonts w:ascii="Consolas" w:hAnsi="Consolas"/>
+          <w:sz w:val="19"/>
+        </w:rPr>
+      </w:pPr>
+    </w:p>
+    <w:p>
+      <w:pPr>
+        <w:pStyle w:val="NoSpacing"/>
+        <w:rPr>
+          <w:rFonts w:ascii="Consolas" w:hAnsi="Consolas"/>
+          <w:sz w:val="19"/>
+        </w:rPr>
+      </w:pPr>
       <w:r>
         <w:rPr>
           <w:rFonts w:ascii="Segoe UI Emoji" w:hAnsi="Segoe UI Emoji" w:cs="Segoe UI Emoji"/>
+          <w:sz w:val="19"/>
         </w:rPr>
         <w:t>🛑</w:t>
       </w:r>
       <w:r>
+        <w:rPr>
+          <w:rFonts w:ascii="Consolas" w:hAnsi="Consolas"/>
+          <w:sz w:val="19"/>
+        </w:rPr>
         <w:t xml:space="preserve"> HUMAN REVIEW REQUIRED</w:t>
       </w:r>
     </w:p>
     <w:p>
-      <w:r>
+      <w:pPr>
+        <w:pStyle w:val="NoSpacing"/>
+        <w:rPr>
+          <w:rFonts w:ascii="Consolas" w:hAnsi="Consolas"/>
+          <w:sz w:val="19"/>
+        </w:rPr>
+      </w:pPr>
+      <w:r>
+        <w:rPr>
+          <w:rFonts w:ascii="Consolas" w:hAnsi="Consolas"/>
+          <w:sz w:val="19"/>
+        </w:rPr>
         <w:t>Type 'APPROVED' to finalize the document.</w:t>
       </w:r>
     </w:p>
     <w:p>
-      <w:r>
+      <w:pPr>
+        <w:pStyle w:val="NoSpacing"/>
+        <w:rPr>
+          <w:rFonts w:ascii="Consolas" w:hAnsi="Consolas"/>
+          <w:sz w:val="19"/>
+        </w:rPr>
+      </w:pPr>
+      <w:r>
+        <w:rPr>
+          <w:rFonts w:ascii="Consolas" w:hAnsi="Consolas"/>
+          <w:sz w:val="19"/>
+        </w:rPr>
         <w:t>Otherwise, type your feedback to request changes from the AI:</w:t>
       </w:r>
     </w:p>
     <w:p>
-      <w:r>
-        <w:lastRenderedPageBreak/>
+      <w:pPr>
+        <w:pStyle w:val="NoSpacing"/>
+        <w:rPr>
+          <w:rFonts w:ascii="Consolas" w:hAnsi="Consolas"/>
+          <w:sz w:val="19"/>
+        </w:rPr>
+      </w:pPr>
+      <w:r>
+        <w:rPr>
+          <w:rFonts w:ascii="Consolas" w:hAnsi="Consolas"/>
+          <w:sz w:val="19"/>
+        </w:rPr>
         <w:t>&gt; Make it sound more enthusiastic and mention there will be free pizza on Friday to celebrate.</w:t>
       </w:r>
     </w:p>
-    <w:p/>
-    <w:p>
+    <w:p>
+      <w:pPr>
+        <w:pStyle w:val="NoSpacing"/>
+        <w:rPr>
+          <w:rFonts w:ascii="Consolas" w:hAnsi="Consolas"/>
+          <w:sz w:val="19"/>
+        </w:rPr>
+      </w:pPr>
+    </w:p>
+    <w:p>
+      <w:pPr>
+        <w:pStyle w:val="NoSpacing"/>
+        <w:rPr>
+          <w:rFonts w:ascii="Consolas" w:hAnsi="Consolas"/>
+          <w:sz w:val="19"/>
+        </w:rPr>
+      </w:pPr>
+      <w:r>
+        <w:rPr>
+          <w:rFonts w:ascii="Consolas" w:hAnsi="Consolas"/>
+          <w:sz w:val="19"/>
+        </w:rPr>
+        <w:t>Sending feedback to  the AI...</w:t>
+      </w:r>
+    </w:p>
+    <w:p>
+      <w:pPr>
+        <w:pStyle w:val="NoSpacing"/>
+        <w:rPr>
+          <w:rFonts w:ascii="Consolas" w:hAnsi="Consolas"/>
+          <w:sz w:val="19"/>
+        </w:rPr>
+      </w:pPr>
+    </w:p>
+    <w:p>
+      <w:pPr>
+        <w:pStyle w:val="NoSpacing"/>
+        <w:rPr>
+          <w:rFonts w:ascii="Consolas" w:hAnsi="Consolas"/>
+          <w:sz w:val="19"/>
+        </w:rPr>
+      </w:pPr>
+      <w:r>
+        <w:rPr>
+          <w:rFonts w:ascii="Consolas" w:hAnsi="Consolas"/>
+          <w:sz w:val="19"/>
+        </w:rPr>
+        <w:t>[AI IS DRAFTING...]</w:t>
+      </w:r>
+    </w:p>
+    <w:p>
+      <w:pPr>
+        <w:pStyle w:val="NoSpacing"/>
+        <w:rPr>
+          <w:rFonts w:ascii="Consolas" w:hAnsi="Consolas"/>
+          <w:sz w:val="19"/>
+        </w:rPr>
+      </w:pPr>
+    </w:p>
+    <w:p>
+      <w:pPr>
+        <w:pStyle w:val="NoSpacing"/>
+        <w:rPr>
+          <w:rFonts w:ascii="Consolas" w:hAnsi="Consolas"/>
+          <w:sz w:val="19"/>
+        </w:rPr>
+      </w:pPr>
+      <w:r>
+        <w:rPr>
+          <w:rFonts w:ascii="Consolas" w:hAnsi="Consolas"/>
+          <w:sz w:val="19"/>
+        </w:rPr>
+        <w:t>========================================</w:t>
+      </w:r>
+    </w:p>
+    <w:p>
+      <w:pPr>
+        <w:pStyle w:val="NoSpacing"/>
+        <w:rPr>
+          <w:rFonts w:ascii="Consolas" w:hAnsi="Consolas"/>
+          <w:sz w:val="19"/>
+        </w:rPr>
+      </w:pPr>
       <w:r>
         <w:rPr>
           <w:rFonts w:ascii="Segoe UI Emoji" w:hAnsi="Segoe UI Emoji" w:cs="Segoe UI Emoji"/>
-        </w:rPr>
-        <w:t>🔄</w:t>
-      </w:r>
-      <w:r>
-        <w:t xml:space="preserve"> Sending feedback back to the AI...</w:t>
-      </w:r>
-    </w:p>
-    <w:p/>
-    <w:p>
-      <w:r>
-        <w:t>[AI IS DRAFTING...]</w:t>
-      </w:r>
-    </w:p>
-    <w:p/>
-    <w:p>
-      <w:r>
+          <w:sz w:val="19"/>
+        </w:rPr>
+        <w:t>🤖</w:t>
+      </w:r>
+      <w:r>
+        <w:rPr>
+          <w:rFonts w:ascii="Consolas" w:hAnsi="Consolas"/>
+          <w:sz w:val="19"/>
+        </w:rPr>
+        <w:t xml:space="preserve"> AI DRAFT PROPOSAL:</w:t>
+      </w:r>
+    </w:p>
+    <w:p>
+      <w:pPr>
+        <w:pStyle w:val="NoSpacing"/>
+        <w:rPr>
+          <w:rFonts w:ascii="Consolas" w:hAnsi="Consolas"/>
+          <w:sz w:val="19"/>
+        </w:rPr>
+      </w:pPr>
+      <w:r>
+        <w:rPr>
+          <w:rFonts w:ascii="Consolas" w:hAnsi="Consolas"/>
+          <w:sz w:val="19"/>
+        </w:rPr>
+        <w:t>----------------------------------------</w:t>
+      </w:r>
+    </w:p>
+    <w:p>
+      <w:pPr>
+        <w:pStyle w:val="NoSpacing"/>
+        <w:rPr>
+          <w:rFonts w:ascii="Consolas" w:hAnsi="Consolas"/>
+          <w:sz w:val="19"/>
+        </w:rPr>
+      </w:pPr>
+      <w:r>
+        <w:rPr>
+          <w:rFonts w:ascii="Consolas" w:hAnsi="Consolas"/>
+          <w:sz w:val="19"/>
+        </w:rPr>
+        <w:t>Subject: Exciting News: We're Moving to Microsoft Teams this Friday!</w:t>
+      </w:r>
+    </w:p>
+    <w:p>
+      <w:pPr>
+        <w:pStyle w:val="NoSpacing"/>
+        <w:rPr>
+          <w:rFonts w:ascii="Consolas" w:hAnsi="Consolas"/>
+          <w:sz w:val="19"/>
+        </w:rPr>
+      </w:pPr>
+    </w:p>
+    <w:p>
+      <w:pPr>
+        <w:pStyle w:val="NoSpacing"/>
+        <w:rPr>
+          <w:rFonts w:ascii="Consolas" w:hAnsi="Consolas"/>
+          <w:sz w:val="19"/>
+        </w:rPr>
+      </w:pPr>
+      <w:r>
+        <w:rPr>
+          <w:rFonts w:ascii="Consolas" w:hAnsi="Consolas"/>
+          <w:sz w:val="19"/>
+        </w:rPr>
+        <w:t>Team,</w:t>
+      </w:r>
+    </w:p>
+    <w:p>
+      <w:pPr>
+        <w:pStyle w:val="NoSpacing"/>
+        <w:rPr>
+          <w:rFonts w:ascii="Consolas" w:hAnsi="Consolas"/>
+          <w:sz w:val="19"/>
+        </w:rPr>
+      </w:pPr>
+    </w:p>
+    <w:p>
+      <w:pPr>
+        <w:pStyle w:val="NoSpacing"/>
+        <w:rPr>
+          <w:rFonts w:ascii="Consolas" w:hAnsi="Consolas"/>
+          <w:sz w:val="19"/>
+        </w:rPr>
+      </w:pPr>
+      <w:r>
+        <w:rPr>
+          <w:rFonts w:ascii="Consolas" w:hAnsi="Consolas"/>
+          <w:sz w:val="19"/>
+        </w:rPr>
+        <w:t>Get ready to level up our collaboration! We are thrilled to announce that we will be officially transitioning from Slack to Microsoft Teams this Friday. To celebrate the big move, we will be providing free pizza in the breakroom on Friday!</w:t>
+      </w:r>
+    </w:p>
+    <w:p>
+      <w:pPr>
+        <w:pStyle w:val="NoSpacing"/>
+        <w:rPr>
+          <w:rFonts w:ascii="Consolas" w:hAnsi="Consolas"/>
+          <w:sz w:val="19"/>
+        </w:rPr>
+      </w:pPr>
+    </w:p>
+    <w:p>
+      <w:pPr>
+        <w:pStyle w:val="NoSpacing"/>
+        <w:rPr>
+          <w:rFonts w:ascii="Consolas" w:hAnsi="Consolas"/>
+          <w:sz w:val="19"/>
+        </w:rPr>
+      </w:pPr>
+      <w:r>
+        <w:rPr>
+          <w:rFonts w:ascii="Consolas" w:hAnsi="Consolas"/>
+          <w:sz w:val="19"/>
+        </w:rPr>
+        <w:t>Please ensure you have the Teams client downloaded before Friday morning. See you at the pizza party!</w:t>
+      </w:r>
+    </w:p>
+    <w:p>
+      <w:pPr>
+        <w:pStyle w:val="NoSpacing"/>
+        <w:rPr>
+          <w:rFonts w:ascii="Consolas" w:hAnsi="Consolas"/>
+          <w:sz w:val="19"/>
+        </w:rPr>
+      </w:pPr>
+    </w:p>
+    <w:p>
+      <w:pPr>
+        <w:pStyle w:val="NoSpacing"/>
+        <w:rPr>
+          <w:rFonts w:ascii="Consolas" w:hAnsi="Consolas"/>
+          <w:sz w:val="19"/>
+        </w:rPr>
+      </w:pPr>
+      <w:r>
+        <w:rPr>
+          <w:rFonts w:ascii="Consolas" w:hAnsi="Consolas"/>
+          <w:sz w:val="19"/>
+        </w:rPr>
+        <w:t>Best,</w:t>
+      </w:r>
+    </w:p>
+    <w:p>
+      <w:pPr>
+        <w:pStyle w:val="NoSpacing"/>
+        <w:rPr>
+          <w:rFonts w:ascii="Consolas" w:hAnsi="Consolas"/>
+          <w:sz w:val="19"/>
+        </w:rPr>
+      </w:pPr>
+      <w:r>
+        <w:rPr>
+          <w:rFonts w:ascii="Consolas" w:hAnsi="Consolas"/>
+          <w:sz w:val="19"/>
+        </w:rPr>
+        <w:t>Corporate Communications</w:t>
+      </w:r>
+    </w:p>
+    <w:p>
+      <w:pPr>
+        <w:pStyle w:val="NoSpacing"/>
+        <w:rPr>
+          <w:rFonts w:ascii="Consolas" w:hAnsi="Consolas"/>
+          <w:sz w:val="19"/>
+        </w:rPr>
+      </w:pPr>
+      <w:r>
+        <w:rPr>
+          <w:rFonts w:ascii="Consolas" w:hAnsi="Consolas"/>
+          <w:sz w:val="19"/>
+        </w:rPr>
         <w:t>========================================</w:t>
       </w:r>
     </w:p>
     <w:p>
+      <w:pPr>
+        <w:pStyle w:val="NoSpacing"/>
+        <w:rPr>
+          <w:rFonts w:ascii="Consolas" w:hAnsi="Consolas"/>
+          <w:sz w:val="19"/>
+        </w:rPr>
+      </w:pPr>
+    </w:p>
+    <w:p>
+      <w:pPr>
+        <w:pStyle w:val="NoSpacing"/>
+        <w:rPr>
+          <w:rFonts w:ascii="Consolas" w:hAnsi="Consolas"/>
+          <w:sz w:val="19"/>
+        </w:rPr>
+      </w:pPr>
       <w:r>
         <w:rPr>
           <w:rFonts w:ascii="Segoe UI Emoji" w:hAnsi="Segoe UI Emoji" w:cs="Segoe UI Emoji"/>
-        </w:rPr>
-        <w:t>🤖</w:t>
-      </w:r>
-      <w:r>
-        <w:t xml:space="preserve"> AI DRAFT PROPOSAL:</w:t>
-      </w:r>
-    </w:p>
-    <w:p>
-      <w:r>
-        <w:t>----------------------------------------</w:t>
-      </w:r>
-    </w:p>
-    <w:p>
-      <w:r>
-        <w:t xml:space="preserve">Subject: </w:t>
-      </w:r>
-      <w:r>
-        <w:rPr>
-          <w:rFonts w:ascii="Segoe UI Emoji" w:hAnsi="Segoe UI Emoji" w:cs="Segoe UI Emoji"/>
-        </w:rPr>
-        <w:t>🎉</w:t>
-      </w:r>
-      <w:r>
-        <w:t xml:space="preserve"> Exciting News: We're Moving to Microsoft Teams this Friday!</w:t>
-      </w:r>
-    </w:p>
-    <w:p/>
-    <w:p>
-      <w:r>
-        <w:t>Team,</w:t>
-      </w:r>
-    </w:p>
-    <w:p/>
-    <w:p>
-      <w:r>
-        <w:t>Get ready to level up our collaboration! We are thrilled to announce that we will be officially transitioning from Slack to Microsoft Teams this Friday. Teams offers fantastic new ways to connect and work together.</w:t>
-      </w:r>
-    </w:p>
-    <w:p/>
-    <w:p>
-      <w:r>
-        <w:t xml:space="preserve">To celebrate the big move, we will be providing free pizza in the breakroom on Friday! </w:t>
-      </w:r>
-      <w:r>
-        <w:rPr>
-          <w:rFonts w:ascii="Segoe UI Emoji" w:hAnsi="Segoe UI Emoji" w:cs="Segoe UI Emoji"/>
-        </w:rPr>
-        <w:t>🍕</w:t>
-      </w:r>
-    </w:p>
-    <w:p/>
-    <w:p>
-      <w:r>
-        <w:t>Please ensure you have the Teams client downloaded before Friday morning. See you at the pizza party!</w:t>
-      </w:r>
-    </w:p>
-    <w:p/>
-    <w:p>
-      <w:r>
-        <w:t>Best,</w:t>
-      </w:r>
-    </w:p>
-    <w:p>
-      <w:r>
-        <w:t>Corporate Communications</w:t>
-      </w:r>
-    </w:p>
-    <w:p>
-      <w:r>
-        <w:t>========================================</w:t>
-      </w:r>
-    </w:p>
-    <w:p/>
-    <w:p>
-      <w:r>
-        <w:rPr>
-          <w:rFonts w:ascii="Segoe UI Emoji" w:hAnsi="Segoe UI Emoji" w:cs="Segoe UI Emoji"/>
-        </w:rPr>
-        <w:lastRenderedPageBreak/>
+          <w:sz w:val="19"/>
+        </w:rPr>
         <w:t>🛑</w:t>
       </w:r>
       <w:r>
+        <w:rPr>
+          <w:rFonts w:ascii="Consolas" w:hAnsi="Consolas"/>
+          <w:sz w:val="19"/>
+        </w:rPr>
         <w:t xml:space="preserve"> HUMAN REVIEW REQUIRED</w:t>
       </w:r>
     </w:p>
     <w:p>
-      <w:r>
+      <w:pPr>
+        <w:pStyle w:val="NoSpacing"/>
+        <w:rPr>
+          <w:rFonts w:ascii="Consolas" w:hAnsi="Consolas"/>
+          <w:sz w:val="19"/>
+        </w:rPr>
+      </w:pPr>
+      <w:r>
+        <w:rPr>
+          <w:rFonts w:ascii="Consolas" w:hAnsi="Consolas"/>
+          <w:sz w:val="19"/>
+        </w:rPr>
         <w:t>Type 'APPROVED' to finalize the document.</w:t>
       </w:r>
     </w:p>
     <w:p>
-      <w:r>
+      <w:pPr>
+        <w:pStyle w:val="NoSpacing"/>
+        <w:rPr>
+          <w:rFonts w:ascii="Consolas" w:hAnsi="Consolas"/>
+          <w:sz w:val="19"/>
+        </w:rPr>
+      </w:pPr>
+      <w:r>
+        <w:rPr>
+          <w:rFonts w:ascii="Consolas" w:hAnsi="Consolas"/>
+          <w:sz w:val="19"/>
+        </w:rPr>
         <w:t>Otherwise, type your feedback to request changes from the AI:</w:t>
       </w:r>
     </w:p>
     <w:p>
-      <w:r>
+      <w:pPr>
+        <w:pStyle w:val="NoSpacing"/>
+        <w:rPr>
+          <w:rFonts w:ascii="Consolas" w:hAnsi="Consolas"/>
+          <w:sz w:val="19"/>
+        </w:rPr>
+      </w:pPr>
+      <w:r>
+        <w:rPr>
+          <w:rFonts w:ascii="Consolas" w:hAnsi="Consolas"/>
+          <w:sz w:val="19"/>
+        </w:rPr>
         <w:t>&gt; APPROVED</w:t>
       </w:r>
     </w:p>
-    <w:p/>
-    <w:p>
-      <w:r>
-        <w:rPr>
-          <w:rFonts w:ascii="Segoe UI Emoji" w:hAnsi="Segoe UI Emoji" w:cs="Segoe UI Emoji"/>
-        </w:rPr>
-        <w:t>✅</w:t>
-      </w:r>
-      <w:r>
-        <w:t xml:space="preserve"> The announcement has been approved and is ready to send.</w:t>
-      </w:r>
-    </w:p>
-    <w:p/>
+    <w:p>
+      <w:pPr>
+        <w:pStyle w:val="NoSpacing"/>
+        <w:rPr>
+          <w:rFonts w:ascii="Consolas" w:hAnsi="Consolas"/>
+          <w:sz w:val="19"/>
+        </w:rPr>
+      </w:pPr>
+    </w:p>
+    <w:p>
+      <w:pPr>
+        <w:pStyle w:val="NoSpacing"/>
+        <w:rPr>
+          <w:rFonts w:ascii="Consolas" w:hAnsi="Consolas"/>
+          <w:sz w:val="19"/>
+        </w:rPr>
+      </w:pPr>
+      <w:r>
+        <w:rPr>
+          <w:rFonts w:ascii="Consolas" w:hAnsi="Consolas"/>
+          <w:sz w:val="19"/>
+        </w:rPr>
+        <w:t>The announcement has been approved and is ready to send.</w:t>
+      </w:r>
+    </w:p>
     <w:sectPr>
       <w:pgSz w:w="12240" w:h="15840"/>
       <w:pgMar w:top="1440" w:right="1440" w:bottom="1440" w:left="1440" w:header="720" w:footer="720" w:gutter="0"/>
@@ -1466,7 +3590,7 @@
 </file>
 
 <file path=word/numbering.xml><?xml version="1.0" encoding="utf-8"?>
-<w:numbering xmlns:wpc="http://schemas.microsoft.com/office/word/2010/wordprocessingCanvas" xmlns:cx="http://schemas.microsoft.com/office/drawing/2014/chartex" xmlns:cx1="http://schemas.microsoft.com/office/drawing/2015/9/8/chartex" xmlns:cx2="http://schemas.microsoft.com/office/drawing/2015/10/21/chartex" xmlns:cx3="http://schemas.microsoft.com/office/drawing/2016/5/9/chartex" xmlns:cx4="http://schemas.microsoft.com/office/drawing/2016/5/10/chartex" xmlns:cx5="http://schemas.microsoft.com/office/drawing/2016/5/11/chartex" xmlns:cx6="http://schemas.microsoft.com/office/drawing/2016/5/12/chartex" xmlns:cx7="http://schemas.microsoft.com/office/drawing/2016/5/13/chartex" xmlns:cx8="http://schemas.microsoft.com/office/drawing/2016/5/14/chartex" xmlns:mc="http://schemas.openxmlformats.org/markup-compatibility/2006" xmlns:aink="http://schemas.microsoft.com/office/drawing/2016/ink" xmlns:am3d="http://schemas.microsoft.com/office/drawing/2017/model3d" xmlns:o="urn:schemas-microsoft-com:office:office" xmlns:oel="http://schemas.microsoft.com/office/2019/extlst" xmlns:r="http://schemas.openxmlformats.org/officeDocument/2006/relationships" xmlns:m="http://schemas.openxmlformats.org/officeDocument/2006/math" xmlns:v="urn:schemas-microsoft-com:vml" xmlns:wp14="http://schemas.microsoft.com/office/word/2010/wordprocessingDrawing" xmlns:wp="http://schemas.openxmlformats.org/drawingml/2006/wordprocessingDrawing" xmlns:w10="urn:schemas-microsoft-com:office:word" xmlns:w="http://schemas.openxmlformats.org/wordprocessingml/2006/main" xmlns:w14="http://schemas.microsoft.com/office/word/2010/wordml" xmlns:w15="http://schemas.microsoft.com/office/word/2012/wordml" xmlns:w16cex="http://schemas.microsoft.com/office/word/2018/wordml/cex" xmlns:w16cid="http://schemas.microsoft.com/office/word/2016/wordml/cid" xmlns:w16="http://schemas.microsoft.com/office/word/2018/wordml" xmlns:w16du="http://schemas.microsoft.com/office/word/2023/wordml/word16du" xmlns:w16sdtdh="http://schemas.microsoft.com/office/word/2020/wordml/sdtdatahash" xmlns:w16sdtfl="http://schemas.microsoft.com/office/word/2024/wordml/sdtformatlock" xmlns:w16se="http://schemas.microsoft.com/office/word/2015/wordml/symex" xmlns:wpg="http://schemas.microsoft.com/office/word/2010/wordprocessingGroup" xmlns:wpi="http://schemas.microsoft.com/office/word/2010/wordprocessingInk" xmlns:wne="http://schemas.microsoft.com/office/word/2006/wordml" xmlns:wps="http://schemas.microsoft.com/office/word/2010/wordprocessingShape" mc:Ignorable="w14 w15 w16se w16cid w16 w16cex w16sdtdh w16sdtfl w16du wp14">
+<w:numbering xmlns:wpc="http://schemas.microsoft.com/office/word/2010/wordprocessingCanvas" xmlns:cx="http://schemas.microsoft.com/office/drawing/2014/chartex" xmlns:cx1="http://schemas.microsoft.com/office/drawing/2015/9/8/chartex" xmlns:cx2="http://schemas.microsoft.com/office/drawing/2015/10/21/chartex" xmlns:cx3="http://schemas.microsoft.com/office/drawing/2016/5/9/chartex" xmlns:cx4="http://schemas.microsoft.com/office/drawing/2016/5/10/chartex" xmlns:cx5="http://schemas.microsoft.com/office/drawing/2016/5/11/chartex" xmlns:cx6="http://schemas.microsoft.com/office/drawing/2016/5/12/chartex" xmlns:cx7="http://schemas.microsoft.com/office/drawing/2016/5/13/chartex" xmlns:cx8="http://schemas.microsoft.com/office/drawing/2016/5/14/chartex" xmlns:mc="http://schemas.openxmlformats.org/markup-compatibility/2006" xmlns:aink="http://schemas.microsoft.com/office/drawing/2016/ink" xmlns:am3d="http://schemas.microsoft.com/office/drawing/2017/model3d" xmlns:o="urn:schemas-microsoft-com:office:office" xmlns:oel="http://schemas.microsoft.com/office/2019/extlst" xmlns:r="http://schemas.openxmlformats.org/officeDocument/2006/relationships" xmlns:m="http://schemas.openxmlformats.org/officeDocument/2006/math" xmlns:v="urn:schemas-microsoft-com:vml" xmlns:wp14="http://schemas.microsoft.com/office/word/2010/wordprocessingDrawing" xmlns:wp="http://schemas.openxmlformats.org/drawingml/2006/wordprocessingDrawing" xmlns:w10="urn:schemas-microsoft-com:office:word" xmlns:w="http://schemas.openxmlformats.org/wordprocessingml/2006/main" xmlns:w14="http://schemas.microsoft.com/office/word/2010/wordml" xmlns:w15="http://schemas.microsoft.com/office/word/2012/wordml" xmlns:w16cei="http://schemas.microsoft.com/office/word/2026/wordml/cei" xmlns:w16cex="http://schemas.microsoft.com/office/word/2018/wordml/cex" xmlns:w16cid="http://schemas.microsoft.com/office/word/2016/wordml/cid" xmlns:w16="http://schemas.microsoft.com/office/word/2018/wordml" xmlns:w16du="http://schemas.microsoft.com/office/word/2023/wordml/word16du" xmlns:w16sdtdh="http://schemas.microsoft.com/office/word/2020/wordml/sdtdatahash" xmlns:w16sdtfl="http://schemas.microsoft.com/office/word/2024/wordml/sdtformatlock" xmlns:w16se="http://schemas.microsoft.com/office/word/2015/wordml/symex" xmlns:wpg="http://schemas.microsoft.com/office/word/2010/wordprocessingGroup" xmlns:wpi="http://schemas.microsoft.com/office/word/2010/wordprocessingInk" xmlns:wne="http://schemas.microsoft.com/office/word/2006/wordml" xmlns:wps="http://schemas.microsoft.com/office/word/2010/wordprocessingShape" mc:Ignorable="w14 w15 w16se w16cid w16 w16cex w16sdtdh w16sdtfl w16du wp14">
   <w:abstractNum w:abstractNumId="0" w15:restartNumberingAfterBreak="0">
     <w:nsid w:val="01042E87"/>
     <w:multiLevelType w:val="multilevel"/>
@@ -1734,6 +3858,23 @@
     </w:lvl>
   </w:abstractNum>
   <w:abstractNum w:abstractNumId="2" w15:restartNumberingAfterBreak="0">
+    <w:nsid w:val="272159AC"/>
+    <w:multiLevelType w:val="singleLevel"/>
+    <w:tmpl w:val="04090001"/>
+    <w:lvl w:ilvl="0">
+      <w:start w:val="1"/>
+      <w:numFmt w:val="bullet"/>
+      <w:lvlText w:val=""/>
+      <w:lvlJc w:val="left"/>
+      <w:pPr>
+        <w:ind w:left="720" w:hanging="360"/>
+      </w:pPr>
+      <w:rPr>
+        <w:rFonts w:ascii="Symbol" w:hAnsi="Symbol" w:hint="default"/>
+      </w:rPr>
+    </w:lvl>
+  </w:abstractNum>
+  <w:abstractNum w:abstractNumId="3" w15:restartNumberingAfterBreak="0">
     <w:nsid w:val="2C8E70D1"/>
     <w:multiLevelType w:val="multilevel"/>
     <w:tmpl w:val="851AB0D4"/>
@@ -1846,14 +3987,57 @@
       </w:pPr>
     </w:lvl>
   </w:abstractNum>
+  <w:abstractNum w:abstractNumId="4" w15:restartNumberingAfterBreak="0">
+    <w:nsid w:val="38AE329D"/>
+    <w:multiLevelType w:val="singleLevel"/>
+    <w:tmpl w:val="04090001"/>
+    <w:lvl w:ilvl="0">
+      <w:start w:val="1"/>
+      <w:numFmt w:val="bullet"/>
+      <w:lvlText w:val=""/>
+      <w:lvlJc w:val="left"/>
+      <w:pPr>
+        <w:ind w:left="720" w:hanging="360"/>
+      </w:pPr>
+      <w:rPr>
+        <w:rFonts w:ascii="Symbol" w:hAnsi="Symbol" w:hint="default"/>
+      </w:rPr>
+    </w:lvl>
+  </w:abstractNum>
+  <w:abstractNum w:abstractNumId="5" w15:restartNumberingAfterBreak="0">
+    <w:nsid w:val="61A409C9"/>
+    <w:multiLevelType w:val="singleLevel"/>
+    <w:tmpl w:val="04090001"/>
+    <w:lvl w:ilvl="0">
+      <w:start w:val="1"/>
+      <w:numFmt w:val="bullet"/>
+      <w:lvlText w:val=""/>
+      <w:lvlJc w:val="left"/>
+      <w:pPr>
+        <w:ind w:left="720" w:hanging="360"/>
+      </w:pPr>
+      <w:rPr>
+        <w:rFonts w:ascii="Symbol" w:hAnsi="Symbol" w:hint="default"/>
+      </w:rPr>
+    </w:lvl>
+  </w:abstractNum>
   <w:num w:numId="1" w16cid:durableId="534543548">
-    <w:abstractNumId w:val="2"/>
+    <w:abstractNumId w:val="3"/>
   </w:num>
   <w:num w:numId="2" w16cid:durableId="175314414">
     <w:abstractNumId w:val="0"/>
   </w:num>
   <w:num w:numId="3" w16cid:durableId="309138237">
     <w:abstractNumId w:val="1"/>
+  </w:num>
+  <w:num w:numId="4" w16cid:durableId="122583826">
+    <w:abstractNumId w:val="2"/>
+  </w:num>
+  <w:num w:numId="5" w16cid:durableId="1813860376">
+    <w:abstractNumId w:val="5"/>
+  </w:num>
+  <w:num w:numId="6" w16cid:durableId="1451707368">
+    <w:abstractNumId w:val="4"/>
   </w:num>
 </w:numbering>
 </file>
@@ -2286,7 +4470,6 @@
     <w:next w:val="Normal"/>
     <w:link w:val="Heading2Char"/>
     <w:uiPriority w:val="9"/>
-    <w:semiHidden/>
     <w:unhideWhenUsed/>
     <w:qFormat/>
     <w:rsid w:val="009948ED"/>
@@ -2461,6 +4644,7 @@
   <w:style w:type="character" w:default="1" w:styleId="DefaultParagraphFont">
     <w:name w:val="Default Paragraph Font"/>
     <w:uiPriority w:val="1"/>
+    <w:semiHidden/>
     <w:unhideWhenUsed/>
   </w:style>
   <w:style w:type="table" w:default="1" w:styleId="TableNormal">
@@ -2502,7 +4686,6 @@
     <w:basedOn w:val="DefaultParagraphFont"/>
     <w:link w:val="Heading2"/>
     <w:uiPriority w:val="9"/>
-    <w:semiHidden/>
     <w:rsid w:val="009948ED"/>
     <w:rPr>
       <w:rFonts w:asciiTheme="majorHAnsi" w:eastAsiaTheme="majorEastAsia" w:hAnsiTheme="majorHAnsi" w:cstheme="majorBidi"/>
@@ -2773,6 +4956,15 @@
       <w:color w:val="0F4761" w:themeColor="accent1" w:themeShade="BF"/>
       <w:spacing w:val="5"/>
     </w:rPr>
+  </w:style>
+  <w:style w:type="paragraph" w:styleId="NoSpacing">
+    <w:name w:val="No Spacing"/>
+    <w:uiPriority w:val="1"/>
+    <w:qFormat/>
+    <w:rsid w:val="00C7576E"/>
+    <w:pPr>
+      <w:spacing w:after="0" w:line="240" w:lineRule="auto"/>
+    </w:pPr>
   </w:style>
 </w:styles>
 </file>

--- a/Day20-HumanInTheLoop.docx
+++ b/Day20-HumanInTheLoop.docx
@@ -149,14 +149,11 @@
         <w:rPr>
           <w:b/>
         </w:rPr>
+        <w:lastRenderedPageBreak/>
         <w:t>Separation of Concerns</w:t>
       </w:r>
       <w:r>
-        <w:t>: The AI drafting logic</w:t>
-      </w:r>
-      <w:r>
-        <w:lastRenderedPageBreak/>
-        <w:t xml:space="preserve"> (`AiWorker`) and the human-review I/O (`HumanGatekeeper`) live in their own classes, so `Program.cs` reads as a short, high-level orchestration script rather than a tangle of console I/O and prompt logic.</w:t>
+        <w:t>: The AI drafting logic (`AiWorker`) and the human-review I/O (`HumanGatekeeper`) live in their own classes, so `Program.cs` reads as a short, high-level orchestration script rather than a tangle of console I/O and prompt logic.</w:t>
       </w:r>
     </w:p>
     <w:p>
@@ -213,11 +210,7 @@
         <w:t>Deterministic Loop Termination</w:t>
       </w:r>
       <w:r>
-        <w:t xml:space="preserve">: A `while` loop bounded by both `isApproved` and a `maxRevisions` counter guarantees the program always </w:t>
-      </w:r>
-      <w:r>
-        <w:lastRenderedPageBreak/>
-        <w:t>terminates, even if a human never types "APPROVED".</w:t>
+        <w:t>: A `while` loop bounded by both `isApproved` and a `maxRevisions` counter guarantees the program always terminates, even if a human never types "APPROVED".</w:t>
       </w:r>
     </w:p>
     <w:p>
@@ -428,7 +421,1364 @@
           <w:rFonts w:ascii="Consolas" w:hAnsi="Consolas"/>
           <w:sz w:val="19"/>
         </w:rPr>
+        <w:t>namespace HumanInTheLoop</w:t>
+      </w:r>
+    </w:p>
+    <w:p>
+      <w:pPr>
+        <w:pStyle w:val="NoSpacing"/>
+        <w:rPr>
+          <w:rFonts w:ascii="Consolas" w:hAnsi="Consolas"/>
+          <w:sz w:val="19"/>
+        </w:rPr>
+      </w:pPr>
+      <w:r>
+        <w:rPr>
+          <w:rFonts w:ascii="Consolas" w:hAnsi="Consolas"/>
+          <w:sz w:val="19"/>
+        </w:rPr>
+        <w:t>{</w:t>
+      </w:r>
+    </w:p>
+    <w:p>
+      <w:pPr>
+        <w:pStyle w:val="NoSpacing"/>
+        <w:rPr>
+          <w:rFonts w:ascii="Consolas" w:hAnsi="Consolas"/>
+          <w:sz w:val="19"/>
+        </w:rPr>
+      </w:pPr>
+      <w:r>
+        <w:rPr>
+          <w:rFonts w:ascii="Consolas" w:hAnsi="Consolas"/>
+          <w:sz w:val="19"/>
+        </w:rPr>
+        <w:t xml:space="preserve">    class Program</w:t>
+      </w:r>
+    </w:p>
+    <w:p>
+      <w:pPr>
+        <w:pStyle w:val="NoSpacing"/>
+        <w:rPr>
+          <w:rFonts w:ascii="Consolas" w:hAnsi="Consolas"/>
+          <w:sz w:val="19"/>
+        </w:rPr>
+      </w:pPr>
+      <w:r>
+        <w:rPr>
+          <w:rFonts w:ascii="Consolas" w:hAnsi="Consolas"/>
+          <w:sz w:val="19"/>
+        </w:rPr>
+        <w:t xml:space="preserve">    {</w:t>
+      </w:r>
+    </w:p>
+    <w:p>
+      <w:pPr>
+        <w:pStyle w:val="NoSpacing"/>
+        <w:rPr>
+          <w:rFonts w:ascii="Consolas" w:hAnsi="Consolas"/>
+          <w:sz w:val="19"/>
+        </w:rPr>
+      </w:pPr>
+      <w:r>
+        <w:rPr>
+          <w:rFonts w:ascii="Consolas" w:hAnsi="Consolas"/>
+          <w:sz w:val="19"/>
+        </w:rPr>
+        <w:t xml:space="preserve">        static async Task Main(string[] args)</w:t>
+      </w:r>
+    </w:p>
+    <w:p>
+      <w:pPr>
+        <w:pStyle w:val="NoSpacing"/>
+        <w:rPr>
+          <w:rFonts w:ascii="Consolas" w:hAnsi="Consolas"/>
+          <w:sz w:val="19"/>
+        </w:rPr>
+      </w:pPr>
+      <w:r>
+        <w:rPr>
+          <w:rFonts w:ascii="Consolas" w:hAnsi="Consolas"/>
+          <w:sz w:val="19"/>
+        </w:rPr>
+        <w:t xml:space="preserve">        {</w:t>
+      </w:r>
+    </w:p>
+    <w:p>
+      <w:pPr>
+        <w:pStyle w:val="NoSpacing"/>
+        <w:rPr>
+          <w:rFonts w:ascii="Consolas" w:hAnsi="Consolas"/>
+          <w:sz w:val="19"/>
+        </w:rPr>
+      </w:pPr>
+      <w:r>
+        <w:rPr>
+          <w:rFonts w:ascii="Consolas" w:hAnsi="Consolas"/>
+          <w:sz w:val="19"/>
+        </w:rPr>
+        <w:t xml:space="preserve">            // 1. Init the kernel</w:t>
+      </w:r>
+    </w:p>
+    <w:p>
+      <w:pPr>
+        <w:pStyle w:val="NoSpacing"/>
+        <w:rPr>
+          <w:rFonts w:ascii="Consolas" w:hAnsi="Consolas"/>
+          <w:sz w:val="19"/>
+        </w:rPr>
+      </w:pPr>
+      <w:r>
+        <w:rPr>
+          <w:rFonts w:ascii="Consolas" w:hAnsi="Consolas"/>
+          <w:sz w:val="19"/>
+        </w:rPr>
+        <w:t xml:space="preserve">            IKernelBuilder builder = Kernel.CreateBuilder();</w:t>
+      </w:r>
+    </w:p>
+    <w:p>
+      <w:pPr>
+        <w:pStyle w:val="NoSpacing"/>
+        <w:rPr>
+          <w:rFonts w:ascii="Consolas" w:hAnsi="Consolas"/>
+          <w:sz w:val="19"/>
+        </w:rPr>
+      </w:pPr>
+      <w:r>
+        <w:rPr>
+          <w:rFonts w:ascii="Consolas" w:hAnsi="Consolas"/>
+          <w:sz w:val="19"/>
+        </w:rPr>
+        <w:t xml:space="preserve">            string apiKey = Environment.GetEnvironmentVariable("GEMINI_API_KEY")</w:t>
+      </w:r>
+    </w:p>
+    <w:p>
+      <w:pPr>
+        <w:pStyle w:val="NoSpacing"/>
+        <w:rPr>
+          <w:rFonts w:ascii="Consolas" w:hAnsi="Consolas"/>
+          <w:sz w:val="19"/>
+        </w:rPr>
+      </w:pPr>
+      <w:r>
+        <w:rPr>
+          <w:rFonts w:ascii="Consolas" w:hAnsi="Consolas"/>
+          <w:sz w:val="19"/>
+        </w:rPr>
+        <w:t xml:space="preserve">                ?? throw new Exception("GEMINI_API_KEY is missing");</w:t>
+      </w:r>
+    </w:p>
+    <w:p>
+      <w:pPr>
+        <w:pStyle w:val="NoSpacing"/>
+        <w:rPr>
+          <w:rFonts w:ascii="Consolas" w:hAnsi="Consolas"/>
+          <w:sz w:val="19"/>
+        </w:rPr>
+      </w:pPr>
+    </w:p>
+    <w:p>
+      <w:pPr>
+        <w:pStyle w:val="NoSpacing"/>
+        <w:rPr>
+          <w:rFonts w:ascii="Consolas" w:hAnsi="Consolas"/>
+          <w:sz w:val="19"/>
+        </w:rPr>
+      </w:pPr>
+      <w:r>
+        <w:rPr>
+          <w:rFonts w:ascii="Consolas" w:hAnsi="Consolas"/>
+          <w:sz w:val="19"/>
+        </w:rPr>
+        <w:t xml:space="preserve">            builder.AddGoogleAIGeminiChatCompletion("gemini-2.5-flash", apiKey);</w:t>
+      </w:r>
+    </w:p>
+    <w:p>
+      <w:pPr>
+        <w:pStyle w:val="NoSpacing"/>
+        <w:rPr>
+          <w:rFonts w:ascii="Consolas" w:hAnsi="Consolas"/>
+          <w:sz w:val="19"/>
+        </w:rPr>
+      </w:pPr>
+      <w:r>
+        <w:rPr>
+          <w:rFonts w:ascii="Consolas" w:hAnsi="Consolas"/>
+          <w:sz w:val="19"/>
+        </w:rPr>
         <w:lastRenderedPageBreak/>
+        <w:t xml:space="preserve">            Kernel kernel = builder.Build();</w:t>
+      </w:r>
+    </w:p>
+    <w:p>
+      <w:pPr>
+        <w:pStyle w:val="NoSpacing"/>
+        <w:rPr>
+          <w:rFonts w:ascii="Consolas" w:hAnsi="Consolas"/>
+          <w:sz w:val="19"/>
+        </w:rPr>
+      </w:pPr>
+    </w:p>
+    <w:p>
+      <w:pPr>
+        <w:pStyle w:val="NoSpacing"/>
+        <w:rPr>
+          <w:rFonts w:ascii="Consolas" w:hAnsi="Consolas"/>
+          <w:sz w:val="19"/>
+        </w:rPr>
+      </w:pPr>
+      <w:r>
+        <w:rPr>
+          <w:rFonts w:ascii="Consolas" w:hAnsi="Consolas"/>
+          <w:sz w:val="19"/>
+        </w:rPr>
+        <w:t xml:space="preserve">            var chatService = kernel.GetRequiredService&lt;IChatCompletionService&gt;();</w:t>
+      </w:r>
+    </w:p>
+    <w:p>
+      <w:pPr>
+        <w:pStyle w:val="NoSpacing"/>
+        <w:rPr>
+          <w:rFonts w:ascii="Consolas" w:hAnsi="Consolas"/>
+          <w:sz w:val="19"/>
+        </w:rPr>
+      </w:pPr>
+    </w:p>
+    <w:p>
+      <w:pPr>
+        <w:pStyle w:val="NoSpacing"/>
+        <w:rPr>
+          <w:rFonts w:ascii="Consolas" w:hAnsi="Consolas"/>
+          <w:sz w:val="19"/>
+        </w:rPr>
+      </w:pPr>
+      <w:r>
+        <w:rPr>
+          <w:rFonts w:ascii="Consolas" w:hAnsi="Consolas"/>
+          <w:sz w:val="19"/>
+        </w:rPr>
+        <w:t xml:space="preserve">            // 2. Initialize our clean, signle-responsibility objects</w:t>
+      </w:r>
+    </w:p>
+    <w:p>
+      <w:pPr>
+        <w:pStyle w:val="NoSpacing"/>
+        <w:rPr>
+          <w:rFonts w:ascii="Consolas" w:hAnsi="Consolas"/>
+          <w:sz w:val="19"/>
+        </w:rPr>
+      </w:pPr>
+      <w:r>
+        <w:rPr>
+          <w:rFonts w:ascii="Consolas" w:hAnsi="Consolas"/>
+          <w:sz w:val="19"/>
+        </w:rPr>
+        <w:t xml:space="preserve">            string persona = "You are a Corporate Communications Directory.  Write professional, concise email announcements.";</w:t>
+      </w:r>
+    </w:p>
+    <w:p>
+      <w:pPr>
+        <w:pStyle w:val="NoSpacing"/>
+        <w:rPr>
+          <w:rFonts w:ascii="Consolas" w:hAnsi="Consolas"/>
+          <w:sz w:val="19"/>
+        </w:rPr>
+      </w:pPr>
+      <w:r>
+        <w:rPr>
+          <w:rFonts w:ascii="Consolas" w:hAnsi="Consolas"/>
+          <w:sz w:val="19"/>
+        </w:rPr>
+        <w:t xml:space="preserve">            var aiWorker = new AiWorker(chatService, persona);</w:t>
+      </w:r>
+    </w:p>
+    <w:p>
+      <w:pPr>
+        <w:pStyle w:val="NoSpacing"/>
+        <w:rPr>
+          <w:rFonts w:ascii="Consolas" w:hAnsi="Consolas"/>
+          <w:sz w:val="19"/>
+        </w:rPr>
+      </w:pPr>
+      <w:r>
+        <w:rPr>
+          <w:rFonts w:ascii="Consolas" w:hAnsi="Consolas"/>
+          <w:sz w:val="19"/>
+        </w:rPr>
+        <w:t xml:space="preserve">            var gatekeeper = new HumanGatekeeper();</w:t>
+      </w:r>
+    </w:p>
+    <w:p>
+      <w:pPr>
+        <w:pStyle w:val="NoSpacing"/>
+        <w:rPr>
+          <w:rFonts w:ascii="Consolas" w:hAnsi="Consolas"/>
+          <w:sz w:val="19"/>
+        </w:rPr>
+      </w:pPr>
+    </w:p>
+    <w:p>
+      <w:pPr>
+        <w:pStyle w:val="NoSpacing"/>
+        <w:rPr>
+          <w:rFonts w:ascii="Consolas" w:hAnsi="Consolas"/>
+          <w:sz w:val="19"/>
+        </w:rPr>
+      </w:pPr>
+      <w:r>
+        <w:rPr>
+          <w:rFonts w:ascii="Consolas" w:hAnsi="Consolas"/>
+          <w:sz w:val="19"/>
+        </w:rPr>
+        <w:t xml:space="preserve">            ChatHistory history = new ChatHistory();</w:t>
+      </w:r>
+    </w:p>
+    <w:p>
+      <w:pPr>
+        <w:pStyle w:val="NoSpacing"/>
+        <w:rPr>
+          <w:rFonts w:ascii="Consolas" w:hAnsi="Consolas"/>
+          <w:sz w:val="19"/>
+        </w:rPr>
+      </w:pPr>
+    </w:p>
+    <w:p>
+      <w:pPr>
+        <w:pStyle w:val="NoSpacing"/>
+        <w:rPr>
+          <w:rFonts w:ascii="Consolas" w:hAnsi="Consolas"/>
+          <w:sz w:val="19"/>
+        </w:rPr>
+      </w:pPr>
+      <w:r>
+        <w:rPr>
+          <w:rFonts w:ascii="Consolas" w:hAnsi="Consolas"/>
+          <w:sz w:val="19"/>
+        </w:rPr>
+        <w:t xml:space="preserve">            Console.WriteLine("Corporate Comms System Initialized.");</w:t>
+      </w:r>
+    </w:p>
+    <w:p>
+      <w:pPr>
+        <w:pStyle w:val="NoSpacing"/>
+        <w:rPr>
+          <w:rFonts w:ascii="Consolas" w:hAnsi="Consolas"/>
+          <w:sz w:val="19"/>
+        </w:rPr>
+      </w:pPr>
+      <w:r>
+        <w:rPr>
+          <w:rFonts w:ascii="Consolas" w:hAnsi="Consolas"/>
+          <w:sz w:val="19"/>
+        </w:rPr>
+        <w:t xml:space="preserve">            Console.Write("What is the top of the announcement? ");</w:t>
+      </w:r>
+    </w:p>
+    <w:p>
+      <w:pPr>
+        <w:pStyle w:val="NoSpacing"/>
+        <w:rPr>
+          <w:rFonts w:ascii="Consolas" w:hAnsi="Consolas"/>
+          <w:sz w:val="19"/>
+        </w:rPr>
+      </w:pPr>
+      <w:r>
+        <w:rPr>
+          <w:rFonts w:ascii="Consolas" w:hAnsi="Consolas"/>
+          <w:sz w:val="19"/>
+        </w:rPr>
+        <w:t xml:space="preserve">            string? topic = Console.ReadLine();</w:t>
+      </w:r>
+    </w:p>
+    <w:p>
+      <w:pPr>
+        <w:pStyle w:val="NoSpacing"/>
+        <w:rPr>
+          <w:rFonts w:ascii="Consolas" w:hAnsi="Consolas"/>
+          <w:sz w:val="19"/>
+        </w:rPr>
+      </w:pPr>
+    </w:p>
+    <w:p>
+      <w:pPr>
+        <w:pStyle w:val="NoSpacing"/>
+        <w:rPr>
+          <w:rFonts w:ascii="Consolas" w:hAnsi="Consolas"/>
+          <w:sz w:val="19"/>
+        </w:rPr>
+      </w:pPr>
+      <w:r>
+        <w:rPr>
+          <w:rFonts w:ascii="Consolas" w:hAnsi="Consolas"/>
+          <w:sz w:val="19"/>
+        </w:rPr>
+        <w:t xml:space="preserve">            // The initial prompt sets the first 'User' role for Gemini</w:t>
+      </w:r>
+    </w:p>
+    <w:p>
+      <w:pPr>
+        <w:pStyle w:val="NoSpacing"/>
+        <w:rPr>
+          <w:rFonts w:ascii="Consolas" w:hAnsi="Consolas"/>
+          <w:sz w:val="19"/>
+        </w:rPr>
+      </w:pPr>
+      <w:r>
+        <w:rPr>
+          <w:rFonts w:ascii="Consolas" w:hAnsi="Consolas"/>
+          <w:sz w:val="19"/>
+        </w:rPr>
+        <w:t xml:space="preserve">            history.AddUserMessage($"Draft an email announcement regarding: {topic}");</w:t>
+      </w:r>
+    </w:p>
+    <w:p>
+      <w:pPr>
+        <w:pStyle w:val="NoSpacing"/>
+        <w:rPr>
+          <w:rFonts w:ascii="Consolas" w:hAnsi="Consolas"/>
+          <w:sz w:val="19"/>
+        </w:rPr>
+      </w:pPr>
+    </w:p>
+    <w:p>
+      <w:pPr>
+        <w:pStyle w:val="NoSpacing"/>
+        <w:rPr>
+          <w:rFonts w:ascii="Consolas" w:hAnsi="Consolas"/>
+          <w:sz w:val="19"/>
+        </w:rPr>
+      </w:pPr>
+      <w:r>
+        <w:rPr>
+          <w:rFonts w:ascii="Consolas" w:hAnsi="Consolas"/>
+          <w:sz w:val="19"/>
+        </w:rPr>
+        <w:t xml:space="preserve">            bool isApproved = false;</w:t>
+      </w:r>
+    </w:p>
+    <w:p>
+      <w:pPr>
+        <w:pStyle w:val="NoSpacing"/>
+        <w:rPr>
+          <w:rFonts w:ascii="Consolas" w:hAnsi="Consolas"/>
+          <w:sz w:val="19"/>
+        </w:rPr>
+      </w:pPr>
+      <w:r>
+        <w:rPr>
+          <w:rFonts w:ascii="Consolas" w:hAnsi="Consolas"/>
+          <w:sz w:val="19"/>
+        </w:rPr>
+        <w:t xml:space="preserve">            bool aiServiceFailed = false;</w:t>
+      </w:r>
+    </w:p>
+    <w:p>
+      <w:pPr>
+        <w:pStyle w:val="NoSpacing"/>
+        <w:rPr>
+          <w:rFonts w:ascii="Consolas" w:hAnsi="Consolas"/>
+          <w:sz w:val="19"/>
+        </w:rPr>
+      </w:pPr>
+      <w:r>
+        <w:rPr>
+          <w:rFonts w:ascii="Consolas" w:hAnsi="Consolas"/>
+          <w:sz w:val="19"/>
+        </w:rPr>
+        <w:t xml:space="preserve">            int maxRevisions = 5;</w:t>
+      </w:r>
+    </w:p>
+    <w:p>
+      <w:pPr>
+        <w:pStyle w:val="NoSpacing"/>
+        <w:rPr>
+          <w:rFonts w:ascii="Consolas" w:hAnsi="Consolas"/>
+          <w:sz w:val="19"/>
+        </w:rPr>
+      </w:pPr>
+      <w:r>
+        <w:rPr>
+          <w:rFonts w:ascii="Consolas" w:hAnsi="Consolas"/>
+          <w:sz w:val="19"/>
+        </w:rPr>
+        <w:t xml:space="preserve">            int currentRevision = 0;</w:t>
+      </w:r>
+    </w:p>
+    <w:p>
+      <w:pPr>
+        <w:pStyle w:val="NoSpacing"/>
+        <w:rPr>
+          <w:rFonts w:ascii="Consolas" w:hAnsi="Consolas"/>
+          <w:sz w:val="19"/>
+        </w:rPr>
+      </w:pPr>
+    </w:p>
+    <w:p>
+      <w:pPr>
+        <w:pStyle w:val="NoSpacing"/>
+        <w:rPr>
+          <w:rFonts w:ascii="Consolas" w:hAnsi="Consolas"/>
+          <w:sz w:val="19"/>
+        </w:rPr>
+      </w:pPr>
+      <w:r>
+        <w:rPr>
+          <w:rFonts w:ascii="Consolas" w:hAnsi="Consolas"/>
+          <w:sz w:val="19"/>
+        </w:rPr>
+        <w:t xml:space="preserve">            // 3. The Orchestration Loop</w:t>
+      </w:r>
+    </w:p>
+    <w:p>
+      <w:pPr>
+        <w:pStyle w:val="NoSpacing"/>
+        <w:rPr>
+          <w:rFonts w:ascii="Consolas" w:hAnsi="Consolas"/>
+          <w:sz w:val="19"/>
+        </w:rPr>
+      </w:pPr>
+      <w:r>
+        <w:rPr>
+          <w:rFonts w:ascii="Consolas" w:hAnsi="Consolas"/>
+          <w:sz w:val="19"/>
+        </w:rPr>
+        <w:t xml:space="preserve">            while(!isApproved &amp;&amp; currentRevision &lt; maxRevisions)</w:t>
+      </w:r>
+    </w:p>
+    <w:p>
+      <w:pPr>
+        <w:pStyle w:val="NoSpacing"/>
+        <w:rPr>
+          <w:rFonts w:ascii="Consolas" w:hAnsi="Consolas"/>
+          <w:sz w:val="19"/>
+        </w:rPr>
+      </w:pPr>
+      <w:r>
+        <w:rPr>
+          <w:rFonts w:ascii="Consolas" w:hAnsi="Consolas"/>
+          <w:sz w:val="19"/>
+        </w:rPr>
+        <w:t xml:space="preserve">            {</w:t>
+      </w:r>
+    </w:p>
+    <w:p>
+      <w:pPr>
+        <w:pStyle w:val="NoSpacing"/>
+        <w:rPr>
+          <w:rFonts w:ascii="Consolas" w:hAnsi="Consolas"/>
+          <w:sz w:val="19"/>
+        </w:rPr>
+      </w:pPr>
+      <w:r>
+        <w:rPr>
+          <w:rFonts w:ascii="Consolas" w:hAnsi="Consolas"/>
+          <w:sz w:val="19"/>
+        </w:rPr>
+        <w:t xml:space="preserve">                Console.WriteLine("\n[AI IS DRAFTING...]");</w:t>
+      </w:r>
+    </w:p>
+    <w:p>
+      <w:pPr>
+        <w:pStyle w:val="NoSpacing"/>
+        <w:rPr>
+          <w:rFonts w:ascii="Consolas" w:hAnsi="Consolas"/>
+          <w:sz w:val="19"/>
+        </w:rPr>
+      </w:pPr>
+      <w:r>
+        <w:rPr>
+          <w:rFonts w:ascii="Consolas" w:hAnsi="Consolas"/>
+          <w:sz w:val="19"/>
+        </w:rPr>
+        <w:t xml:space="preserve">                string draft;</w:t>
+      </w:r>
+    </w:p>
+    <w:p>
+      <w:pPr>
+        <w:pStyle w:val="NoSpacing"/>
+        <w:rPr>
+          <w:rFonts w:ascii="Consolas" w:hAnsi="Consolas"/>
+          <w:sz w:val="19"/>
+        </w:rPr>
+      </w:pPr>
+      <w:r>
+        <w:rPr>
+          <w:rFonts w:ascii="Consolas" w:hAnsi="Consolas"/>
+          <w:sz w:val="19"/>
+        </w:rPr>
+        <w:t xml:space="preserve">                try</w:t>
+      </w:r>
+    </w:p>
+    <w:p>
+      <w:pPr>
+        <w:pStyle w:val="NoSpacing"/>
+        <w:rPr>
+          <w:rFonts w:ascii="Consolas" w:hAnsi="Consolas"/>
+          <w:sz w:val="19"/>
+        </w:rPr>
+      </w:pPr>
+      <w:r>
+        <w:rPr>
+          <w:rFonts w:ascii="Consolas" w:hAnsi="Consolas"/>
+          <w:sz w:val="19"/>
+        </w:rPr>
+        <w:t xml:space="preserve">                {</w:t>
+      </w:r>
+    </w:p>
+    <w:p>
+      <w:pPr>
+        <w:pStyle w:val="NoSpacing"/>
+        <w:rPr>
+          <w:rFonts w:ascii="Consolas" w:hAnsi="Consolas"/>
+          <w:sz w:val="19"/>
+        </w:rPr>
+      </w:pPr>
+      <w:r>
+        <w:rPr>
+          <w:rFonts w:ascii="Consolas" w:hAnsi="Consolas"/>
+          <w:sz w:val="19"/>
+        </w:rPr>
+        <w:t xml:space="preserve">                    draft = await aiWorker.GenerateDraftAsync(history);</w:t>
+      </w:r>
+    </w:p>
+    <w:p>
+      <w:pPr>
+        <w:pStyle w:val="NoSpacing"/>
+        <w:rPr>
+          <w:rFonts w:ascii="Consolas" w:hAnsi="Consolas"/>
+          <w:sz w:val="19"/>
+        </w:rPr>
+      </w:pPr>
+      <w:r>
+        <w:rPr>
+          <w:rFonts w:ascii="Consolas" w:hAnsi="Consolas"/>
+          <w:sz w:val="19"/>
+        </w:rPr>
+        <w:t xml:space="preserve">                }</w:t>
+      </w:r>
+    </w:p>
+    <w:p>
+      <w:pPr>
+        <w:pStyle w:val="NoSpacing"/>
+        <w:rPr>
+          <w:rFonts w:ascii="Consolas" w:hAnsi="Consolas"/>
+          <w:sz w:val="19"/>
+        </w:rPr>
+      </w:pPr>
+      <w:r>
+        <w:rPr>
+          <w:rFonts w:ascii="Consolas" w:hAnsi="Consolas"/>
+          <w:sz w:val="19"/>
+        </w:rPr>
+        <w:t xml:space="preserve">                catch (Exception ex)</w:t>
+      </w:r>
+    </w:p>
+    <w:p>
+      <w:pPr>
+        <w:pStyle w:val="NoSpacing"/>
+        <w:rPr>
+          <w:rFonts w:ascii="Consolas" w:hAnsi="Consolas"/>
+          <w:sz w:val="19"/>
+        </w:rPr>
+      </w:pPr>
+      <w:r>
+        <w:rPr>
+          <w:rFonts w:ascii="Consolas" w:hAnsi="Consolas"/>
+          <w:sz w:val="19"/>
+        </w:rPr>
+        <w:t xml:space="preserve">                {</w:t>
+      </w:r>
+    </w:p>
+    <w:p>
+      <w:pPr>
+        <w:pStyle w:val="NoSpacing"/>
+        <w:rPr>
+          <w:rFonts w:ascii="Consolas" w:hAnsi="Consolas"/>
+          <w:sz w:val="19"/>
+        </w:rPr>
+      </w:pPr>
+      <w:r>
+        <w:rPr>
+          <w:rFonts w:ascii="Consolas" w:hAnsi="Consolas"/>
+          <w:sz w:val="19"/>
+        </w:rPr>
+        <w:t xml:space="preserve">                    // Step: A transient network/API failure should not crash the</w:t>
+      </w:r>
+    </w:p>
+    <w:p>
+      <w:pPr>
+        <w:pStyle w:val="NoSpacing"/>
+        <w:rPr>
+          <w:rFonts w:ascii="Consolas" w:hAnsi="Consolas"/>
+          <w:sz w:val="19"/>
+        </w:rPr>
+      </w:pPr>
+      <w:r>
+        <w:rPr>
+          <w:rFonts w:ascii="Consolas" w:hAnsi="Consolas"/>
+          <w:sz w:val="19"/>
+        </w:rPr>
+        <w:t xml:space="preserve">                    // whole approval workflow with an unhandled exception - report</w:t>
+      </w:r>
+    </w:p>
+    <w:p>
+      <w:pPr>
+        <w:pStyle w:val="NoSpacing"/>
+        <w:rPr>
+          <w:rFonts w:ascii="Consolas" w:hAnsi="Consolas"/>
+          <w:sz w:val="19"/>
+        </w:rPr>
+      </w:pPr>
+      <w:r>
+        <w:rPr>
+          <w:rFonts w:ascii="Consolas" w:hAnsi="Consolas"/>
+          <w:sz w:val="19"/>
+        </w:rPr>
+        <w:t xml:space="preserve">                    // it and stop the loop cleanly instead.</w:t>
+      </w:r>
+    </w:p>
+    <w:p>
+      <w:pPr>
+        <w:pStyle w:val="NoSpacing"/>
+        <w:rPr>
+          <w:rFonts w:ascii="Consolas" w:hAnsi="Consolas"/>
+          <w:sz w:val="19"/>
+        </w:rPr>
+      </w:pPr>
+      <w:r>
+        <w:rPr>
+          <w:rFonts w:ascii="Consolas" w:hAnsi="Consolas"/>
+          <w:sz w:val="19"/>
+        </w:rPr>
+        <w:t xml:space="preserve">                    Console.WriteLine($"\n[ERROR] The AI service call failed: {ex.Message}");</w:t>
+      </w:r>
+    </w:p>
+    <w:p>
+      <w:pPr>
+        <w:pStyle w:val="NoSpacing"/>
+        <w:rPr>
+          <w:rFonts w:ascii="Consolas" w:hAnsi="Consolas"/>
+          <w:sz w:val="19"/>
+        </w:rPr>
+      </w:pPr>
+      <w:r>
+        <w:rPr>
+          <w:rFonts w:ascii="Consolas" w:hAnsi="Consolas"/>
+          <w:sz w:val="19"/>
+        </w:rPr>
+        <w:t xml:space="preserve">                    Console.WriteLine("Workflow stopped due to an AI service error.");</w:t>
+      </w:r>
+    </w:p>
+    <w:p>
+      <w:pPr>
+        <w:pStyle w:val="NoSpacing"/>
+        <w:rPr>
+          <w:rFonts w:ascii="Consolas" w:hAnsi="Consolas"/>
+          <w:sz w:val="19"/>
+        </w:rPr>
+      </w:pPr>
+      <w:r>
+        <w:rPr>
+          <w:rFonts w:ascii="Consolas" w:hAnsi="Consolas"/>
+          <w:sz w:val="19"/>
+        </w:rPr>
+        <w:t xml:space="preserve">                    aiServiceFailed = true;</w:t>
+      </w:r>
+    </w:p>
+    <w:p>
+      <w:pPr>
+        <w:pStyle w:val="NoSpacing"/>
+        <w:rPr>
+          <w:rFonts w:ascii="Consolas" w:hAnsi="Consolas"/>
+          <w:sz w:val="19"/>
+        </w:rPr>
+      </w:pPr>
+      <w:r>
+        <w:rPr>
+          <w:rFonts w:ascii="Consolas" w:hAnsi="Consolas"/>
+          <w:sz w:val="19"/>
+        </w:rPr>
+        <w:t xml:space="preserve">                    break;</w:t>
+      </w:r>
+    </w:p>
+    <w:p>
+      <w:pPr>
+        <w:pStyle w:val="NoSpacing"/>
+        <w:rPr>
+          <w:rFonts w:ascii="Consolas" w:hAnsi="Consolas"/>
+          <w:sz w:val="19"/>
+        </w:rPr>
+      </w:pPr>
+      <w:r>
+        <w:rPr>
+          <w:rFonts w:ascii="Consolas" w:hAnsi="Consolas"/>
+          <w:sz w:val="19"/>
+        </w:rPr>
+        <w:t xml:space="preserve">                }</w:t>
+      </w:r>
+    </w:p>
+    <w:p>
+      <w:pPr>
+        <w:pStyle w:val="NoSpacing"/>
+        <w:rPr>
+          <w:rFonts w:ascii="Consolas" w:hAnsi="Consolas"/>
+          <w:sz w:val="19"/>
+        </w:rPr>
+      </w:pPr>
+    </w:p>
+    <w:p>
+      <w:pPr>
+        <w:pStyle w:val="NoSpacing"/>
+        <w:rPr>
+          <w:rFonts w:ascii="Consolas" w:hAnsi="Consolas"/>
+          <w:sz w:val="19"/>
+        </w:rPr>
+      </w:pPr>
+      <w:r>
+        <w:rPr>
+          <w:rFonts w:ascii="Consolas" w:hAnsi="Consolas"/>
+          <w:sz w:val="19"/>
+        </w:rPr>
+        <w:t xml:space="preserve">                // 4. Yield control to the human</w:t>
+      </w:r>
+    </w:p>
+    <w:p>
+      <w:pPr>
+        <w:pStyle w:val="NoSpacing"/>
+        <w:rPr>
+          <w:rFonts w:ascii="Consolas" w:hAnsi="Consolas"/>
+          <w:sz w:val="19"/>
+        </w:rPr>
+      </w:pPr>
+      <w:r>
+        <w:rPr>
+          <w:rFonts w:ascii="Consolas" w:hAnsi="Consolas"/>
+          <w:sz w:val="19"/>
+        </w:rPr>
+        <w:t xml:space="preserve">                ReviewResult result = gatekeeper.ReviewDraft(draft);</w:t>
+      </w:r>
+    </w:p>
+    <w:p>
+      <w:pPr>
+        <w:pStyle w:val="NoSpacing"/>
+        <w:rPr>
+          <w:rFonts w:ascii="Consolas" w:hAnsi="Consolas"/>
+          <w:sz w:val="19"/>
+        </w:rPr>
+      </w:pPr>
+    </w:p>
+    <w:p>
+      <w:pPr>
+        <w:pStyle w:val="NoSpacing"/>
+        <w:rPr>
+          <w:rFonts w:ascii="Consolas" w:hAnsi="Consolas"/>
+          <w:sz w:val="19"/>
+        </w:rPr>
+      </w:pPr>
+      <w:r>
+        <w:rPr>
+          <w:rFonts w:ascii="Consolas" w:hAnsi="Consolas"/>
+          <w:sz w:val="19"/>
+        </w:rPr>
+        <w:t xml:space="preserve">                if (result.IsApproved)</w:t>
+      </w:r>
+    </w:p>
+    <w:p>
+      <w:pPr>
+        <w:pStyle w:val="NoSpacing"/>
+        <w:rPr>
+          <w:rFonts w:ascii="Consolas" w:hAnsi="Consolas"/>
+          <w:sz w:val="19"/>
+        </w:rPr>
+      </w:pPr>
+      <w:r>
+        <w:rPr>
+          <w:rFonts w:ascii="Consolas" w:hAnsi="Consolas"/>
+          <w:sz w:val="19"/>
+        </w:rPr>
+        <w:t xml:space="preserve">                {</w:t>
+      </w:r>
+    </w:p>
+    <w:p>
+      <w:pPr>
+        <w:pStyle w:val="NoSpacing"/>
+        <w:rPr>
+          <w:rFonts w:ascii="Consolas" w:hAnsi="Consolas"/>
+          <w:sz w:val="19"/>
+        </w:rPr>
+      </w:pPr>
+      <w:r>
+        <w:rPr>
+          <w:rFonts w:ascii="Consolas" w:hAnsi="Consolas"/>
+          <w:sz w:val="19"/>
+        </w:rPr>
+        <w:t xml:space="preserve">                    isApproved = true;</w:t>
+      </w:r>
+    </w:p>
+    <w:p>
+      <w:pPr>
+        <w:pStyle w:val="NoSpacing"/>
+        <w:rPr>
+          <w:rFonts w:ascii="Consolas" w:hAnsi="Consolas"/>
+          <w:sz w:val="19"/>
+        </w:rPr>
+      </w:pPr>
+      <w:r>
+        <w:rPr>
+          <w:rFonts w:ascii="Consolas" w:hAnsi="Consolas"/>
+          <w:sz w:val="19"/>
+        </w:rPr>
+        <w:t xml:space="preserve">                    Console.WriteLine("\nThe announcement has been approved and is ready to send.");</w:t>
+      </w:r>
+    </w:p>
+    <w:p>
+      <w:pPr>
+        <w:pStyle w:val="NoSpacing"/>
+        <w:rPr>
+          <w:rFonts w:ascii="Consolas" w:hAnsi="Consolas"/>
+          <w:sz w:val="19"/>
+        </w:rPr>
+      </w:pPr>
+      <w:r>
+        <w:rPr>
+          <w:rFonts w:ascii="Consolas" w:hAnsi="Consolas"/>
+          <w:sz w:val="19"/>
+        </w:rPr>
+        <w:t xml:space="preserve">                }</w:t>
+      </w:r>
+    </w:p>
+    <w:p>
+      <w:pPr>
+        <w:pStyle w:val="NoSpacing"/>
+        <w:rPr>
+          <w:rFonts w:ascii="Consolas" w:hAnsi="Consolas"/>
+          <w:sz w:val="19"/>
+        </w:rPr>
+      </w:pPr>
+      <w:r>
+        <w:rPr>
+          <w:rFonts w:ascii="Consolas" w:hAnsi="Consolas"/>
+          <w:sz w:val="19"/>
+        </w:rPr>
+        <w:t xml:space="preserve">                else</w:t>
+      </w:r>
+    </w:p>
+    <w:p>
+      <w:pPr>
+        <w:pStyle w:val="NoSpacing"/>
+        <w:rPr>
+          <w:rFonts w:ascii="Consolas" w:hAnsi="Consolas"/>
+          <w:sz w:val="19"/>
+        </w:rPr>
+      </w:pPr>
+      <w:r>
+        <w:rPr>
+          <w:rFonts w:ascii="Consolas" w:hAnsi="Consolas"/>
+          <w:sz w:val="19"/>
+        </w:rPr>
+        <w:t xml:space="preserve">                {</w:t>
+      </w:r>
+    </w:p>
+    <w:p>
+      <w:pPr>
+        <w:pStyle w:val="NoSpacing"/>
+        <w:rPr>
+          <w:rFonts w:ascii="Consolas" w:hAnsi="Consolas"/>
+          <w:sz w:val="19"/>
+        </w:rPr>
+      </w:pPr>
+      <w:r>
+        <w:rPr>
+          <w:rFonts w:ascii="Consolas" w:hAnsi="Consolas"/>
+          <w:sz w:val="19"/>
+        </w:rPr>
+        <w:t xml:space="preserve">                    // GEMINI PROTOCOL: The human's feedback naturally acts as the 'User' role,</w:t>
+      </w:r>
+    </w:p>
+    <w:p>
+      <w:pPr>
+        <w:pStyle w:val="NoSpacing"/>
+        <w:rPr>
+          <w:rFonts w:ascii="Consolas" w:hAnsi="Consolas"/>
+          <w:sz w:val="19"/>
+        </w:rPr>
+      </w:pPr>
+      <w:r>
+        <w:rPr>
+          <w:rFonts w:ascii="Consolas" w:hAnsi="Consolas"/>
+          <w:sz w:val="19"/>
+        </w:rPr>
+        <w:lastRenderedPageBreak/>
+        <w:t xml:space="preserve">                    // perfectly satisfying Gemini's User -&gt; Assistant -&gt; User requirement.</w:t>
+      </w:r>
+    </w:p>
+    <w:p>
+      <w:pPr>
+        <w:pStyle w:val="NoSpacing"/>
+        <w:rPr>
+          <w:rFonts w:ascii="Consolas" w:hAnsi="Consolas"/>
+          <w:sz w:val="19"/>
+        </w:rPr>
+      </w:pPr>
+      <w:r>
+        <w:rPr>
+          <w:rFonts w:ascii="Consolas" w:hAnsi="Consolas"/>
+          <w:sz w:val="19"/>
+        </w:rPr>
+        <w:t xml:space="preserve">                    history.AddUserMessage($"The draft was rejected.  Please review based on this feedback: {result.Feedback}");</w:t>
+      </w:r>
+    </w:p>
+    <w:p>
+      <w:pPr>
+        <w:pStyle w:val="NoSpacing"/>
+        <w:rPr>
+          <w:rFonts w:ascii="Consolas" w:hAnsi="Consolas"/>
+          <w:sz w:val="19"/>
+        </w:rPr>
+      </w:pPr>
+      <w:r>
+        <w:rPr>
+          <w:rFonts w:ascii="Consolas" w:hAnsi="Consolas"/>
+          <w:sz w:val="19"/>
+        </w:rPr>
+        <w:t xml:space="preserve">                    Console.WriteLine("\nSending feedback to  the AI...");</w:t>
+      </w:r>
+    </w:p>
+    <w:p>
+      <w:pPr>
+        <w:pStyle w:val="NoSpacing"/>
+        <w:rPr>
+          <w:rFonts w:ascii="Consolas" w:hAnsi="Consolas"/>
+          <w:sz w:val="19"/>
+        </w:rPr>
+      </w:pPr>
+      <w:r>
+        <w:rPr>
+          <w:rFonts w:ascii="Consolas" w:hAnsi="Consolas"/>
+          <w:sz w:val="19"/>
+        </w:rPr>
+        <w:t xml:space="preserve">                }</w:t>
+      </w:r>
+    </w:p>
+    <w:p>
+      <w:pPr>
+        <w:pStyle w:val="NoSpacing"/>
+        <w:rPr>
+          <w:rFonts w:ascii="Consolas" w:hAnsi="Consolas"/>
+          <w:sz w:val="19"/>
+        </w:rPr>
+      </w:pPr>
+    </w:p>
+    <w:p>
+      <w:pPr>
+        <w:pStyle w:val="NoSpacing"/>
+        <w:rPr>
+          <w:rFonts w:ascii="Consolas" w:hAnsi="Consolas"/>
+          <w:sz w:val="19"/>
+        </w:rPr>
+      </w:pPr>
+      <w:r>
+        <w:rPr>
+          <w:rFonts w:ascii="Consolas" w:hAnsi="Consolas"/>
+          <w:sz w:val="19"/>
+        </w:rPr>
+        <w:t xml:space="preserve">                currentRevision++;</w:t>
+      </w:r>
+    </w:p>
+    <w:p>
+      <w:pPr>
+        <w:pStyle w:val="NoSpacing"/>
+        <w:rPr>
+          <w:rFonts w:ascii="Consolas" w:hAnsi="Consolas"/>
+          <w:sz w:val="19"/>
+        </w:rPr>
+      </w:pPr>
+      <w:r>
+        <w:rPr>
+          <w:rFonts w:ascii="Consolas" w:hAnsi="Consolas"/>
+          <w:sz w:val="19"/>
+        </w:rPr>
+        <w:t xml:space="preserve">            }</w:t>
+      </w:r>
+    </w:p>
+    <w:p>
+      <w:pPr>
+        <w:pStyle w:val="NoSpacing"/>
+        <w:rPr>
+          <w:rFonts w:ascii="Consolas" w:hAnsi="Consolas"/>
+          <w:sz w:val="19"/>
+        </w:rPr>
+      </w:pPr>
+    </w:p>
+    <w:p>
+      <w:pPr>
+        <w:pStyle w:val="NoSpacing"/>
+        <w:rPr>
+          <w:rFonts w:ascii="Consolas" w:hAnsi="Consolas"/>
+          <w:sz w:val="19"/>
+        </w:rPr>
+      </w:pPr>
+      <w:r>
+        <w:rPr>
+          <w:rFonts w:ascii="Consolas" w:hAnsi="Consolas"/>
+          <w:sz w:val="19"/>
+        </w:rPr>
+        <w:t xml:space="preserve">            if (!isApproved &amp;&amp; !aiServiceFailed)</w:t>
+      </w:r>
+    </w:p>
+    <w:p>
+      <w:pPr>
+        <w:pStyle w:val="NoSpacing"/>
+        <w:rPr>
+          <w:rFonts w:ascii="Consolas" w:hAnsi="Consolas"/>
+          <w:sz w:val="19"/>
+        </w:rPr>
+      </w:pPr>
+      <w:r>
+        <w:rPr>
+          <w:rFonts w:ascii="Consolas" w:hAnsi="Consolas"/>
+          <w:sz w:val="19"/>
+        </w:rPr>
+        <w:t xml:space="preserve">            {</w:t>
+      </w:r>
+    </w:p>
+    <w:p>
+      <w:pPr>
+        <w:pStyle w:val="NoSpacing"/>
+        <w:rPr>
+          <w:rFonts w:ascii="Consolas" w:hAnsi="Consolas"/>
+          <w:sz w:val="19"/>
+        </w:rPr>
+      </w:pPr>
+      <w:r>
+        <w:rPr>
+          <w:rFonts w:ascii="Consolas" w:hAnsi="Consolas"/>
+          <w:sz w:val="19"/>
+        </w:rPr>
+        <w:t xml:space="preserve">                Console.WriteLine("\n Maximum revisions reached.  Workflow stopped.");</w:t>
+      </w:r>
+    </w:p>
+    <w:p>
+      <w:pPr>
+        <w:pStyle w:val="NoSpacing"/>
+        <w:rPr>
+          <w:rFonts w:ascii="Consolas" w:hAnsi="Consolas"/>
+          <w:sz w:val="19"/>
+        </w:rPr>
+      </w:pPr>
+      <w:r>
+        <w:rPr>
+          <w:rFonts w:ascii="Consolas" w:hAnsi="Consolas"/>
+          <w:sz w:val="19"/>
+        </w:rPr>
+        <w:t xml:space="preserve">            }</w:t>
+      </w:r>
+    </w:p>
+    <w:p>
+      <w:pPr>
+        <w:pStyle w:val="NoSpacing"/>
+        <w:rPr>
+          <w:rFonts w:ascii="Consolas" w:hAnsi="Consolas"/>
+          <w:sz w:val="19"/>
+        </w:rPr>
+      </w:pPr>
+    </w:p>
+    <w:p>
+      <w:pPr>
+        <w:pStyle w:val="NoSpacing"/>
+        <w:rPr>
+          <w:rFonts w:ascii="Consolas" w:hAnsi="Consolas"/>
+          <w:sz w:val="19"/>
+        </w:rPr>
+      </w:pPr>
+      <w:r>
+        <w:rPr>
+          <w:rFonts w:ascii="Consolas" w:hAnsi="Consolas"/>
+          <w:sz w:val="19"/>
+        </w:rPr>
+        <w:t xml:space="preserve">        }</w:t>
+      </w:r>
+    </w:p>
+    <w:p>
+      <w:pPr>
+        <w:pStyle w:val="NoSpacing"/>
+        <w:rPr>
+          <w:rFonts w:ascii="Consolas" w:hAnsi="Consolas"/>
+          <w:sz w:val="19"/>
+        </w:rPr>
+      </w:pPr>
+      <w:r>
+        <w:rPr>
+          <w:rFonts w:ascii="Consolas" w:hAnsi="Consolas"/>
+          <w:sz w:val="19"/>
+        </w:rPr>
+        <w:t xml:space="preserve">    }</w:t>
+      </w:r>
+    </w:p>
+    <w:p>
+      <w:pPr>
+        <w:pStyle w:val="NoSpacing"/>
+        <w:rPr>
+          <w:rFonts w:ascii="Consolas" w:hAnsi="Consolas"/>
+          <w:sz w:val="19"/>
+        </w:rPr>
+      </w:pPr>
+      <w:r>
+        <w:rPr>
+          <w:rFonts w:ascii="Consolas" w:hAnsi="Consolas"/>
+          <w:sz w:val="19"/>
+        </w:rPr>
+        <w:t>}</w:t>
+      </w:r>
+    </w:p>
+    <w:p/>
+    <w:p>
+      <w:pPr>
+        <w:rPr>
+          <w:b/>
+        </w:rPr>
+      </w:pPr>
+      <w:r>
+        <w:rPr>
+          <w:b/>
+        </w:rPr>
+        <w:t>AiWorker.cs</w:t>
+      </w:r>
+    </w:p>
+    <w:p>
+      <w:pPr>
+        <w:pStyle w:val="NoSpacing"/>
+        <w:rPr>
+          <w:rFonts w:ascii="Consolas" w:hAnsi="Consolas"/>
+          <w:sz w:val="19"/>
+        </w:rPr>
+      </w:pPr>
+      <w:r>
+        <w:rPr>
+          <w:rFonts w:ascii="Consolas" w:hAnsi="Consolas"/>
+          <w:sz w:val="19"/>
+        </w:rPr>
+        <w:t>// AiWorker</w:t>
+      </w:r>
+    </w:p>
+    <w:p>
+      <w:pPr>
+        <w:pStyle w:val="NoSpacing"/>
+        <w:rPr>
+          <w:rFonts w:ascii="Consolas" w:hAnsi="Consolas"/>
+          <w:sz w:val="19"/>
+        </w:rPr>
+      </w:pPr>
+      <w:r>
+        <w:rPr>
+          <w:rFonts w:ascii="Consolas" w:hAnsi="Consolas"/>
+          <w:sz w:val="19"/>
+        </w:rPr>
+        <w:t>// ---------------------------------------------------------------------------</w:t>
+      </w:r>
+    </w:p>
+    <w:p>
+      <w:pPr>
+        <w:pStyle w:val="NoSpacing"/>
+        <w:rPr>
+          <w:rFonts w:ascii="Consolas" w:hAnsi="Consolas"/>
+          <w:sz w:val="19"/>
+        </w:rPr>
+      </w:pPr>
+      <w:r>
+        <w:rPr>
+          <w:rFonts w:ascii="Consolas" w:hAnsi="Consolas"/>
+          <w:sz w:val="19"/>
+        </w:rPr>
+        <w:t>// Encapsulates the AI persona and the persona-swapping orchestration logic</w:t>
+      </w:r>
+    </w:p>
+    <w:p>
+      <w:pPr>
+        <w:pStyle w:val="NoSpacing"/>
+        <w:rPr>
+          <w:rFonts w:ascii="Consolas" w:hAnsi="Consolas"/>
+          <w:sz w:val="19"/>
+        </w:rPr>
+      </w:pPr>
+      <w:r>
+        <w:rPr>
+          <w:rFonts w:ascii="Consolas" w:hAnsi="Consolas"/>
+          <w:sz w:val="19"/>
+        </w:rPr>
+        <w:t>// (inject system message, generate, remove system message) so Program.cs can</w:t>
+      </w:r>
+    </w:p>
+    <w:p>
+      <w:pPr>
+        <w:pStyle w:val="NoSpacing"/>
+        <w:rPr>
+          <w:rFonts w:ascii="Consolas" w:hAnsi="Consolas"/>
+          <w:sz w:val="19"/>
+        </w:rPr>
+      </w:pPr>
+      <w:r>
+        <w:rPr>
+          <w:rFonts w:ascii="Consolas" w:hAnsi="Consolas"/>
+          <w:sz w:val="19"/>
+        </w:rPr>
+        <w:t>// stay a clean, high-level orchestration script.</w:t>
+      </w:r>
+    </w:p>
+    <w:p>
+      <w:pPr>
+        <w:pStyle w:val="NoSpacing"/>
+        <w:rPr>
+          <w:rFonts w:ascii="Consolas" w:hAnsi="Consolas"/>
+          <w:sz w:val="19"/>
+        </w:rPr>
+      </w:pPr>
+      <w:r>
+        <w:rPr>
+          <w:rFonts w:ascii="Consolas" w:hAnsi="Consolas"/>
+          <w:sz w:val="19"/>
+        </w:rPr>
+        <w:t>using Microsoft.SemanticKernel;</w:t>
+      </w:r>
+    </w:p>
+    <w:p>
+      <w:pPr>
+        <w:pStyle w:val="NoSpacing"/>
+        <w:rPr>
+          <w:rFonts w:ascii="Consolas" w:hAnsi="Consolas"/>
+          <w:sz w:val="19"/>
+        </w:rPr>
+      </w:pPr>
+      <w:r>
+        <w:rPr>
+          <w:rFonts w:ascii="Consolas" w:hAnsi="Consolas"/>
+          <w:sz w:val="19"/>
+        </w:rPr>
+        <w:t>using Microsoft.SemanticKernel.ChatCompletion;</w:t>
+      </w:r>
+    </w:p>
+    <w:p>
+      <w:pPr>
+        <w:pStyle w:val="NoSpacing"/>
+        <w:rPr>
+          <w:rFonts w:ascii="Consolas" w:hAnsi="Consolas"/>
+          <w:sz w:val="19"/>
+        </w:rPr>
+      </w:pPr>
+    </w:p>
+    <w:p>
+      <w:pPr>
+        <w:pStyle w:val="NoSpacing"/>
+        <w:rPr>
+          <w:rFonts w:ascii="Consolas" w:hAnsi="Consolas"/>
+          <w:sz w:val="19"/>
+        </w:rPr>
+      </w:pPr>
+      <w:r>
+        <w:rPr>
+          <w:rFonts w:ascii="Consolas" w:hAnsi="Consolas"/>
+          <w:sz w:val="19"/>
+        </w:rPr>
         <w:t>namespace HumanInTheLoop</w:t>
       </w:r>
     </w:p>
@@ -461,7 +1811,55 @@
           <w:rFonts w:ascii="Consolas" w:hAnsi="Consolas"/>
           <w:sz w:val="19"/>
         </w:rPr>
-        <w:t xml:space="preserve">    class Program</w:t>
+        <w:t xml:space="preserve">    /// &lt;summary&gt;</w:t>
+      </w:r>
+    </w:p>
+    <w:p>
+      <w:pPr>
+        <w:pStyle w:val="NoSpacing"/>
+        <w:rPr>
+          <w:rFonts w:ascii="Consolas" w:hAnsi="Consolas"/>
+          <w:sz w:val="19"/>
+        </w:rPr>
+      </w:pPr>
+      <w:r>
+        <w:rPr>
+          <w:rFonts w:ascii="Consolas" w:hAnsi="Consolas"/>
+          <w:sz w:val="19"/>
+        </w:rPr>
+        <w:t xml:space="preserve">    /// Encapsulates the AI Persona and the Native Orchestration logic required to communicate with Gemini</w:t>
+      </w:r>
+    </w:p>
+    <w:p>
+      <w:pPr>
+        <w:pStyle w:val="NoSpacing"/>
+        <w:rPr>
+          <w:rFonts w:ascii="Consolas" w:hAnsi="Consolas"/>
+          <w:sz w:val="19"/>
+        </w:rPr>
+      </w:pPr>
+      <w:r>
+        <w:rPr>
+          <w:rFonts w:ascii="Consolas" w:hAnsi="Consolas"/>
+          <w:sz w:val="19"/>
+        </w:rPr>
+        <w:t xml:space="preserve">    /// &lt;/summary&gt;</w:t>
+      </w:r>
+    </w:p>
+    <w:p>
+      <w:pPr>
+        <w:pStyle w:val="NoSpacing"/>
+        <w:rPr>
+          <w:rFonts w:ascii="Consolas" w:hAnsi="Consolas"/>
+          <w:sz w:val="19"/>
+        </w:rPr>
+      </w:pPr>
+      <w:r>
+        <w:rPr>
+          <w:rFonts w:ascii="Consolas" w:hAnsi="Consolas"/>
+          <w:sz w:val="19"/>
+        </w:rPr>
+        <w:t xml:space="preserve">    internal class AiWorker</w:t>
       </w:r>
     </w:p>
     <w:p>
@@ -493,7 +1891,48 @@
           <w:rFonts w:ascii="Consolas" w:hAnsi="Consolas"/>
           <w:sz w:val="19"/>
         </w:rPr>
-        <w:t xml:space="preserve">        static async Task Main(string[] args)</w:t>
+        <w:t xml:space="preserve">        private readonly IChatCompletionService _chatService;</w:t>
+      </w:r>
+    </w:p>
+    <w:p>
+      <w:pPr>
+        <w:pStyle w:val="NoSpacing"/>
+        <w:rPr>
+          <w:rFonts w:ascii="Consolas" w:hAnsi="Consolas"/>
+          <w:sz w:val="19"/>
+        </w:rPr>
+      </w:pPr>
+      <w:r>
+        <w:rPr>
+          <w:rFonts w:ascii="Consolas" w:hAnsi="Consolas"/>
+          <w:sz w:val="19"/>
+        </w:rPr>
+        <w:t xml:space="preserve">        private readonly string _persona;</w:t>
+      </w:r>
+    </w:p>
+    <w:p>
+      <w:pPr>
+        <w:pStyle w:val="NoSpacing"/>
+        <w:rPr>
+          <w:rFonts w:ascii="Consolas" w:hAnsi="Consolas"/>
+          <w:sz w:val="19"/>
+        </w:rPr>
+      </w:pPr>
+    </w:p>
+    <w:p>
+      <w:pPr>
+        <w:pStyle w:val="NoSpacing"/>
+        <w:rPr>
+          <w:rFonts w:ascii="Consolas" w:hAnsi="Consolas"/>
+          <w:sz w:val="19"/>
+        </w:rPr>
+      </w:pPr>
+      <w:r>
+        <w:rPr>
+          <w:rFonts w:ascii="Consolas" w:hAnsi="Consolas"/>
+          <w:sz w:val="19"/>
+        </w:rPr>
+        <w:t xml:space="preserve">        public AiWorker(IChatCompletionService chatService, string persona)</w:t>
       </w:r>
     </w:p>
     <w:p>
@@ -525,423 +1964,316 @@
           <w:rFonts w:ascii="Consolas" w:hAnsi="Consolas"/>
           <w:sz w:val="19"/>
         </w:rPr>
-        <w:t xml:space="preserve">            // 1. Init the kernel</w:t>
-      </w:r>
-    </w:p>
-    <w:p>
-      <w:pPr>
-        <w:pStyle w:val="NoSpacing"/>
-        <w:rPr>
-          <w:rFonts w:ascii="Consolas" w:hAnsi="Consolas"/>
-          <w:sz w:val="19"/>
-        </w:rPr>
-      </w:pPr>
-      <w:r>
-        <w:rPr>
-          <w:rFonts w:ascii="Consolas" w:hAnsi="Consolas"/>
-          <w:sz w:val="19"/>
-        </w:rPr>
-        <w:t xml:space="preserve">            IKernelBuilder builder = Kernel.CreateBuilder();</w:t>
-      </w:r>
-    </w:p>
-    <w:p>
-      <w:pPr>
-        <w:pStyle w:val="NoSpacing"/>
-        <w:rPr>
-          <w:rFonts w:ascii="Consolas" w:hAnsi="Consolas"/>
-          <w:sz w:val="19"/>
-        </w:rPr>
-      </w:pPr>
-      <w:r>
-        <w:rPr>
-          <w:rFonts w:ascii="Consolas" w:hAnsi="Consolas"/>
-          <w:sz w:val="19"/>
-        </w:rPr>
-        <w:t xml:space="preserve">            string apiKey = Environment.GetEnvironmentVariable("GEMINI_API_KEY")</w:t>
-      </w:r>
-    </w:p>
-    <w:p>
-      <w:pPr>
-        <w:pStyle w:val="NoSpacing"/>
-        <w:rPr>
-          <w:rFonts w:ascii="Consolas" w:hAnsi="Consolas"/>
-          <w:sz w:val="19"/>
-        </w:rPr>
-      </w:pPr>
-      <w:r>
-        <w:rPr>
-          <w:rFonts w:ascii="Consolas" w:hAnsi="Consolas"/>
-          <w:sz w:val="19"/>
-        </w:rPr>
-        <w:t xml:space="preserve">                ?? throw new Exception("GEMINI_API_KEY is missing");</w:t>
-      </w:r>
-    </w:p>
-    <w:p>
-      <w:pPr>
-        <w:pStyle w:val="NoSpacing"/>
-        <w:rPr>
-          <w:rFonts w:ascii="Consolas" w:hAnsi="Consolas"/>
-          <w:sz w:val="19"/>
-        </w:rPr>
-      </w:pPr>
-    </w:p>
-    <w:p>
-      <w:pPr>
-        <w:pStyle w:val="NoSpacing"/>
-        <w:rPr>
-          <w:rFonts w:ascii="Consolas" w:hAnsi="Consolas"/>
-          <w:sz w:val="19"/>
-        </w:rPr>
-      </w:pPr>
-      <w:r>
-        <w:rPr>
-          <w:rFonts w:ascii="Consolas" w:hAnsi="Consolas"/>
-          <w:sz w:val="19"/>
-        </w:rPr>
-        <w:t xml:space="preserve">            builder.AddGoogleAIGeminiChatCompletion("gemini-2.5-flash", apiKey);</w:t>
-      </w:r>
-    </w:p>
-    <w:p>
-      <w:pPr>
-        <w:pStyle w:val="NoSpacing"/>
-        <w:rPr>
-          <w:rFonts w:ascii="Consolas" w:hAnsi="Consolas"/>
-          <w:sz w:val="19"/>
-        </w:rPr>
-      </w:pPr>
-      <w:r>
-        <w:rPr>
-          <w:rFonts w:ascii="Consolas" w:hAnsi="Consolas"/>
-          <w:sz w:val="19"/>
-        </w:rPr>
-        <w:t xml:space="preserve">            Kernel kernel = builder.Build();</w:t>
-      </w:r>
-    </w:p>
-    <w:p>
-      <w:pPr>
-        <w:pStyle w:val="NoSpacing"/>
-        <w:rPr>
-          <w:rFonts w:ascii="Consolas" w:hAnsi="Consolas"/>
-          <w:sz w:val="19"/>
-        </w:rPr>
-      </w:pPr>
-    </w:p>
-    <w:p>
-      <w:pPr>
-        <w:pStyle w:val="NoSpacing"/>
-        <w:rPr>
-          <w:rFonts w:ascii="Consolas" w:hAnsi="Consolas"/>
-          <w:sz w:val="19"/>
-        </w:rPr>
-      </w:pPr>
-      <w:r>
-        <w:rPr>
-          <w:rFonts w:ascii="Consolas" w:hAnsi="Consolas"/>
-          <w:sz w:val="19"/>
-        </w:rPr>
-        <w:t xml:space="preserve">            var chatService = kernel.GetRequiredService&lt;IChatCompletionService&gt;();</w:t>
-      </w:r>
-    </w:p>
-    <w:p>
-      <w:pPr>
-        <w:pStyle w:val="NoSpacing"/>
-        <w:rPr>
-          <w:rFonts w:ascii="Consolas" w:hAnsi="Consolas"/>
-          <w:sz w:val="19"/>
-        </w:rPr>
-      </w:pPr>
-    </w:p>
-    <w:p>
-      <w:pPr>
-        <w:pStyle w:val="NoSpacing"/>
-        <w:rPr>
-          <w:rFonts w:ascii="Consolas" w:hAnsi="Consolas"/>
-          <w:sz w:val="19"/>
-        </w:rPr>
-      </w:pPr>
-      <w:r>
-        <w:rPr>
-          <w:rFonts w:ascii="Consolas" w:hAnsi="Consolas"/>
-          <w:sz w:val="19"/>
-        </w:rPr>
-        <w:t xml:space="preserve">            // 2. Initialize our clean, signle-responsibility objects</w:t>
-      </w:r>
-    </w:p>
-    <w:p>
-      <w:pPr>
-        <w:pStyle w:val="NoSpacing"/>
-        <w:rPr>
-          <w:rFonts w:ascii="Consolas" w:hAnsi="Consolas"/>
-          <w:sz w:val="19"/>
-        </w:rPr>
-      </w:pPr>
-      <w:r>
-        <w:rPr>
-          <w:rFonts w:ascii="Consolas" w:hAnsi="Consolas"/>
-          <w:sz w:val="19"/>
-        </w:rPr>
-        <w:t xml:space="preserve">            string persona = "You are a Corporate Communications Directory.  Write professional, concise email announcements.";</w:t>
-      </w:r>
-    </w:p>
-    <w:p>
-      <w:pPr>
-        <w:pStyle w:val="NoSpacing"/>
-        <w:rPr>
-          <w:rFonts w:ascii="Consolas" w:hAnsi="Consolas"/>
-          <w:sz w:val="19"/>
-        </w:rPr>
-      </w:pPr>
-      <w:r>
-        <w:rPr>
-          <w:rFonts w:ascii="Consolas" w:hAnsi="Consolas"/>
-          <w:sz w:val="19"/>
-        </w:rPr>
-        <w:t xml:space="preserve">            var aiWorker = new AiWorker(chatService, persona);</w:t>
-      </w:r>
-    </w:p>
-    <w:p>
-      <w:pPr>
-        <w:pStyle w:val="NoSpacing"/>
-        <w:rPr>
-          <w:rFonts w:ascii="Consolas" w:hAnsi="Consolas"/>
-          <w:sz w:val="19"/>
-        </w:rPr>
-      </w:pPr>
-      <w:r>
-        <w:rPr>
-          <w:rFonts w:ascii="Consolas" w:hAnsi="Consolas"/>
-          <w:sz w:val="19"/>
-        </w:rPr>
-        <w:t xml:space="preserve">            var gatekeeper = new HumanGatekeeper();</w:t>
-      </w:r>
-    </w:p>
-    <w:p>
-      <w:pPr>
-        <w:pStyle w:val="NoSpacing"/>
-        <w:rPr>
-          <w:rFonts w:ascii="Consolas" w:hAnsi="Consolas"/>
-          <w:sz w:val="19"/>
-        </w:rPr>
-      </w:pPr>
-    </w:p>
-    <w:p>
-      <w:pPr>
-        <w:pStyle w:val="NoSpacing"/>
-        <w:rPr>
-          <w:rFonts w:ascii="Consolas" w:hAnsi="Consolas"/>
-          <w:sz w:val="19"/>
-        </w:rPr>
-      </w:pPr>
-      <w:r>
-        <w:rPr>
-          <w:rFonts w:ascii="Consolas" w:hAnsi="Consolas"/>
-          <w:sz w:val="19"/>
-        </w:rPr>
-        <w:t xml:space="preserve">            ChatHistory history = new ChatHistory();</w:t>
-      </w:r>
-    </w:p>
-    <w:p>
-      <w:pPr>
-        <w:pStyle w:val="NoSpacing"/>
-        <w:rPr>
-          <w:rFonts w:ascii="Consolas" w:hAnsi="Consolas"/>
-          <w:sz w:val="19"/>
-        </w:rPr>
-      </w:pPr>
-    </w:p>
-    <w:p>
-      <w:pPr>
-        <w:pStyle w:val="NoSpacing"/>
-        <w:rPr>
-          <w:rFonts w:ascii="Consolas" w:hAnsi="Consolas"/>
-          <w:sz w:val="19"/>
-        </w:rPr>
-      </w:pPr>
-      <w:r>
-        <w:rPr>
-          <w:rFonts w:ascii="Consolas" w:hAnsi="Consolas"/>
-          <w:sz w:val="19"/>
-        </w:rPr>
-        <w:t xml:space="preserve">            Console.WriteLine("Corporate Comms System Initialized.");</w:t>
-      </w:r>
-    </w:p>
-    <w:p>
-      <w:pPr>
-        <w:pStyle w:val="NoSpacing"/>
-        <w:rPr>
-          <w:rFonts w:ascii="Consolas" w:hAnsi="Consolas"/>
-          <w:sz w:val="19"/>
-        </w:rPr>
-      </w:pPr>
-      <w:r>
-        <w:rPr>
-          <w:rFonts w:ascii="Consolas" w:hAnsi="Consolas"/>
-          <w:sz w:val="19"/>
-        </w:rPr>
-        <w:t xml:space="preserve">            Console.Write("What is the top of the announcement? ");</w:t>
-      </w:r>
-    </w:p>
-    <w:p>
-      <w:pPr>
-        <w:pStyle w:val="NoSpacing"/>
-        <w:rPr>
-          <w:rFonts w:ascii="Consolas" w:hAnsi="Consolas"/>
-          <w:sz w:val="19"/>
-        </w:rPr>
-      </w:pPr>
-      <w:r>
-        <w:rPr>
-          <w:rFonts w:ascii="Consolas" w:hAnsi="Consolas"/>
-          <w:sz w:val="19"/>
-        </w:rPr>
-        <w:t xml:space="preserve">            string? topic = Console.ReadLine();</w:t>
-      </w:r>
-    </w:p>
-    <w:p>
-      <w:pPr>
-        <w:pStyle w:val="NoSpacing"/>
-        <w:rPr>
-          <w:rFonts w:ascii="Consolas" w:hAnsi="Consolas"/>
-          <w:sz w:val="19"/>
-        </w:rPr>
-      </w:pPr>
-    </w:p>
-    <w:p>
-      <w:pPr>
-        <w:pStyle w:val="NoSpacing"/>
-        <w:rPr>
-          <w:rFonts w:ascii="Consolas" w:hAnsi="Consolas"/>
-          <w:sz w:val="19"/>
-        </w:rPr>
-      </w:pPr>
-      <w:r>
-        <w:rPr>
-          <w:rFonts w:ascii="Consolas" w:hAnsi="Consolas"/>
-          <w:sz w:val="19"/>
-        </w:rPr>
-        <w:t xml:space="preserve"> </w:t>
-      </w:r>
+        <w:t xml:space="preserve">            _chatService = chatService;</w:t>
+      </w:r>
+    </w:p>
+    <w:p>
+      <w:pPr>
+        <w:pStyle w:val="NoSpacing"/>
+        <w:rPr>
+          <w:rFonts w:ascii="Consolas" w:hAnsi="Consolas"/>
+          <w:sz w:val="19"/>
+        </w:rPr>
+      </w:pPr>
+      <w:r>
+        <w:rPr>
+          <w:rFonts w:ascii="Consolas" w:hAnsi="Consolas"/>
+          <w:sz w:val="19"/>
+        </w:rPr>
+        <w:t xml:space="preserve">            _persona = persona;</w:t>
+      </w:r>
+    </w:p>
+    <w:p>
+      <w:pPr>
+        <w:pStyle w:val="NoSpacing"/>
+        <w:rPr>
+          <w:rFonts w:ascii="Consolas" w:hAnsi="Consolas"/>
+          <w:sz w:val="19"/>
+        </w:rPr>
+      </w:pPr>
+      <w:r>
+        <w:rPr>
+          <w:rFonts w:ascii="Consolas" w:hAnsi="Consolas"/>
+          <w:sz w:val="19"/>
+        </w:rPr>
+        <w:t xml:space="preserve">        }</w:t>
+      </w:r>
+    </w:p>
+    <w:p>
+      <w:pPr>
+        <w:pStyle w:val="NoSpacing"/>
+        <w:rPr>
+          <w:rFonts w:ascii="Consolas" w:hAnsi="Consolas"/>
+          <w:sz w:val="19"/>
+        </w:rPr>
+      </w:pPr>
+    </w:p>
+    <w:p>
+      <w:pPr>
+        <w:pStyle w:val="NoSpacing"/>
+        <w:rPr>
+          <w:rFonts w:ascii="Consolas" w:hAnsi="Consolas"/>
+          <w:sz w:val="19"/>
+        </w:rPr>
+      </w:pPr>
+      <w:r>
+        <w:rPr>
+          <w:rFonts w:ascii="Consolas" w:hAnsi="Consolas"/>
+          <w:sz w:val="19"/>
+        </w:rPr>
+        <w:t xml:space="preserve">        public async Task&lt;string&gt; GenerateDraftAsync(ChatHistory history)</w:t>
+      </w:r>
+    </w:p>
+    <w:p>
+      <w:pPr>
+        <w:pStyle w:val="NoSpacing"/>
+        <w:rPr>
+          <w:rFonts w:ascii="Consolas" w:hAnsi="Consolas"/>
+          <w:sz w:val="19"/>
+        </w:rPr>
+      </w:pPr>
+      <w:r>
+        <w:rPr>
+          <w:rFonts w:ascii="Consolas" w:hAnsi="Consolas"/>
+          <w:sz w:val="19"/>
+        </w:rPr>
+        <w:t xml:space="preserve">        {</w:t>
+      </w:r>
+    </w:p>
+    <w:p>
+      <w:pPr>
+        <w:pStyle w:val="NoSpacing"/>
+        <w:rPr>
+          <w:rFonts w:ascii="Consolas" w:hAnsi="Consolas"/>
+          <w:sz w:val="19"/>
+        </w:rPr>
+      </w:pPr>
+      <w:r>
+        <w:rPr>
+          <w:rFonts w:ascii="Consolas" w:hAnsi="Consolas"/>
+          <w:sz w:val="19"/>
+        </w:rPr>
+        <w:t xml:space="preserve">            // 1. Inject the System Perona at the top of the history</w:t>
+      </w:r>
+    </w:p>
+    <w:p>
+      <w:pPr>
+        <w:pStyle w:val="NoSpacing"/>
+        <w:rPr>
+          <w:rFonts w:ascii="Consolas" w:hAnsi="Consolas"/>
+          <w:sz w:val="19"/>
+        </w:rPr>
+      </w:pPr>
+      <w:r>
+        <w:rPr>
+          <w:rFonts w:ascii="Consolas" w:hAnsi="Consolas"/>
+          <w:sz w:val="19"/>
+        </w:rPr>
+        <w:t xml:space="preserve">            var systemMessage = new ChatMessageContent(AuthorRole.System, _persona);</w:t>
+      </w:r>
+    </w:p>
+    <w:p>
+      <w:pPr>
+        <w:pStyle w:val="NoSpacing"/>
+        <w:rPr>
+          <w:rFonts w:ascii="Consolas" w:hAnsi="Consolas"/>
+          <w:sz w:val="19"/>
+        </w:rPr>
+      </w:pPr>
+      <w:r>
+        <w:rPr>
+          <w:rFonts w:ascii="Consolas" w:hAnsi="Consolas"/>
+          <w:sz w:val="19"/>
+        </w:rPr>
+        <w:t xml:space="preserve">            history.Insert(0, systemMessage);</w:t>
+      </w:r>
+    </w:p>
+    <w:p>
+      <w:pPr>
+        <w:pStyle w:val="NoSpacing"/>
+        <w:rPr>
+          <w:rFonts w:ascii="Consolas" w:hAnsi="Consolas"/>
+          <w:sz w:val="19"/>
+        </w:rPr>
+      </w:pPr>
+    </w:p>
+    <w:p>
+      <w:pPr>
+        <w:pStyle w:val="NoSpacing"/>
+        <w:rPr>
+          <w:rFonts w:ascii="Consolas" w:hAnsi="Consolas"/>
+          <w:sz w:val="19"/>
+        </w:rPr>
+      </w:pPr>
+      <w:r>
+        <w:rPr>
+          <w:rFonts w:ascii="Consolas" w:hAnsi="Consolas"/>
+          <w:sz w:val="19"/>
+        </w:rPr>
+        <w:t xml:space="preserve">            try</w:t>
+      </w:r>
+    </w:p>
+    <w:p>
+      <w:pPr>
+        <w:pStyle w:val="NoSpacing"/>
+        <w:rPr>
+          <w:rFonts w:ascii="Consolas" w:hAnsi="Consolas"/>
+          <w:sz w:val="19"/>
+        </w:rPr>
+      </w:pPr>
+      <w:r>
+        <w:rPr>
+          <w:rFonts w:ascii="Consolas" w:hAnsi="Consolas"/>
+          <w:sz w:val="19"/>
+        </w:rPr>
+        <w:t xml:space="preserve">            {</w:t>
+      </w:r>
+    </w:p>
+    <w:p>
+      <w:pPr>
+        <w:pStyle w:val="NoSpacing"/>
+        <w:rPr>
+          <w:rFonts w:ascii="Consolas" w:hAnsi="Consolas"/>
+          <w:sz w:val="19"/>
+        </w:rPr>
+      </w:pPr>
+      <w:r>
+        <w:rPr>
+          <w:rFonts w:ascii="Consolas" w:hAnsi="Consolas"/>
+          <w:sz w:val="19"/>
+        </w:rPr>
+        <w:t xml:space="preserve">                // 2. enerate the draft using Gemini</w:t>
+      </w:r>
+    </w:p>
+    <w:p>
+      <w:pPr>
+        <w:pStyle w:val="NoSpacing"/>
+        <w:rPr>
+          <w:rFonts w:ascii="Consolas" w:hAnsi="Consolas"/>
+          <w:sz w:val="19"/>
+        </w:rPr>
+      </w:pPr>
+      <w:r>
+        <w:rPr>
+          <w:rFonts w:ascii="Consolas" w:hAnsi="Consolas"/>
+          <w:sz w:val="19"/>
+        </w:rPr>
+        <w:t xml:space="preserve">                var result = await _chatService.GetChatMessageContentAsync(history);</w:t>
+      </w:r>
+    </w:p>
+    <w:p>
+      <w:pPr>
+        <w:pStyle w:val="NoSpacing"/>
+        <w:rPr>
+          <w:rFonts w:ascii="Consolas" w:hAnsi="Consolas"/>
+          <w:sz w:val="19"/>
+        </w:rPr>
+      </w:pPr>
       <w:r>
         <w:rPr>
           <w:rFonts w:ascii="Consolas" w:hAnsi="Consolas"/>
           <w:sz w:val="19"/>
         </w:rPr>
         <w:lastRenderedPageBreak/>
-        <w:t xml:space="preserve">           // The initial prompt sets the first 'User' role for Gemini</w:t>
-      </w:r>
-    </w:p>
-    <w:p>
-      <w:pPr>
-        <w:pStyle w:val="NoSpacing"/>
-        <w:rPr>
-          <w:rFonts w:ascii="Consolas" w:hAnsi="Consolas"/>
-          <w:sz w:val="19"/>
-        </w:rPr>
-      </w:pPr>
-      <w:r>
-        <w:rPr>
-          <w:rFonts w:ascii="Consolas" w:hAnsi="Consolas"/>
-          <w:sz w:val="19"/>
-        </w:rPr>
-        <w:t xml:space="preserve">            history.AddUserMessage($"Draft an email announcement regarding: {topic}");</w:t>
-      </w:r>
-    </w:p>
-    <w:p>
-      <w:pPr>
-        <w:pStyle w:val="NoSpacing"/>
-        <w:rPr>
-          <w:rFonts w:ascii="Consolas" w:hAnsi="Consolas"/>
-          <w:sz w:val="19"/>
-        </w:rPr>
-      </w:pPr>
-    </w:p>
-    <w:p>
-      <w:pPr>
-        <w:pStyle w:val="NoSpacing"/>
-        <w:rPr>
-          <w:rFonts w:ascii="Consolas" w:hAnsi="Consolas"/>
-          <w:sz w:val="19"/>
-        </w:rPr>
-      </w:pPr>
-      <w:r>
-        <w:rPr>
-          <w:rFonts w:ascii="Consolas" w:hAnsi="Consolas"/>
-          <w:sz w:val="19"/>
-        </w:rPr>
-        <w:t xml:space="preserve">            bool isApproved = false;</w:t>
-      </w:r>
-    </w:p>
-    <w:p>
-      <w:pPr>
-        <w:pStyle w:val="NoSpacing"/>
-        <w:rPr>
-          <w:rFonts w:ascii="Consolas" w:hAnsi="Consolas"/>
-          <w:sz w:val="19"/>
-        </w:rPr>
-      </w:pPr>
-      <w:r>
-        <w:rPr>
-          <w:rFonts w:ascii="Consolas" w:hAnsi="Consolas"/>
-          <w:sz w:val="19"/>
-        </w:rPr>
-        <w:t xml:space="preserve">            int maxRevisions = 5;</w:t>
-      </w:r>
-    </w:p>
-    <w:p>
-      <w:pPr>
-        <w:pStyle w:val="NoSpacing"/>
-        <w:rPr>
-          <w:rFonts w:ascii="Consolas" w:hAnsi="Consolas"/>
-          <w:sz w:val="19"/>
-        </w:rPr>
-      </w:pPr>
-      <w:r>
-        <w:rPr>
-          <w:rFonts w:ascii="Consolas" w:hAnsi="Consolas"/>
-          <w:sz w:val="19"/>
-        </w:rPr>
-        <w:t xml:space="preserve">            int currentRevision = 0;</w:t>
-      </w:r>
-    </w:p>
-    <w:p>
-      <w:pPr>
-        <w:pStyle w:val="NoSpacing"/>
-        <w:rPr>
-          <w:rFonts w:ascii="Consolas" w:hAnsi="Consolas"/>
-          <w:sz w:val="19"/>
-        </w:rPr>
-      </w:pPr>
-    </w:p>
-    <w:p>
-      <w:pPr>
-        <w:pStyle w:val="NoSpacing"/>
-        <w:rPr>
-          <w:rFonts w:ascii="Consolas" w:hAnsi="Consolas"/>
-          <w:sz w:val="19"/>
-        </w:rPr>
-      </w:pPr>
-      <w:r>
-        <w:rPr>
-          <w:rFonts w:ascii="Consolas" w:hAnsi="Consolas"/>
-          <w:sz w:val="19"/>
-        </w:rPr>
-        <w:t xml:space="preserve">            // 3. The Orchestration Loop</w:t>
-      </w:r>
-    </w:p>
-    <w:p>
-      <w:pPr>
-        <w:pStyle w:val="NoSpacing"/>
-        <w:rPr>
-          <w:rFonts w:ascii="Consolas" w:hAnsi="Consolas"/>
-          <w:sz w:val="19"/>
-        </w:rPr>
-      </w:pPr>
-      <w:r>
-        <w:rPr>
-          <w:rFonts w:ascii="Consolas" w:hAnsi="Consolas"/>
-          <w:sz w:val="19"/>
-        </w:rPr>
-        <w:t xml:space="preserve">            while(!isApproved &amp;&amp; currentRevision &lt; maxRevisions)</w:t>
+        <w:t xml:space="preserve">                string draft = result.Content ?? "No draft generated.";</w:t>
+      </w:r>
+    </w:p>
+    <w:p>
+      <w:pPr>
+        <w:pStyle w:val="NoSpacing"/>
+        <w:rPr>
+          <w:rFonts w:ascii="Consolas" w:hAnsi="Consolas"/>
+          <w:sz w:val="19"/>
+        </w:rPr>
+      </w:pPr>
+    </w:p>
+    <w:p>
+      <w:pPr>
+        <w:pStyle w:val="NoSpacing"/>
+        <w:rPr>
+          <w:rFonts w:ascii="Consolas" w:hAnsi="Consolas"/>
+          <w:sz w:val="19"/>
+        </w:rPr>
+      </w:pPr>
+      <w:r>
+        <w:rPr>
+          <w:rFonts w:ascii="Consolas" w:hAnsi="Consolas"/>
+          <w:sz w:val="19"/>
+        </w:rPr>
+        <w:t xml:space="preserve">                // 3. Append the AI's response now that the call succeeded</w:t>
+      </w:r>
+    </w:p>
+    <w:p>
+      <w:pPr>
+        <w:pStyle w:val="NoSpacing"/>
+        <w:rPr>
+          <w:rFonts w:ascii="Consolas" w:hAnsi="Consolas"/>
+          <w:sz w:val="19"/>
+        </w:rPr>
+      </w:pPr>
+      <w:r>
+        <w:rPr>
+          <w:rFonts w:ascii="Consolas" w:hAnsi="Consolas"/>
+          <w:sz w:val="19"/>
+        </w:rPr>
+        <w:t xml:space="preserve">                history.AddAssistantMessage(draft);</w:t>
+      </w:r>
+    </w:p>
+    <w:p>
+      <w:pPr>
+        <w:pStyle w:val="NoSpacing"/>
+        <w:rPr>
+          <w:rFonts w:ascii="Consolas" w:hAnsi="Consolas"/>
+          <w:sz w:val="19"/>
+        </w:rPr>
+      </w:pPr>
+    </w:p>
+    <w:p>
+      <w:pPr>
+        <w:pStyle w:val="NoSpacing"/>
+        <w:rPr>
+          <w:rFonts w:ascii="Consolas" w:hAnsi="Consolas"/>
+          <w:sz w:val="19"/>
+        </w:rPr>
+      </w:pPr>
+      <w:r>
+        <w:rPr>
+          <w:rFonts w:ascii="Consolas" w:hAnsi="Consolas"/>
+          <w:sz w:val="19"/>
+        </w:rPr>
+        <w:t xml:space="preserve">                return draft;</w:t>
+      </w:r>
+    </w:p>
+    <w:p>
+      <w:pPr>
+        <w:pStyle w:val="NoSpacing"/>
+        <w:rPr>
+          <w:rFonts w:ascii="Consolas" w:hAnsi="Consolas"/>
+          <w:sz w:val="19"/>
+        </w:rPr>
+      </w:pPr>
+      <w:r>
+        <w:rPr>
+          <w:rFonts w:ascii="Consolas" w:hAnsi="Consolas"/>
+          <w:sz w:val="19"/>
+        </w:rPr>
+        <w:t xml:space="preserve">            }</w:t>
+      </w:r>
+    </w:p>
+    <w:p>
+      <w:pPr>
+        <w:pStyle w:val="NoSpacing"/>
+        <w:rPr>
+          <w:rFonts w:ascii="Consolas" w:hAnsi="Consolas"/>
+          <w:sz w:val="19"/>
+        </w:rPr>
+      </w:pPr>
+      <w:r>
+        <w:rPr>
+          <w:rFonts w:ascii="Consolas" w:hAnsi="Consolas"/>
+          <w:sz w:val="19"/>
+        </w:rPr>
+        <w:t xml:space="preserve">            finally</w:t>
       </w:r>
     </w:p>
     <w:p>
@@ -973,298 +2305,719 @@
           <w:rFonts w:ascii="Consolas" w:hAnsi="Consolas"/>
           <w:sz w:val="19"/>
         </w:rPr>
-        <w:t xml:space="preserve">                Console.WriteLine("\n[AI IS DRAFTING...]");</w:t>
-      </w:r>
-    </w:p>
-    <w:p>
-      <w:pPr>
-        <w:pStyle w:val="NoSpacing"/>
-        <w:rPr>
-          <w:rFonts w:ascii="Consolas" w:hAnsi="Consolas"/>
-          <w:sz w:val="19"/>
-        </w:rPr>
-      </w:pPr>
-      <w:r>
-        <w:rPr>
-          <w:rFonts w:ascii="Consolas" w:hAnsi="Consolas"/>
-          <w:sz w:val="19"/>
-        </w:rPr>
-        <w:t xml:space="preserve">                string draft = await aiWorker.GenerateDraftAsync(history);</w:t>
-      </w:r>
-    </w:p>
-    <w:p>
-      <w:pPr>
-        <w:pStyle w:val="NoSpacing"/>
-        <w:rPr>
-          <w:rFonts w:ascii="Consolas" w:hAnsi="Consolas"/>
-          <w:sz w:val="19"/>
-        </w:rPr>
-      </w:pPr>
-    </w:p>
-    <w:p>
-      <w:pPr>
-        <w:pStyle w:val="NoSpacing"/>
-        <w:rPr>
-          <w:rFonts w:ascii="Consolas" w:hAnsi="Consolas"/>
-          <w:sz w:val="19"/>
-        </w:rPr>
-      </w:pPr>
-      <w:r>
-        <w:rPr>
-          <w:rFonts w:ascii="Consolas" w:hAnsi="Consolas"/>
-          <w:sz w:val="19"/>
-        </w:rPr>
-        <w:t xml:space="preserve">                // 4. Yield control to the human</w:t>
-      </w:r>
-    </w:p>
-    <w:p>
-      <w:pPr>
-        <w:pStyle w:val="NoSpacing"/>
-        <w:rPr>
-          <w:rFonts w:ascii="Consolas" w:hAnsi="Consolas"/>
-          <w:sz w:val="19"/>
-        </w:rPr>
-      </w:pPr>
-      <w:r>
-        <w:rPr>
-          <w:rFonts w:ascii="Consolas" w:hAnsi="Consolas"/>
-          <w:sz w:val="19"/>
-        </w:rPr>
-        <w:t xml:space="preserve">                ReviewResult result = gatekeeper.ReviewDraft(draft);</w:t>
-      </w:r>
-    </w:p>
-    <w:p>
-      <w:pPr>
-        <w:pStyle w:val="NoSpacing"/>
-        <w:rPr>
-          <w:rFonts w:ascii="Consolas" w:hAnsi="Consolas"/>
-          <w:sz w:val="19"/>
-        </w:rPr>
-      </w:pPr>
-    </w:p>
-    <w:p>
-      <w:pPr>
-        <w:pStyle w:val="NoSpacing"/>
-        <w:rPr>
-          <w:rFonts w:ascii="Consolas" w:hAnsi="Consolas"/>
-          <w:sz w:val="19"/>
-        </w:rPr>
-      </w:pPr>
-      <w:r>
-        <w:rPr>
-          <w:rFonts w:ascii="Consolas" w:hAnsi="Consolas"/>
-          <w:sz w:val="19"/>
-        </w:rPr>
-        <w:t xml:space="preserve">                if (result.IsApproved)</w:t>
-      </w:r>
-    </w:p>
-    <w:p>
-      <w:pPr>
-        <w:pStyle w:val="NoSpacing"/>
-        <w:rPr>
-          <w:rFonts w:ascii="Consolas" w:hAnsi="Consolas"/>
-          <w:sz w:val="19"/>
-        </w:rPr>
-      </w:pPr>
-      <w:r>
-        <w:rPr>
-          <w:rFonts w:ascii="Consolas" w:hAnsi="Consolas"/>
-          <w:sz w:val="19"/>
-        </w:rPr>
-        <w:t xml:space="preserve">                {</w:t>
-      </w:r>
-    </w:p>
-    <w:p>
-      <w:pPr>
-        <w:pStyle w:val="NoSpacing"/>
-        <w:rPr>
-          <w:rFonts w:ascii="Consolas" w:hAnsi="Consolas"/>
-          <w:sz w:val="19"/>
-        </w:rPr>
-      </w:pPr>
-      <w:r>
-        <w:rPr>
-          <w:rFonts w:ascii="Consolas" w:hAnsi="Consolas"/>
-          <w:sz w:val="19"/>
-        </w:rPr>
-        <w:t xml:space="preserve">                    isApproved = true;</w:t>
-      </w:r>
-    </w:p>
-    <w:p>
-      <w:pPr>
-        <w:pStyle w:val="NoSpacing"/>
-        <w:rPr>
-          <w:rFonts w:ascii="Consolas" w:hAnsi="Consolas"/>
-          <w:sz w:val="19"/>
-        </w:rPr>
-      </w:pPr>
-      <w:r>
-        <w:rPr>
-          <w:rFonts w:ascii="Consolas" w:hAnsi="Consolas"/>
-          <w:sz w:val="19"/>
-        </w:rPr>
-        <w:t xml:space="preserve">                    Console.WriteLine</w:t>
-      </w:r>
+        <w:t xml:space="preserve">                // Step: Always remove the temporary persona message, even if the</w:t>
+      </w:r>
+    </w:p>
+    <w:p>
+      <w:pPr>
+        <w:pStyle w:val="NoSpacing"/>
+        <w:rPr>
+          <w:rFonts w:ascii="Consolas" w:hAnsi="Consolas"/>
+          <w:sz w:val="19"/>
+        </w:rPr>
+      </w:pPr>
+      <w:r>
+        <w:rPr>
+          <w:rFonts w:ascii="Consolas" w:hAnsi="Consolas"/>
+          <w:sz w:val="19"/>
+        </w:rPr>
+        <w:t xml:space="preserve">                // call above throws. Without this, a failed call would leave the</w:t>
+      </w:r>
+    </w:p>
+    <w:p>
+      <w:pPr>
+        <w:pStyle w:val="NoSpacing"/>
+        <w:rPr>
+          <w:rFonts w:ascii="Consolas" w:hAnsi="Consolas"/>
+          <w:sz w:val="19"/>
+        </w:rPr>
+      </w:pPr>
+      <w:r>
+        <w:rPr>
+          <w:rFonts w:ascii="Consolas" w:hAnsi="Consolas"/>
+          <w:sz w:val="19"/>
+        </w:rPr>
+        <w:t xml:space="preserve">                // system message stuck at index 0 and corrupt every later attempt.</w:t>
+      </w:r>
+    </w:p>
+    <w:p>
+      <w:pPr>
+        <w:pStyle w:val="NoSpacing"/>
+        <w:rPr>
+          <w:rFonts w:ascii="Consolas" w:hAnsi="Consolas"/>
+          <w:sz w:val="19"/>
+        </w:rPr>
+      </w:pPr>
+      <w:r>
+        <w:rPr>
+          <w:rFonts w:ascii="Consolas" w:hAnsi="Consolas"/>
+          <w:sz w:val="19"/>
+        </w:rPr>
+        <w:t xml:space="preserve">                history.RemoveAt(0);</w:t>
+      </w:r>
+    </w:p>
+    <w:p>
+      <w:pPr>
+        <w:pStyle w:val="NoSpacing"/>
+        <w:rPr>
+          <w:rFonts w:ascii="Consolas" w:hAnsi="Consolas"/>
+          <w:sz w:val="19"/>
+        </w:rPr>
+      </w:pPr>
+      <w:r>
+        <w:rPr>
+          <w:rFonts w:ascii="Consolas" w:hAnsi="Consolas"/>
+          <w:sz w:val="19"/>
+        </w:rPr>
+        <w:t xml:space="preserve">            }</w:t>
+      </w:r>
+    </w:p>
+    <w:p>
+      <w:pPr>
+        <w:pStyle w:val="NoSpacing"/>
+        <w:rPr>
+          <w:rFonts w:ascii="Consolas" w:hAnsi="Consolas"/>
+          <w:sz w:val="19"/>
+        </w:rPr>
+      </w:pPr>
+      <w:r>
+        <w:rPr>
+          <w:rFonts w:ascii="Consolas" w:hAnsi="Consolas"/>
+          <w:sz w:val="19"/>
+        </w:rPr>
+        <w:t xml:space="preserve">        }</w:t>
+      </w:r>
+    </w:p>
+    <w:p>
+      <w:pPr>
+        <w:pStyle w:val="NoSpacing"/>
+        <w:rPr>
+          <w:rFonts w:ascii="Consolas" w:hAnsi="Consolas"/>
+          <w:sz w:val="19"/>
+        </w:rPr>
+      </w:pPr>
+    </w:p>
+    <w:p>
+      <w:pPr>
+        <w:pStyle w:val="NoSpacing"/>
+        <w:rPr>
+          <w:rFonts w:ascii="Consolas" w:hAnsi="Consolas"/>
+          <w:sz w:val="19"/>
+        </w:rPr>
+      </w:pPr>
+      <w:r>
+        <w:rPr>
+          <w:rFonts w:ascii="Consolas" w:hAnsi="Consolas"/>
+          <w:sz w:val="19"/>
+        </w:rPr>
+        <w:t xml:space="preserve">    }</w:t>
+      </w:r>
+    </w:p>
+    <w:p>
+      <w:pPr>
+        <w:pStyle w:val="NoSpacing"/>
+        <w:rPr>
+          <w:rFonts w:ascii="Consolas" w:hAnsi="Consolas"/>
+          <w:sz w:val="19"/>
+        </w:rPr>
+      </w:pPr>
+      <w:r>
+        <w:rPr>
+          <w:rFonts w:ascii="Consolas" w:hAnsi="Consolas"/>
+          <w:sz w:val="19"/>
+        </w:rPr>
+        <w:t>}</w:t>
+      </w:r>
+    </w:p>
+    <w:p/>
+    <w:p>
+      <w:pPr>
+        <w:rPr>
+          <w:b/>
+        </w:rPr>
+      </w:pPr>
+      <w:r>
+        <w:rPr>
+          <w:b/>
+        </w:rPr>
+        <w:t>HumanGatekeeper.cs</w:t>
+      </w:r>
+    </w:p>
+    <w:p>
+      <w:pPr>
+        <w:pStyle w:val="NoSpacing"/>
+        <w:rPr>
+          <w:rFonts w:ascii="Consolas" w:hAnsi="Consolas"/>
+          <w:sz w:val="19"/>
+        </w:rPr>
+      </w:pPr>
+      <w:r>
+        <w:rPr>
+          <w:rFonts w:ascii="Consolas" w:hAnsi="Consolas"/>
+          <w:sz w:val="19"/>
+        </w:rPr>
+        <w:t>// HumanGatekeeper</w:t>
+      </w:r>
+    </w:p>
+    <w:p>
+      <w:pPr>
+        <w:pStyle w:val="NoSpacing"/>
+        <w:rPr>
+          <w:rFonts w:ascii="Consolas" w:hAnsi="Consolas"/>
+          <w:sz w:val="19"/>
+        </w:rPr>
+      </w:pPr>
+      <w:r>
+        <w:rPr>
+          <w:rFonts w:ascii="Consolas" w:hAnsi="Consolas"/>
+          <w:sz w:val="19"/>
+        </w:rPr>
+        <w:t>// ---------------------------------------------------------------------------</w:t>
+      </w:r>
+    </w:p>
+    <w:p>
+      <w:pPr>
+        <w:pStyle w:val="NoSpacing"/>
+        <w:rPr>
+          <w:rFonts w:ascii="Consolas" w:hAnsi="Consolas"/>
+          <w:sz w:val="19"/>
+        </w:rPr>
+      </w:pPr>
+      <w:r>
+        <w:rPr>
+          <w:rFonts w:ascii="Consolas" w:hAnsi="Consolas"/>
+          <w:sz w:val="19"/>
+        </w:rPr>
+        <w:t>// The hard stop the AI cannot bypass: blocks on console input and only</w:t>
+      </w:r>
+    </w:p>
+    <w:p>
+      <w:pPr>
+        <w:pStyle w:val="NoSpacing"/>
+        <w:rPr>
+          <w:rFonts w:ascii="Consolas" w:hAnsi="Consolas"/>
+          <w:sz w:val="19"/>
+        </w:rPr>
+      </w:pPr>
+      <w:r>
+        <w:rPr>
+          <w:rFonts w:ascii="Consolas" w:hAnsi="Consolas"/>
+          <w:sz w:val="19"/>
+        </w:rPr>
+        <w:t>// returns IsApproved = true for an exact "APPROVED" match. Anything else is</w:t>
+      </w:r>
+    </w:p>
+    <w:p>
+      <w:pPr>
+        <w:pStyle w:val="NoSpacing"/>
+        <w:rPr>
+          <w:rFonts w:ascii="Consolas" w:hAnsi="Consolas"/>
+          <w:sz w:val="19"/>
+        </w:rPr>
+      </w:pPr>
+      <w:r>
+        <w:rPr>
+          <w:rFonts w:ascii="Consolas" w:hAnsi="Consolas"/>
+          <w:sz w:val="19"/>
+        </w:rPr>
+        <w:t>// treated as feedback and routed back to the AI for another draft.</w:t>
+      </w:r>
+    </w:p>
+    <w:p>
+      <w:pPr>
+        <w:pStyle w:val="NoSpacing"/>
+        <w:rPr>
+          <w:rFonts w:ascii="Consolas" w:hAnsi="Consolas"/>
+          <w:sz w:val="19"/>
+        </w:rPr>
+      </w:pPr>
+      <w:r>
+        <w:rPr>
+          <w:rFonts w:ascii="Consolas" w:hAnsi="Consolas"/>
+          <w:sz w:val="19"/>
+        </w:rPr>
+        <w:t>namespace HumanInTheLoop</w:t>
+      </w:r>
+    </w:p>
+    <w:p>
+      <w:pPr>
+        <w:pStyle w:val="NoSpacing"/>
+        <w:rPr>
+          <w:rFonts w:ascii="Consolas" w:hAnsi="Consolas"/>
+          <w:sz w:val="19"/>
+        </w:rPr>
+      </w:pPr>
+      <w:r>
+        <w:rPr>
+          <w:rFonts w:ascii="Consolas" w:hAnsi="Consolas"/>
+          <w:sz w:val="19"/>
+        </w:rPr>
+        <w:t>{</w:t>
+      </w:r>
+    </w:p>
+    <w:p>
+      <w:pPr>
+        <w:pStyle w:val="NoSpacing"/>
+        <w:rPr>
+          <w:rFonts w:ascii="Consolas" w:hAnsi="Consolas"/>
+          <w:sz w:val="19"/>
+        </w:rPr>
+      </w:pPr>
+      <w:r>
+        <w:rPr>
+          <w:rFonts w:ascii="Consolas" w:hAnsi="Consolas"/>
+          <w:sz w:val="19"/>
+        </w:rPr>
+        <w:t xml:space="preserve">    /// &lt;summary&gt;</w:t>
+      </w:r>
+    </w:p>
+    <w:p>
+      <w:pPr>
+        <w:pStyle w:val="NoSpacing"/>
+        <w:rPr>
+          <w:rFonts w:ascii="Consolas" w:hAnsi="Consolas"/>
+          <w:sz w:val="19"/>
+        </w:rPr>
+      </w:pPr>
+      <w:r>
+        <w:rPr>
+          <w:rFonts w:ascii="Consolas" w:hAnsi="Consolas"/>
+          <w:sz w:val="19"/>
+        </w:rPr>
+        <w:t xml:space="preserve">    /// Represents the result of a human review.</w:t>
+      </w:r>
+    </w:p>
+    <w:p>
+      <w:pPr>
+        <w:pStyle w:val="NoSpacing"/>
+        <w:rPr>
+          <w:rFonts w:ascii="Consolas" w:hAnsi="Consolas"/>
+          <w:sz w:val="19"/>
+        </w:rPr>
+      </w:pPr>
+      <w:r>
+        <w:rPr>
+          <w:rFonts w:ascii="Consolas" w:hAnsi="Consolas"/>
+          <w:sz w:val="19"/>
+        </w:rPr>
+        <w:t xml:space="preserve">    /// &lt;/summary&gt;</w:t>
+      </w:r>
+    </w:p>
+    <w:p>
+      <w:pPr>
+        <w:pStyle w:val="NoSpacing"/>
+        <w:rPr>
+          <w:rFonts w:ascii="Consolas" w:hAnsi="Consolas"/>
+          <w:sz w:val="19"/>
+        </w:rPr>
+      </w:pPr>
+      <w:r>
+        <w:rPr>
+          <w:rFonts w:ascii="Consolas" w:hAnsi="Consolas"/>
+          <w:sz w:val="19"/>
+        </w:rPr>
+        <w:t xml:space="preserve">    public record ReviewResult(bool IsApproved, string Feedback);</w:t>
+      </w:r>
+    </w:p>
+    <w:p>
+      <w:pPr>
+        <w:pStyle w:val="NoSpacing"/>
+        <w:rPr>
+          <w:rFonts w:ascii="Consolas" w:hAnsi="Consolas"/>
+          <w:sz w:val="19"/>
+        </w:rPr>
+      </w:pPr>
+    </w:p>
+    <w:p>
+      <w:pPr>
+        <w:pStyle w:val="NoSpacing"/>
+        <w:rPr>
+          <w:rFonts w:ascii="Consolas" w:hAnsi="Consolas"/>
+          <w:sz w:val="19"/>
+        </w:rPr>
+      </w:pPr>
+      <w:r>
+        <w:rPr>
+          <w:rFonts w:ascii="Consolas" w:hAnsi="Consolas"/>
+          <w:sz w:val="19"/>
+        </w:rPr>
+        <w:t xml:space="preserve">    /// &lt;summary&gt;</w:t>
+      </w:r>
+    </w:p>
+    <w:p>
+      <w:pPr>
+        <w:pStyle w:val="NoSpacing"/>
+        <w:rPr>
+          <w:rFonts w:ascii="Consolas" w:hAnsi="Consolas"/>
+          <w:sz w:val="19"/>
+        </w:rPr>
+      </w:pPr>
+      <w:r>
+        <w:rPr>
+          <w:rFonts w:ascii="Consolas" w:hAnsi="Consolas"/>
+          <w:sz w:val="19"/>
+        </w:rPr>
+        <w:t xml:space="preserve">    /// Manages console I/O to securely halt the application until a human makes a decision.</w:t>
+      </w:r>
+    </w:p>
+    <w:p>
+      <w:pPr>
+        <w:pStyle w:val="NoSpacing"/>
+        <w:rPr>
+          <w:rFonts w:ascii="Consolas" w:hAnsi="Consolas"/>
+          <w:sz w:val="19"/>
+        </w:rPr>
+      </w:pPr>
+      <w:r>
+        <w:rPr>
+          <w:rFonts w:ascii="Consolas" w:hAnsi="Consolas"/>
+          <w:sz w:val="19"/>
+        </w:rPr>
+        <w:t xml:space="preserve">    /// &lt;/summary&gt;</w:t>
+      </w:r>
+    </w:p>
+    <w:p>
+      <w:pPr>
+        <w:pStyle w:val="NoSpacing"/>
+        <w:rPr>
+          <w:rFonts w:ascii="Consolas" w:hAnsi="Consolas"/>
+          <w:sz w:val="19"/>
+        </w:rPr>
+      </w:pPr>
+      <w:r>
+        <w:rPr>
+          <w:rFonts w:ascii="Consolas" w:hAnsi="Consolas"/>
+          <w:sz w:val="19"/>
+        </w:rPr>
+        <w:t xml:space="preserve">    internal class HumanGatekeeper</w:t>
+      </w:r>
+    </w:p>
+    <w:p>
+      <w:pPr>
+        <w:pStyle w:val="NoSpacing"/>
+        <w:rPr>
+          <w:rFonts w:ascii="Consolas" w:hAnsi="Consolas"/>
+          <w:sz w:val="19"/>
+        </w:rPr>
+      </w:pPr>
+      <w:r>
+        <w:rPr>
+          <w:rFonts w:ascii="Consolas" w:hAnsi="Consolas"/>
+          <w:sz w:val="19"/>
+        </w:rPr>
+        <w:t xml:space="preserve">    {</w:t>
+      </w:r>
+    </w:p>
+    <w:p>
+      <w:pPr>
+        <w:pStyle w:val="NoSpacing"/>
+        <w:rPr>
+          <w:rFonts w:ascii="Consolas" w:hAnsi="Consolas"/>
+          <w:sz w:val="19"/>
+        </w:rPr>
+      </w:pPr>
+      <w:r>
+        <w:rPr>
+          <w:rFonts w:ascii="Consolas" w:hAnsi="Consolas"/>
+          <w:sz w:val="19"/>
+        </w:rPr>
+        <w:t xml:space="preserve">        public ReviewResult ReviewDraft(string draft)</w:t>
+      </w:r>
+    </w:p>
+    <w:p>
+      <w:pPr>
+        <w:pStyle w:val="NoSpacing"/>
+        <w:rPr>
+          <w:rFonts w:ascii="Consolas" w:hAnsi="Consolas"/>
+          <w:sz w:val="19"/>
+        </w:rPr>
+      </w:pPr>
+      <w:r>
+        <w:rPr>
+          <w:rFonts w:ascii="Consolas" w:hAnsi="Consolas"/>
+          <w:sz w:val="19"/>
+        </w:rPr>
+        <w:t xml:space="preserve">        {</w:t>
+      </w:r>
+    </w:p>
+    <w:p>
+      <w:pPr>
+        <w:pStyle w:val="NoSpacing"/>
+        <w:rPr>
+          <w:rFonts w:ascii="Consolas" w:hAnsi="Consolas"/>
+          <w:sz w:val="19"/>
+        </w:rPr>
+      </w:pPr>
+      <w:r>
+        <w:rPr>
+          <w:rFonts w:ascii="Consolas" w:hAnsi="Consolas"/>
+          <w:sz w:val="19"/>
+        </w:rPr>
+        <w:t xml:space="preserve">            Console.WriteLine("\n========================================");</w:t>
+      </w:r>
+    </w:p>
+    <w:p>
+      <w:pPr>
+        <w:pStyle w:val="NoSpacing"/>
+        <w:rPr>
+          <w:rFonts w:ascii="Consolas" w:hAnsi="Consolas"/>
+          <w:sz w:val="19"/>
+        </w:rPr>
+      </w:pPr>
+      <w:r>
+        <w:rPr>
+          <w:rFonts w:ascii="Consolas" w:hAnsi="Consolas"/>
+          <w:sz w:val="19"/>
+        </w:rPr>
+        <w:t xml:space="preserve">            Console.WriteLine("</w:t>
+      </w:r>
+      <w:r>
+        <w:rPr>
+          <w:rFonts w:ascii="Segoe UI Emoji" w:hAnsi="Segoe UI Emoji" w:cs="Segoe UI Emoji"/>
+          <w:sz w:val="19"/>
+        </w:rPr>
+        <w:t>🤖</w:t>
+      </w:r>
+      <w:r>
+        <w:rPr>
+          <w:rFonts w:ascii="Consolas" w:hAnsi="Consolas"/>
+          <w:sz w:val="19"/>
+        </w:rPr>
+        <w:t xml:space="preserve"> AI DRAFT PROPOSAL:");</w:t>
+      </w:r>
+    </w:p>
+    <w:p>
+      <w:pPr>
+        <w:pStyle w:val="NoSpacing"/>
+        <w:rPr>
+          <w:rFonts w:ascii="Consolas" w:hAnsi="Consolas"/>
+          <w:sz w:val="19"/>
+        </w:rPr>
+      </w:pPr>
+      <w:r>
+        <w:rPr>
+          <w:rFonts w:ascii="Consolas" w:hAnsi="Consolas"/>
+          <w:sz w:val="19"/>
+        </w:rPr>
+        <w:t xml:space="preserve">            Console.WriteLine("----------------------------------------");</w:t>
+      </w:r>
+    </w:p>
+    <w:p>
+      <w:pPr>
+        <w:pStyle w:val="NoSpacing"/>
+        <w:rPr>
+          <w:rFonts w:ascii="Consolas" w:hAnsi="Consolas"/>
+          <w:sz w:val="19"/>
+        </w:rPr>
+      </w:pPr>
+      <w:r>
+        <w:rPr>
+          <w:rFonts w:ascii="Consolas" w:hAnsi="Consolas"/>
+          <w:sz w:val="19"/>
+        </w:rPr>
+        <w:t xml:space="preserve">            Console.WriteLine(draft);</w:t>
+      </w:r>
+    </w:p>
+    <w:p>
+      <w:pPr>
+        <w:pStyle w:val="NoSpacing"/>
+        <w:rPr>
+          <w:rFonts w:ascii="Consolas" w:hAnsi="Consolas"/>
+          <w:sz w:val="19"/>
+        </w:rPr>
+      </w:pPr>
+      <w:r>
+        <w:rPr>
+          <w:rFonts w:ascii="Consolas" w:hAnsi="Consolas"/>
+          <w:sz w:val="19"/>
+        </w:rPr>
+        <w:t xml:space="preserve">            Console.WriteLine("========================================");</w:t>
+      </w:r>
+    </w:p>
+    <w:p>
+      <w:pPr>
+        <w:pStyle w:val="NoSpacing"/>
+        <w:rPr>
+          <w:rFonts w:ascii="Consolas" w:hAnsi="Consolas"/>
+          <w:sz w:val="19"/>
+        </w:rPr>
+      </w:pPr>
+    </w:p>
+    <w:p>
+      <w:pPr>
+        <w:pStyle w:val="NoSpacing"/>
+        <w:rPr>
+          <w:rFonts w:ascii="Consolas" w:hAnsi="Consolas"/>
+          <w:sz w:val="19"/>
+        </w:rPr>
+      </w:pPr>
+      <w:r>
+        <w:rPr>
+          <w:rFonts w:ascii="Consolas" w:hAnsi="Consolas"/>
+          <w:sz w:val="19"/>
+        </w:rPr>
+        <w:t xml:space="preserve">            Console.WriteLine("\n</w:t>
+      </w:r>
+      <w:r>
+        <w:rPr>
+          <w:rFonts w:ascii="Segoe UI Emoji" w:hAnsi="Segoe UI Emoji" w:cs="Segoe UI Emoji"/>
+          <w:sz w:val="19"/>
+        </w:rPr>
+        <w:t>🛑</w:t>
+      </w:r>
+      <w:r>
+        <w:rPr>
+          <w:rFonts w:ascii="Consolas" w:hAnsi="Consolas"/>
+          <w:sz w:val="19"/>
+        </w:rPr>
+        <w:t xml:space="preserve"> HUMAN REVIEW REQUIRED");</w:t>
+      </w:r>
+    </w:p>
+    <w:p>
+      <w:pPr>
+        <w:pStyle w:val="NoSpacing"/>
+        <w:rPr>
+          <w:rFonts w:ascii="Consolas" w:hAnsi="Consolas"/>
+          <w:sz w:val="19"/>
+        </w:rPr>
+      </w:pPr>
+      <w:r>
+        <w:rPr>
+          <w:rFonts w:ascii="Consolas" w:hAnsi="Consolas"/>
+          <w:sz w:val="19"/>
+        </w:rPr>
+        <w:t xml:space="preserve">            Console.WriteLine("Type 'APPROVED' to finalize the document.");</w:t>
+      </w:r>
+    </w:p>
+    <w:p>
+      <w:pPr>
+        <w:pStyle w:val="NoSpacing"/>
+        <w:rPr>
+          <w:rFonts w:ascii="Consolas" w:hAnsi="Consolas"/>
+          <w:sz w:val="19"/>
+        </w:rPr>
+      </w:pPr>
+      <w:r>
+        <w:rPr>
+          <w:rFonts w:ascii="Consolas" w:hAnsi="Consolas"/>
+          <w:sz w:val="19"/>
+        </w:rPr>
+        <w:t xml:space="preserve">            Console.WriteLine("Otherwise, type your feedback to request changes from the AI:");</w:t>
+      </w:r>
+    </w:p>
+    <w:p>
+      <w:pPr>
+        <w:pStyle w:val="NoSpacing"/>
+        <w:rPr>
+          <w:rFonts w:ascii="Consolas" w:hAnsi="Consolas"/>
+          <w:sz w:val="19"/>
+        </w:rPr>
+      </w:pPr>
+      <w:r>
+        <w:rPr>
+          <w:rFonts w:ascii="Consolas" w:hAnsi="Consolas"/>
+          <w:sz w:val="19"/>
+        </w:rPr>
+        <w:t xml:space="preserve">            Console.Write("&gt; ");</w:t>
+      </w:r>
+    </w:p>
+    <w:p>
+      <w:pPr>
+        <w:pStyle w:val="NoSpacing"/>
+        <w:rPr>
+          <w:rFonts w:ascii="Consolas" w:hAnsi="Consolas"/>
+          <w:sz w:val="19"/>
+        </w:rPr>
+      </w:pPr>
+    </w:p>
+    <w:p>
+      <w:pPr>
+        <w:pStyle w:val="NoSpacing"/>
+        <w:rPr>
+          <w:rFonts w:ascii="Consolas" w:hAnsi="Consolas"/>
+          <w:sz w:val="19"/>
+        </w:rPr>
+      </w:pPr>
+      <w:r>
+        <w:rPr>
+          <w:rFonts w:ascii="Consolas" w:hAnsi="Consolas"/>
+          <w:sz w:val="19"/>
+        </w:rPr>
+        <w:t xml:space="preserve">            string? input = Console.ReadLine();</w:t>
+      </w:r>
+    </w:p>
+    <w:p>
+      <w:pPr>
+        <w:pStyle w:val="NoSpacing"/>
+        <w:rPr>
+          <w:rFonts w:ascii="Consolas" w:hAnsi="Consolas"/>
+          <w:sz w:val="19"/>
+        </w:rPr>
+      </w:pPr>
+    </w:p>
+    <w:p>
+      <w:pPr>
+        <w:pStyle w:val="NoSpacing"/>
+        <w:rPr>
+          <w:rFonts w:ascii="Consolas" w:hAnsi="Consolas"/>
+          <w:sz w:val="19"/>
+        </w:rPr>
+      </w:pPr>
+      <w:r>
+        <w:rPr>
+          <w:rFonts w:ascii="Consolas" w:hAnsi="Consolas"/>
+          <w:sz w:val="19"/>
+        </w:rPr>
+        <w:t xml:space="preserve">            // Check if the human explicitly typed the approval keyword</w:t>
+      </w:r>
+    </w:p>
+    <w:p>
+      <w:pPr>
+        <w:pStyle w:val="NoSpacing"/>
+        <w:rPr>
+          <w:rFonts w:ascii="Consolas" w:hAnsi="Consolas"/>
+          <w:sz w:val="19"/>
+        </w:rPr>
+      </w:pPr>
       <w:r>
         <w:rPr>
           <w:rFonts w:ascii="Consolas" w:hAnsi="Consolas"/>
           <w:sz w:val="19"/>
         </w:rPr>
         <w:lastRenderedPageBreak/>
-        <w:t>("\nThe announcement has been approved and is ready to send.");</w:t>
-      </w:r>
-    </w:p>
-    <w:p>
-      <w:pPr>
-        <w:pStyle w:val="NoSpacing"/>
-        <w:rPr>
-          <w:rFonts w:ascii="Consolas" w:hAnsi="Consolas"/>
-          <w:sz w:val="19"/>
-        </w:rPr>
-      </w:pPr>
-      <w:r>
-        <w:rPr>
-          <w:rFonts w:ascii="Consolas" w:hAnsi="Consolas"/>
-          <w:sz w:val="19"/>
-        </w:rPr>
-        <w:t xml:space="preserve">                }</w:t>
-      </w:r>
-    </w:p>
-    <w:p>
-      <w:pPr>
-        <w:pStyle w:val="NoSpacing"/>
-        <w:rPr>
-          <w:rFonts w:ascii="Consolas" w:hAnsi="Consolas"/>
-          <w:sz w:val="19"/>
-        </w:rPr>
-      </w:pPr>
-      <w:r>
-        <w:rPr>
-          <w:rFonts w:ascii="Consolas" w:hAnsi="Consolas"/>
-          <w:sz w:val="19"/>
-        </w:rPr>
-        <w:t xml:space="preserve">                else</w:t>
-      </w:r>
-    </w:p>
-    <w:p>
-      <w:pPr>
-        <w:pStyle w:val="NoSpacing"/>
-        <w:rPr>
-          <w:rFonts w:ascii="Consolas" w:hAnsi="Consolas"/>
-          <w:sz w:val="19"/>
-        </w:rPr>
-      </w:pPr>
-      <w:r>
-        <w:rPr>
-          <w:rFonts w:ascii="Consolas" w:hAnsi="Consolas"/>
-          <w:sz w:val="19"/>
-        </w:rPr>
-        <w:t xml:space="preserve">                {</w:t>
-      </w:r>
-    </w:p>
-    <w:p>
-      <w:pPr>
-        <w:pStyle w:val="NoSpacing"/>
-        <w:rPr>
-          <w:rFonts w:ascii="Consolas" w:hAnsi="Consolas"/>
-          <w:sz w:val="19"/>
-        </w:rPr>
-      </w:pPr>
-      <w:r>
-        <w:rPr>
-          <w:rFonts w:ascii="Consolas" w:hAnsi="Consolas"/>
-          <w:sz w:val="19"/>
-        </w:rPr>
-        <w:t xml:space="preserve">                    // GEMINI PROTOCOL: The human's feedback naturally acts as the 'User' role,</w:t>
-      </w:r>
-    </w:p>
-    <w:p>
-      <w:pPr>
-        <w:pStyle w:val="NoSpacing"/>
-        <w:rPr>
-          <w:rFonts w:ascii="Consolas" w:hAnsi="Consolas"/>
-          <w:sz w:val="19"/>
-        </w:rPr>
-      </w:pPr>
-      <w:r>
-        <w:rPr>
-          <w:rFonts w:ascii="Consolas" w:hAnsi="Consolas"/>
-          <w:sz w:val="19"/>
-        </w:rPr>
-        <w:t xml:space="preserve">                    // perfectly satisfying Gemini's User -&gt; Assistant -&gt; User requirement.</w:t>
-      </w:r>
-    </w:p>
-    <w:p>
-      <w:pPr>
-        <w:pStyle w:val="NoSpacing"/>
-        <w:rPr>
-          <w:rFonts w:ascii="Consolas" w:hAnsi="Consolas"/>
-          <w:sz w:val="19"/>
-        </w:rPr>
-      </w:pPr>
-      <w:r>
-        <w:rPr>
-          <w:rFonts w:ascii="Consolas" w:hAnsi="Consolas"/>
-          <w:sz w:val="19"/>
-        </w:rPr>
-        <w:t xml:space="preserve">                    history.AddUserMessage($"The draft was rejected.  Please review based on this feedback: {result.Feedback}");</w:t>
-      </w:r>
-    </w:p>
-    <w:p>
-      <w:pPr>
-        <w:pStyle w:val="NoSpacing"/>
-        <w:rPr>
-          <w:rFonts w:ascii="Consolas" w:hAnsi="Consolas"/>
-          <w:sz w:val="19"/>
-        </w:rPr>
-      </w:pPr>
-      <w:r>
-        <w:rPr>
-          <w:rFonts w:ascii="Consolas" w:hAnsi="Consolas"/>
-          <w:sz w:val="19"/>
-        </w:rPr>
-        <w:t xml:space="preserve">                    Console.WriteLine("\nSending feedback to  the AI...");</w:t>
-      </w:r>
-    </w:p>
-    <w:p>
-      <w:pPr>
-        <w:pStyle w:val="NoSpacing"/>
-        <w:rPr>
-          <w:rFonts w:ascii="Consolas" w:hAnsi="Consolas"/>
-          <w:sz w:val="19"/>
-        </w:rPr>
-      </w:pPr>
-      <w:r>
-        <w:rPr>
-          <w:rFonts w:ascii="Consolas" w:hAnsi="Consolas"/>
-          <w:sz w:val="19"/>
-        </w:rPr>
-        <w:t xml:space="preserve">                }</w:t>
-      </w:r>
-    </w:p>
-    <w:p>
-      <w:pPr>
-        <w:pStyle w:val="NoSpacing"/>
-        <w:rPr>
-          <w:rFonts w:ascii="Consolas" w:hAnsi="Consolas"/>
-          <w:sz w:val="19"/>
-        </w:rPr>
-      </w:pPr>
-    </w:p>
-    <w:p>
-      <w:pPr>
-        <w:pStyle w:val="NoSpacing"/>
-        <w:rPr>
-          <w:rFonts w:ascii="Consolas" w:hAnsi="Consolas"/>
-          <w:sz w:val="19"/>
-        </w:rPr>
-      </w:pPr>
-      <w:r>
-        <w:rPr>
-          <w:rFonts w:ascii="Consolas" w:hAnsi="Consolas"/>
-          <w:sz w:val="19"/>
-        </w:rPr>
-        <w:t xml:space="preserve">                currentRevision++;</w:t>
+        <w:t xml:space="preserve">            if (!string.IsNullOrWhiteSpace(input) &amp;&amp; input.Trim().Equals("APPROVED", StringComparison.OrdinalIgnoreCase))</w:t>
+      </w:r>
+    </w:p>
+    <w:p>
+      <w:pPr>
+        <w:pStyle w:val="NoSpacing"/>
+        <w:rPr>
+          <w:rFonts w:ascii="Consolas" w:hAnsi="Consolas"/>
+          <w:sz w:val="19"/>
+        </w:rPr>
+      </w:pPr>
+      <w:r>
+        <w:rPr>
+          <w:rFonts w:ascii="Consolas" w:hAnsi="Consolas"/>
+          <w:sz w:val="19"/>
+        </w:rPr>
+        <w:t xml:space="preserve">            {</w:t>
+      </w:r>
+    </w:p>
+    <w:p>
+      <w:pPr>
+        <w:pStyle w:val="NoSpacing"/>
+        <w:rPr>
+          <w:rFonts w:ascii="Consolas" w:hAnsi="Consolas"/>
+          <w:sz w:val="19"/>
+        </w:rPr>
+      </w:pPr>
+      <w:r>
+        <w:rPr>
+          <w:rFonts w:ascii="Consolas" w:hAnsi="Consolas"/>
+          <w:sz w:val="19"/>
+        </w:rPr>
+        <w:t xml:space="preserve">                return new ReviewResult(true, "APPROVED");</w:t>
       </w:r>
     </w:p>
     <w:p>
@@ -1305,65 +3058,24 @@
           <w:rFonts w:ascii="Consolas" w:hAnsi="Consolas"/>
           <w:sz w:val="19"/>
         </w:rPr>
-        <w:t xml:space="preserve">            if (!isApproved)</w:t>
-      </w:r>
-    </w:p>
-    <w:p>
-      <w:pPr>
-        <w:pStyle w:val="NoSpacing"/>
-        <w:rPr>
-          <w:rFonts w:ascii="Consolas" w:hAnsi="Consolas"/>
-          <w:sz w:val="19"/>
-        </w:rPr>
-      </w:pPr>
-      <w:r>
-        <w:rPr>
-          <w:rFonts w:ascii="Consolas" w:hAnsi="Consolas"/>
-          <w:sz w:val="19"/>
-        </w:rPr>
-        <w:t xml:space="preserve">            {</w:t>
-      </w:r>
-    </w:p>
-    <w:p>
-      <w:pPr>
-        <w:pStyle w:val="NoSpacing"/>
-        <w:rPr>
-          <w:rFonts w:ascii="Consolas" w:hAnsi="Consolas"/>
-          <w:sz w:val="19"/>
-        </w:rPr>
-      </w:pPr>
-      <w:r>
-        <w:rPr>
-          <w:rFonts w:ascii="Consolas" w:hAnsi="Consolas"/>
-          <w:sz w:val="19"/>
-        </w:rPr>
-        <w:t xml:space="preserve">                Console.WriteLine("\n Maximum revisions reached.  Workflow stopped.");</w:t>
-      </w:r>
-    </w:p>
-    <w:p>
-      <w:pPr>
-        <w:pStyle w:val="NoSpacing"/>
-        <w:rPr>
-          <w:rFonts w:ascii="Consolas" w:hAnsi="Consolas"/>
-          <w:sz w:val="19"/>
-        </w:rPr>
-      </w:pPr>
-      <w:r>
-        <w:rPr>
-          <w:rFonts w:ascii="Consolas" w:hAnsi="Consolas"/>
-          <w:sz w:val="19"/>
-        </w:rPr>
-        <w:t xml:space="preserve">            }</w:t>
-      </w:r>
-    </w:p>
-    <w:p>
-      <w:pPr>
-        <w:pStyle w:val="NoSpacing"/>
-        <w:rPr>
-          <w:rFonts w:ascii="Consolas" w:hAnsi="Consolas"/>
-          <w:sz w:val="19"/>
-        </w:rPr>
-      </w:pPr>
+        <w:t xml:space="preserve">            // If not approved, return the human's input as constructive feedback</w:t>
+      </w:r>
+    </w:p>
+    <w:p>
+      <w:pPr>
+        <w:pStyle w:val="NoSpacing"/>
+        <w:rPr>
+          <w:rFonts w:ascii="Consolas" w:hAnsi="Consolas"/>
+          <w:sz w:val="19"/>
+        </w:rPr>
+      </w:pPr>
+      <w:r>
+        <w:rPr>
+          <w:rFonts w:ascii="Consolas" w:hAnsi="Consolas"/>
+          <w:sz w:val="19"/>
+        </w:rPr>
+        <w:t xml:space="preserve">            return new ReviewResult(false, input ?? "Please rewrite the draft.");</w:t>
+      </w:r>
     </w:p>
     <w:p>
       <w:pPr>
@@ -1416,1394 +3128,52 @@
     <w:p/>
     <w:p>
       <w:pPr>
+        <w:pStyle w:val="Heading2"/>
+      </w:pPr>
+      <w:r>
+        <w:t>5. Code Walkthrough &amp; Explanations</w:t>
+      </w:r>
+    </w:p>
+    <w:p/>
+    <w:p>
+      <w:r>
         <w:rPr>
           <w:b/>
         </w:rPr>
-      </w:pPr>
+        <w:t>Step 1: The Kernel and the Chat Service.</w:t>
+      </w:r>
+      <w:r>
+        <w:t xml:space="preserve"> As in every earlier lesson, `Program.cs` builds a `Kernel` wired to Gemini via `AddGoogleAIGeminiChatCompletion` and pulls out the `IChatCompletionService`. What's new here is that the chat service is not used directly by `Program.cs` at all — it is handed off to `AiWorker`, which owns all the actual model interaction. `Program.cs` never sees a raw Gemini response; it only sees the `string draft` that comes back out.</w:t>
+      </w:r>
+    </w:p>
+    <w:p/>
+    <w:p>
       <w:r>
         <w:rPr>
           <w:b/>
         </w:rPr>
-        <w:t>AiWorker.cs</w:t>
-      </w:r>
-    </w:p>
-    <w:p>
-      <w:pPr>
-        <w:pStyle w:val="NoSpacing"/>
-        <w:rPr>
-          <w:rFonts w:ascii="Consolas" w:hAnsi="Consolas"/>
-          <w:sz w:val="19"/>
-        </w:rPr>
-      </w:pPr>
-      <w:r>
-        <w:rPr>
-          <w:rFonts w:ascii="Consolas" w:hAnsi="Consolas"/>
-          <w:sz w:val="19"/>
-        </w:rPr>
-        <w:t>// AiWorker</w:t>
-      </w:r>
-    </w:p>
-    <w:p>
-      <w:pPr>
-        <w:pStyle w:val="NoSpacing"/>
-        <w:rPr>
-          <w:rFonts w:ascii="Consolas" w:hAnsi="Consolas"/>
-          <w:sz w:val="19"/>
-        </w:rPr>
-      </w:pPr>
-      <w:r>
-        <w:rPr>
-          <w:rFonts w:ascii="Consolas" w:hAnsi="Consolas"/>
-          <w:sz w:val="19"/>
-        </w:rPr>
-        <w:t>// ---------------------------------------------------------------------------</w:t>
-      </w:r>
-    </w:p>
-    <w:p>
-      <w:pPr>
-        <w:pStyle w:val="NoSpacing"/>
-        <w:rPr>
-          <w:rFonts w:ascii="Consolas" w:hAnsi="Consolas"/>
-          <w:sz w:val="19"/>
-        </w:rPr>
-      </w:pPr>
-      <w:r>
-        <w:rPr>
-          <w:rFonts w:ascii="Consolas" w:hAnsi="Consolas"/>
-          <w:sz w:val="19"/>
-        </w:rPr>
-        <w:t>// Encapsulates the AI persona and the persona-swapping orchestration logic</w:t>
-      </w:r>
-    </w:p>
-    <w:p>
-      <w:pPr>
-        <w:pStyle w:val="NoSpacing"/>
-        <w:rPr>
-          <w:rFonts w:ascii="Consolas" w:hAnsi="Consolas"/>
-          <w:sz w:val="19"/>
-        </w:rPr>
-      </w:pPr>
-      <w:r>
-        <w:rPr>
-          <w:rFonts w:ascii="Consolas" w:hAnsi="Consolas"/>
-          <w:sz w:val="19"/>
-        </w:rPr>
-        <w:t>// (inject system message, generate, remove system message) so Program.cs can</w:t>
-      </w:r>
-    </w:p>
-    <w:p>
-      <w:pPr>
-        <w:pStyle w:val="NoSpacing"/>
-        <w:rPr>
-          <w:rFonts w:ascii="Consolas" w:hAnsi="Consolas"/>
-          <w:sz w:val="19"/>
-        </w:rPr>
-      </w:pPr>
-      <w:r>
-        <w:rPr>
-          <w:rFonts w:ascii="Consolas" w:hAnsi="Consolas"/>
-          <w:sz w:val="19"/>
-        </w:rPr>
-        <w:t>// stay a clean, high-level orchestration script.</w:t>
-      </w:r>
-    </w:p>
-    <w:p>
-      <w:pPr>
-        <w:pStyle w:val="NoSpacing"/>
-        <w:rPr>
-          <w:rFonts w:ascii="Consolas" w:hAnsi="Consolas"/>
-          <w:sz w:val="19"/>
-        </w:rPr>
-      </w:pPr>
-      <w:r>
-        <w:rPr>
-          <w:rFonts w:ascii="Consolas" w:hAnsi="Consolas"/>
-          <w:sz w:val="19"/>
-        </w:rPr>
-        <w:t>using Microsoft.SemanticKernel;</w:t>
-      </w:r>
-    </w:p>
-    <w:p>
-      <w:pPr>
-        <w:pStyle w:val="NoSpacing"/>
-        <w:rPr>
-          <w:rFonts w:ascii="Consolas" w:hAnsi="Consolas"/>
-          <w:sz w:val="19"/>
-        </w:rPr>
-      </w:pPr>
-      <w:r>
-        <w:rPr>
-          <w:rFonts w:ascii="Consolas" w:hAnsi="Consolas"/>
-          <w:sz w:val="19"/>
-        </w:rPr>
-        <w:t>using Microsoft.SemanticKernel.ChatCompletion;</w:t>
-      </w:r>
-    </w:p>
-    <w:p>
-      <w:pPr>
-        <w:pStyle w:val="NoSpacing"/>
-        <w:rPr>
-          <w:rFonts w:ascii="Consolas" w:hAnsi="Consolas"/>
-          <w:sz w:val="19"/>
-        </w:rPr>
-      </w:pPr>
-    </w:p>
-    <w:p>
-      <w:pPr>
-        <w:pStyle w:val="NoSpacing"/>
-        <w:rPr>
-          <w:rFonts w:ascii="Consolas" w:hAnsi="Consolas"/>
-          <w:sz w:val="19"/>
-        </w:rPr>
-      </w:pPr>
-      <w:r>
-        <w:rPr>
-          <w:rFonts w:ascii="Consolas" w:hAnsi="Consolas"/>
-          <w:sz w:val="19"/>
-        </w:rPr>
-        <w:t>namespace HumanInTheLoop</w:t>
-      </w:r>
-    </w:p>
-    <w:p>
-      <w:pPr>
-        <w:pStyle w:val="NoSpacing"/>
-        <w:rPr>
-          <w:rFonts w:ascii="Consolas" w:hAnsi="Consolas"/>
-          <w:sz w:val="19"/>
-        </w:rPr>
-      </w:pPr>
-      <w:r>
-        <w:rPr>
-          <w:rFonts w:ascii="Consolas" w:hAnsi="Consolas"/>
-          <w:sz w:val="19"/>
-        </w:rPr>
-        <w:t>{</w:t>
-      </w:r>
-    </w:p>
-    <w:p>
-      <w:pPr>
-        <w:pStyle w:val="NoSpacing"/>
-        <w:rPr>
-          <w:rFonts w:ascii="Consolas" w:hAnsi="Consolas"/>
-          <w:sz w:val="19"/>
-        </w:rPr>
-      </w:pPr>
-      <w:r>
-        <w:rPr>
-          <w:rFonts w:ascii="Consolas" w:hAnsi="Consolas"/>
-          <w:sz w:val="19"/>
-        </w:rPr>
-        <w:t xml:space="preserve">    /// &lt;summary&gt;</w:t>
-      </w:r>
-    </w:p>
-    <w:p>
-      <w:pPr>
-        <w:pStyle w:val="NoSpacing"/>
-        <w:rPr>
-          <w:rFonts w:ascii="Consolas" w:hAnsi="Consolas"/>
-          <w:sz w:val="19"/>
-        </w:rPr>
-      </w:pPr>
-      <w:r>
-        <w:rPr>
-          <w:rFonts w:ascii="Consolas" w:hAnsi="Consolas"/>
-          <w:sz w:val="19"/>
-        </w:rPr>
-        <w:t xml:space="preserve">    /// Encapsulates the AI Persona and the Native Orchestration logic required to communicate with Gemini</w:t>
-      </w:r>
-    </w:p>
-    <w:p>
-      <w:pPr>
-        <w:pStyle w:val="NoSpacing"/>
-        <w:rPr>
-          <w:rFonts w:ascii="Consolas" w:hAnsi="Consolas"/>
-          <w:sz w:val="19"/>
-        </w:rPr>
-      </w:pPr>
-      <w:r>
-        <w:rPr>
-          <w:rFonts w:ascii="Consolas" w:hAnsi="Consolas"/>
-          <w:sz w:val="19"/>
-        </w:rPr>
-        <w:t xml:space="preserve">    /// &lt;/summary&gt;</w:t>
-      </w:r>
-    </w:p>
-    <w:p>
-      <w:pPr>
-        <w:pStyle w:val="NoSpacing"/>
-        <w:rPr>
-          <w:rFonts w:ascii="Consolas" w:hAnsi="Consolas"/>
-          <w:sz w:val="19"/>
-        </w:rPr>
-      </w:pPr>
-      <w:r>
-        <w:rPr>
-          <w:rFonts w:ascii="Consolas" w:hAnsi="Consolas"/>
-          <w:sz w:val="19"/>
-        </w:rPr>
-        <w:t xml:space="preserve">    internal class AiWorker</w:t>
-      </w:r>
-    </w:p>
-    <w:p>
-      <w:pPr>
-        <w:pStyle w:val="NoSpacing"/>
-        <w:rPr>
-          <w:rFonts w:ascii="Consolas" w:hAnsi="Consolas"/>
-          <w:sz w:val="19"/>
-        </w:rPr>
-      </w:pPr>
-      <w:r>
-        <w:rPr>
-          <w:rFonts w:ascii="Consolas" w:hAnsi="Consolas"/>
-          <w:sz w:val="19"/>
-        </w:rPr>
-        <w:t xml:space="preserve">    {</w:t>
-      </w:r>
-    </w:p>
-    <w:p>
-      <w:pPr>
-        <w:pStyle w:val="NoSpacing"/>
-        <w:rPr>
-          <w:rFonts w:ascii="Consolas" w:hAnsi="Consolas"/>
-          <w:sz w:val="19"/>
-        </w:rPr>
-      </w:pPr>
-      <w:r>
-        <w:rPr>
-          <w:rFonts w:ascii="Consolas" w:hAnsi="Consolas"/>
-          <w:sz w:val="19"/>
-        </w:rPr>
-        <w:t xml:space="preserve">        private readonly IChatCompletionService _chatService;</w:t>
-      </w:r>
-    </w:p>
-    <w:p>
-      <w:pPr>
-        <w:pStyle w:val="NoSpacing"/>
-        <w:rPr>
-          <w:rFonts w:ascii="Consolas" w:hAnsi="Consolas"/>
-          <w:sz w:val="19"/>
-        </w:rPr>
-      </w:pPr>
-      <w:r>
-        <w:rPr>
-          <w:rFonts w:ascii="Consolas" w:hAnsi="Consolas"/>
-          <w:sz w:val="19"/>
-        </w:rPr>
-        <w:t xml:space="preserve">        private readonly string _persona;</w:t>
-      </w:r>
-    </w:p>
-    <w:p>
-      <w:pPr>
-        <w:pStyle w:val="NoSpacing"/>
-        <w:rPr>
-          <w:rFonts w:ascii="Consolas" w:hAnsi="Consolas"/>
-          <w:sz w:val="19"/>
-        </w:rPr>
-      </w:pPr>
-    </w:p>
-    <w:p>
-      <w:pPr>
-        <w:pStyle w:val="NoSpacing"/>
-        <w:rPr>
-          <w:rFonts w:ascii="Consolas" w:hAnsi="Consolas"/>
-          <w:sz w:val="19"/>
-        </w:rPr>
-      </w:pPr>
-      <w:r>
-        <w:rPr>
-          <w:rFonts w:ascii="Consolas" w:hAnsi="Consolas"/>
-          <w:sz w:val="19"/>
-        </w:rPr>
-        <w:t xml:space="preserve">        public AiWorker(IChatCompletionService chatService, string persona)</w:t>
-      </w:r>
-    </w:p>
-    <w:p>
-      <w:pPr>
-        <w:pStyle w:val="NoSpacing"/>
-        <w:rPr>
-          <w:rFonts w:ascii="Consolas" w:hAnsi="Consolas"/>
-          <w:sz w:val="19"/>
-        </w:rPr>
-      </w:pPr>
-      <w:r>
-        <w:rPr>
-          <w:rFonts w:ascii="Consolas" w:hAnsi="Consolas"/>
-          <w:sz w:val="19"/>
-        </w:rPr>
-        <w:t xml:space="preserve">        {</w:t>
-      </w:r>
-    </w:p>
-    <w:p>
-      <w:pPr>
-        <w:pStyle w:val="NoSpacing"/>
-        <w:rPr>
-          <w:rFonts w:ascii="Consolas" w:hAnsi="Consolas"/>
-          <w:sz w:val="19"/>
-        </w:rPr>
-      </w:pPr>
-      <w:r>
-        <w:rPr>
-          <w:rFonts w:ascii="Consolas" w:hAnsi="Consolas"/>
-          <w:sz w:val="19"/>
-        </w:rPr>
-        <w:t xml:space="preserve">            _chatService = chatService;</w:t>
-      </w:r>
-    </w:p>
-    <w:p>
-      <w:pPr>
-        <w:pStyle w:val="NoSpacing"/>
-        <w:rPr>
-          <w:rFonts w:ascii="Consolas" w:hAnsi="Consolas"/>
-          <w:sz w:val="19"/>
-        </w:rPr>
-      </w:pPr>
-      <w:r>
-        <w:rPr>
-          <w:rFonts w:ascii="Consolas" w:hAnsi="Consolas"/>
-          <w:sz w:val="19"/>
-        </w:rPr>
-        <w:t xml:space="preserve">            _persona = persona;</w:t>
-      </w:r>
-    </w:p>
-    <w:p>
-      <w:pPr>
-        <w:pStyle w:val="NoSpacing"/>
-        <w:rPr>
-          <w:rFonts w:ascii="Consolas" w:hAnsi="Consolas"/>
-          <w:sz w:val="19"/>
-        </w:rPr>
-      </w:pPr>
-      <w:r>
-        <w:rPr>
-          <w:rFonts w:ascii="Consolas" w:hAnsi="Consolas"/>
-          <w:sz w:val="19"/>
-        </w:rPr>
-        <w:t xml:space="preserve">        }</w:t>
-      </w:r>
-    </w:p>
-    <w:p>
-      <w:pPr>
-        <w:pStyle w:val="NoSpacing"/>
-        <w:rPr>
-          <w:rFonts w:ascii="Consolas" w:hAnsi="Consolas"/>
-          <w:sz w:val="19"/>
-        </w:rPr>
-      </w:pPr>
-    </w:p>
-    <w:p>
-      <w:pPr>
-        <w:pStyle w:val="NoSpacing"/>
-        <w:rPr>
-          <w:rFonts w:ascii="Consolas" w:hAnsi="Consolas"/>
-          <w:sz w:val="19"/>
-        </w:rPr>
-      </w:pPr>
-      <w:r>
-        <w:rPr>
-          <w:rFonts w:ascii="Consolas" w:hAnsi="Consolas"/>
-          <w:sz w:val="19"/>
-        </w:rPr>
-        <w:t xml:space="preserve">        public async Task&lt;string&gt; GenerateDraftAsync(ChatHistory history)</w:t>
-      </w:r>
-    </w:p>
-    <w:p>
-      <w:pPr>
-        <w:pStyle w:val="NoSpacing"/>
-        <w:rPr>
-          <w:rFonts w:ascii="Consolas" w:hAnsi="Consolas"/>
-          <w:sz w:val="19"/>
-        </w:rPr>
-      </w:pPr>
-      <w:r>
-        <w:rPr>
-          <w:rFonts w:ascii="Consolas" w:hAnsi="Consolas"/>
-          <w:sz w:val="19"/>
-        </w:rPr>
-        <w:t xml:space="preserve">        {</w:t>
-      </w:r>
-    </w:p>
-    <w:p>
-      <w:pPr>
-        <w:pStyle w:val="NoSpacing"/>
-        <w:rPr>
-          <w:rFonts w:ascii="Consolas" w:hAnsi="Consolas"/>
-          <w:sz w:val="19"/>
-        </w:rPr>
-      </w:pPr>
-      <w:r>
-        <w:rPr>
-          <w:rFonts w:ascii="Consolas" w:hAnsi="Consolas"/>
-          <w:sz w:val="19"/>
-        </w:rPr>
-        <w:t xml:space="preserve">            // 1. Inject the System Perona at the top of the history</w:t>
-      </w:r>
-    </w:p>
-    <w:p>
-      <w:pPr>
-        <w:pStyle w:val="NoSpacing"/>
-        <w:rPr>
-          <w:rFonts w:ascii="Consolas" w:hAnsi="Consolas"/>
-          <w:sz w:val="19"/>
-        </w:rPr>
-      </w:pPr>
-      <w:r>
-        <w:rPr>
-          <w:rFonts w:ascii="Consolas" w:hAnsi="Consolas"/>
-          <w:sz w:val="19"/>
-        </w:rPr>
-        <w:t xml:space="preserve">            var systemMessage = new ChatMessageContent(AuthorRole.System, _persona);</w:t>
-      </w:r>
-    </w:p>
-    <w:p>
-      <w:pPr>
-        <w:pStyle w:val="NoSpacing"/>
-        <w:rPr>
-          <w:rFonts w:ascii="Consolas" w:hAnsi="Consolas"/>
-          <w:sz w:val="19"/>
-        </w:rPr>
-      </w:pPr>
-      <w:r>
-        <w:rPr>
-          <w:rFonts w:ascii="Consolas" w:hAnsi="Consolas"/>
-          <w:sz w:val="19"/>
-        </w:rPr>
-        <w:t xml:space="preserve">            history.Insert(0, systemMessage);</w:t>
-      </w:r>
-    </w:p>
-    <w:p>
-      <w:pPr>
-        <w:pStyle w:val="NoSpacing"/>
-        <w:rPr>
-          <w:rFonts w:ascii="Consolas" w:hAnsi="Consolas"/>
-          <w:sz w:val="19"/>
-        </w:rPr>
-      </w:pPr>
-    </w:p>
-    <w:p>
-      <w:pPr>
-        <w:pStyle w:val="NoSpacing"/>
-        <w:rPr>
-          <w:rFonts w:ascii="Consolas" w:hAnsi="Consolas"/>
-          <w:sz w:val="19"/>
-        </w:rPr>
-      </w:pPr>
-      <w:r>
-        <w:rPr>
-          <w:rFonts w:ascii="Consolas" w:hAnsi="Consolas"/>
-          <w:sz w:val="19"/>
-        </w:rPr>
-        <w:t xml:space="preserve">            // 2. enerate the draft using Gemini</w:t>
-      </w:r>
-    </w:p>
-    <w:p>
-      <w:pPr>
-        <w:pStyle w:val="NoSpacing"/>
-        <w:rPr>
-          <w:rFonts w:ascii="Consolas" w:hAnsi="Consolas"/>
-          <w:sz w:val="19"/>
-        </w:rPr>
-      </w:pPr>
-      <w:r>
-        <w:rPr>
-          <w:rFonts w:ascii="Consolas" w:hAnsi="Consolas"/>
-          <w:sz w:val="19"/>
-        </w:rPr>
-        <w:t xml:space="preserve">            var result = await _chatService.GetChatMessageContentAsync(history);</w:t>
-      </w:r>
-    </w:p>
-    <w:p>
-      <w:pPr>
-        <w:pStyle w:val="NoSpacing"/>
-        <w:rPr>
-          <w:rFonts w:ascii="Consolas" w:hAnsi="Consolas"/>
-          <w:sz w:val="19"/>
-        </w:rPr>
-      </w:pPr>
-      <w:r>
-        <w:rPr>
-          <w:rFonts w:ascii="Consolas" w:hAnsi="Consolas"/>
-          <w:sz w:val="19"/>
-        </w:rPr>
-        <w:t xml:space="preserve">            string draft = result.Content ?? "No draft generated.";</w:t>
-      </w:r>
-    </w:p>
-    <w:p>
-      <w:pPr>
-        <w:pStyle w:val="NoSpacing"/>
-        <w:rPr>
-          <w:rFonts w:ascii="Consolas" w:hAnsi="Consolas"/>
-          <w:sz w:val="19"/>
-        </w:rPr>
-      </w:pPr>
-    </w:p>
-    <w:p>
-      <w:pPr>
-        <w:pStyle w:val="NoSpacing"/>
-        <w:rPr>
-          <w:rFonts w:ascii="Consolas" w:hAnsi="Consolas"/>
-          <w:sz w:val="19"/>
-        </w:rPr>
-      </w:pPr>
-      <w:r>
-        <w:rPr>
-          <w:rFonts w:ascii="Consolas" w:hAnsi="Consolas"/>
-          <w:sz w:val="19"/>
-        </w:rPr>
-        <w:t xml:space="preserve">            // 3. Clean up the Persona to keep history pure, then append the AI's response</w:t>
-      </w:r>
-    </w:p>
-    <w:p>
-      <w:pPr>
-        <w:pStyle w:val="NoSpacing"/>
-        <w:rPr>
-          <w:rFonts w:ascii="Consolas" w:hAnsi="Consolas"/>
-          <w:sz w:val="19"/>
-        </w:rPr>
-      </w:pPr>
-      <w:r>
-        <w:rPr>
-          <w:rFonts w:ascii="Consolas" w:hAnsi="Consolas"/>
-          <w:sz w:val="19"/>
-        </w:rPr>
-        <w:t xml:space="preserve">            history.RemoveAt(0);</w:t>
-      </w:r>
-    </w:p>
-    <w:p>
-      <w:pPr>
-        <w:pStyle w:val="NoSpacing"/>
-        <w:rPr>
-          <w:rFonts w:ascii="Consolas" w:hAnsi="Consolas"/>
-          <w:sz w:val="19"/>
-        </w:rPr>
-      </w:pPr>
-      <w:r>
-        <w:rPr>
-          <w:rFonts w:ascii="Consolas" w:hAnsi="Consolas"/>
-          <w:sz w:val="19"/>
-        </w:rPr>
-        <w:t xml:space="preserve">            history.AddAssistantMessage(draft);</w:t>
-      </w:r>
-    </w:p>
-    <w:p>
-      <w:pPr>
-        <w:pStyle w:val="NoSpacing"/>
-        <w:rPr>
-          <w:rFonts w:ascii="Consolas" w:hAnsi="Consolas"/>
-          <w:sz w:val="19"/>
-        </w:rPr>
-      </w:pPr>
-    </w:p>
-    <w:p>
-      <w:pPr>
-        <w:pStyle w:val="NoSpacing"/>
-        <w:rPr>
-          <w:rFonts w:ascii="Consolas" w:hAnsi="Consolas"/>
-          <w:sz w:val="19"/>
-        </w:rPr>
-      </w:pPr>
-      <w:r>
-        <w:rPr>
-          <w:rFonts w:ascii="Consolas" w:hAnsi="Consolas"/>
-          <w:sz w:val="19"/>
-        </w:rPr>
-        <w:t xml:space="preserve">            return draft;</w:t>
-      </w:r>
-    </w:p>
-    <w:p>
-      <w:pPr>
-        <w:pStyle w:val="NoSpacing"/>
-        <w:rPr>
-          <w:rFonts w:ascii="Consolas" w:hAnsi="Consolas"/>
-          <w:sz w:val="19"/>
-        </w:rPr>
-      </w:pPr>
-      <w:r>
-        <w:rPr>
-          <w:rFonts w:ascii="Consolas" w:hAnsi="Consolas"/>
-          <w:sz w:val="19"/>
-        </w:rPr>
-        <w:t xml:space="preserve">        }</w:t>
-      </w:r>
-    </w:p>
-    <w:p>
-      <w:pPr>
-        <w:pStyle w:val="NoSpacing"/>
-        <w:rPr>
-          <w:rFonts w:ascii="Consolas" w:hAnsi="Consolas"/>
-          <w:sz w:val="19"/>
-        </w:rPr>
-      </w:pPr>
-    </w:p>
-    <w:p>
-      <w:pPr>
-        <w:pStyle w:val="NoSpacing"/>
-        <w:rPr>
-          <w:rFonts w:ascii="Consolas" w:hAnsi="Consolas"/>
-          <w:sz w:val="19"/>
-        </w:rPr>
-      </w:pPr>
-      <w:r>
-        <w:rPr>
-          <w:rFonts w:ascii="Consolas" w:hAnsi="Consolas"/>
-          <w:sz w:val="19"/>
-        </w:rPr>
-        <w:t xml:space="preserve">    }</w:t>
-      </w:r>
-    </w:p>
-    <w:p>
-      <w:pPr>
-        <w:pStyle w:val="NoSpacing"/>
-        <w:rPr>
-          <w:rFonts w:ascii="Consolas" w:hAnsi="Consolas"/>
-          <w:sz w:val="19"/>
-        </w:rPr>
-      </w:pPr>
-      <w:r>
-        <w:rPr>
-          <w:rFonts w:ascii="Consolas" w:hAnsi="Consolas"/>
-          <w:sz w:val="19"/>
-        </w:rPr>
-        <w:t>}</w:t>
+        <w:t>Step 2: Splitting Responsibilities into AiWorker and HumanGatekeeper.</w:t>
+      </w:r>
+      <w:r>
+        <w:t xml:space="preserve"> The whole point of this lesson is that `Program.cs` should read like a business process description, not a pile of prompt-engineering code. `AiWorker` knows how to talk to the model and manage the system persona. `HumanGatekeeper` knows how to present a draft to a human and block until they respond. Neither class knows about the other — `Program.cs` is the only thing that wires them together into a loop. This is a preview of a pattern you'll use constantly in larger agent systems: keep every "actor" in the workflow — AI or human — behind a small, single-purpose class.</w:t>
       </w:r>
     </w:p>
     <w:p/>
     <w:p>
-      <w:pPr>
+      <w:r>
         <w:rPr>
           <w:b/>
         </w:rPr>
-      </w:pPr>
-      <w:r>
-        <w:rPr>
-          <w:b/>
-        </w:rPr>
-        <w:t>HumanGatekeeper.cs</w:t>
-      </w:r>
-    </w:p>
-    <w:p>
-      <w:pPr>
-        <w:pStyle w:val="NoSpacing"/>
-        <w:rPr>
-          <w:rFonts w:ascii="Consolas" w:hAnsi="Consolas"/>
-          <w:sz w:val="19"/>
-        </w:rPr>
-      </w:pPr>
-      <w:r>
-        <w:rPr>
-          <w:rFonts w:ascii="Consolas" w:hAnsi="Consolas"/>
-          <w:sz w:val="19"/>
-        </w:rPr>
-        <w:t>// HumanGatekeeper</w:t>
-      </w:r>
-    </w:p>
-    <w:p>
-      <w:pPr>
-        <w:pStyle w:val="NoSpacing"/>
-        <w:rPr>
-          <w:rFonts w:ascii="Consolas" w:hAnsi="Consolas"/>
-          <w:sz w:val="19"/>
-        </w:rPr>
-      </w:pPr>
-      <w:r>
-        <w:rPr>
-          <w:rFonts w:ascii="Consolas" w:hAnsi="Consolas"/>
-          <w:sz w:val="19"/>
-        </w:rPr>
-        <w:t>// ---------------------------------------------------------------------------</w:t>
-      </w:r>
-    </w:p>
-    <w:p>
-      <w:pPr>
-        <w:pStyle w:val="NoSpacing"/>
-        <w:rPr>
-          <w:rFonts w:ascii="Consolas" w:hAnsi="Consolas"/>
-          <w:sz w:val="19"/>
-        </w:rPr>
-      </w:pPr>
-      <w:r>
-        <w:rPr>
-          <w:rFonts w:ascii="Consolas" w:hAnsi="Consolas"/>
-          <w:sz w:val="19"/>
-        </w:rPr>
-        <w:t>// The hard stop the AI cannot bypass: blocks on console input and only</w:t>
-      </w:r>
-    </w:p>
-    <w:p>
-      <w:pPr>
-        <w:pStyle w:val="NoSpacing"/>
-        <w:rPr>
-          <w:rFonts w:ascii="Consolas" w:hAnsi="Consolas"/>
-          <w:sz w:val="19"/>
-        </w:rPr>
-      </w:pPr>
-      <w:r>
-        <w:rPr>
-          <w:rFonts w:ascii="Consolas" w:hAnsi="Consolas"/>
-          <w:sz w:val="19"/>
-        </w:rPr>
-        <w:t>// returns IsApproved = true for an exact "APPROVED" match. Anything else is</w:t>
-      </w:r>
-    </w:p>
-    <w:p>
-      <w:pPr>
-        <w:pStyle w:val="NoSpacing"/>
-        <w:rPr>
-          <w:rFonts w:ascii="Consolas" w:hAnsi="Consolas"/>
-          <w:sz w:val="19"/>
-        </w:rPr>
-      </w:pPr>
-      <w:r>
-        <w:rPr>
-          <w:rFonts w:ascii="Consolas" w:hAnsi="Consolas"/>
-          <w:sz w:val="19"/>
-        </w:rPr>
-        <w:t>// treated as feedback and routed back to the AI for another draft.</w:t>
-      </w:r>
-    </w:p>
-    <w:p>
-      <w:pPr>
-        <w:pStyle w:val="NoSpacing"/>
-        <w:rPr>
-          <w:rFonts w:ascii="Consolas" w:hAnsi="Consolas"/>
-          <w:sz w:val="19"/>
-        </w:rPr>
-      </w:pPr>
-      <w:r>
-        <w:rPr>
-          <w:rFonts w:ascii="Consolas" w:hAnsi="Consolas"/>
-          <w:sz w:val="19"/>
-        </w:rPr>
-        <w:t>namespace HumanInTheLoop</w:t>
-      </w:r>
-    </w:p>
-    <w:p>
-      <w:pPr>
-        <w:pStyle w:val="NoSpacing"/>
-        <w:rPr>
-          <w:rFonts w:ascii="Consolas" w:hAnsi="Consolas"/>
-          <w:sz w:val="19"/>
-        </w:rPr>
-      </w:pPr>
-      <w:r>
-        <w:rPr>
-          <w:rFonts w:ascii="Consolas" w:hAnsi="Consolas"/>
-          <w:sz w:val="19"/>
-        </w:rPr>
-        <w:t>{</w:t>
-      </w:r>
-    </w:p>
-    <w:p>
-      <w:pPr>
-        <w:pStyle w:val="NoSpacing"/>
-        <w:rPr>
-          <w:rFonts w:ascii="Consolas" w:hAnsi="Consolas"/>
-          <w:sz w:val="19"/>
-        </w:rPr>
-      </w:pPr>
-      <w:r>
-        <w:rPr>
-          <w:rFonts w:ascii="Consolas" w:hAnsi="Consolas"/>
-          <w:sz w:val="19"/>
-        </w:rPr>
-        <w:t xml:space="preserve">    /// &lt;summary&gt;</w:t>
-      </w:r>
-    </w:p>
-    <w:p>
-      <w:pPr>
-        <w:pStyle w:val="NoSpacing"/>
-        <w:rPr>
-          <w:rFonts w:ascii="Consolas" w:hAnsi="Consolas"/>
-          <w:sz w:val="19"/>
-        </w:rPr>
-      </w:pPr>
-      <w:r>
-        <w:rPr>
-          <w:rFonts w:ascii="Consolas" w:hAnsi="Consolas"/>
-          <w:sz w:val="19"/>
-        </w:rPr>
-        <w:t xml:space="preserve">    /// Represents the result of a human review.</w:t>
-      </w:r>
-    </w:p>
-    <w:p>
-      <w:pPr>
-        <w:pStyle w:val="NoSpacing"/>
-        <w:rPr>
-          <w:rFonts w:ascii="Consolas" w:hAnsi="Consolas"/>
-          <w:sz w:val="19"/>
-        </w:rPr>
-      </w:pPr>
-      <w:r>
-        <w:rPr>
-          <w:rFonts w:ascii="Consolas" w:hAnsi="Consolas"/>
-          <w:sz w:val="19"/>
-        </w:rPr>
-        <w:t xml:space="preserve">    /// &lt;/summary&gt;</w:t>
-      </w:r>
-    </w:p>
-    <w:p>
-      <w:pPr>
-        <w:pStyle w:val="NoSpacing"/>
-        <w:rPr>
-          <w:rFonts w:ascii="Consolas" w:hAnsi="Consolas"/>
-          <w:sz w:val="19"/>
-        </w:rPr>
-      </w:pPr>
-      <w:r>
-        <w:rPr>
-          <w:rFonts w:ascii="Consolas" w:hAnsi="Consolas"/>
-          <w:sz w:val="19"/>
-        </w:rPr>
-        <w:t xml:space="preserve">    public record ReviewResult(bool IsApproved, string Feedback);</w:t>
-      </w:r>
-    </w:p>
-    <w:p>
-      <w:pPr>
-        <w:pStyle w:val="NoSpacing"/>
-        <w:rPr>
-          <w:rFonts w:ascii="Consolas" w:hAnsi="Consolas"/>
-          <w:sz w:val="19"/>
-        </w:rPr>
-      </w:pPr>
-    </w:p>
-    <w:p>
-      <w:pPr>
-        <w:pStyle w:val="NoSpacing"/>
-        <w:rPr>
-          <w:rFonts w:ascii="Consolas" w:hAnsi="Consolas"/>
-          <w:sz w:val="19"/>
-        </w:rPr>
-      </w:pPr>
-      <w:r>
-        <w:rPr>
-          <w:rFonts w:ascii="Consolas" w:hAnsi="Consolas"/>
-          <w:sz w:val="19"/>
-        </w:rPr>
-        <w:t xml:space="preserve">    /// &lt;summary&gt;</w:t>
-      </w:r>
-    </w:p>
-    <w:p>
-      <w:pPr>
-        <w:pStyle w:val="NoSpacing"/>
-        <w:rPr>
-          <w:rFonts w:ascii="Consolas" w:hAnsi="Consolas"/>
-          <w:sz w:val="19"/>
-        </w:rPr>
-      </w:pPr>
-      <w:r>
-        <w:rPr>
-          <w:rFonts w:ascii="Consolas" w:hAnsi="Consolas"/>
-          <w:sz w:val="19"/>
-        </w:rPr>
-        <w:t xml:space="preserve">    /// Manages console I/O to securely halt the application until a human makes a decision.</w:t>
-      </w:r>
-    </w:p>
-    <w:p>
-      <w:pPr>
-        <w:pStyle w:val="NoSpacing"/>
-        <w:rPr>
-          <w:rFonts w:ascii="Consolas" w:hAnsi="Consolas"/>
-          <w:sz w:val="19"/>
-        </w:rPr>
-      </w:pPr>
-      <w:r>
-        <w:rPr>
-          <w:rFonts w:ascii="Consolas" w:hAnsi="Consolas"/>
-          <w:sz w:val="19"/>
-        </w:rPr>
-        <w:t xml:space="preserve">    /// &lt;/summary&gt;</w:t>
-      </w:r>
-    </w:p>
-    <w:p>
-      <w:pPr>
-        <w:pStyle w:val="NoSpacing"/>
-        <w:rPr>
-          <w:rFonts w:ascii="Consolas" w:hAnsi="Consolas"/>
-          <w:sz w:val="19"/>
-        </w:rPr>
-      </w:pPr>
-      <w:r>
-        <w:rPr>
-          <w:rFonts w:ascii="Consolas" w:hAnsi="Consolas"/>
-          <w:sz w:val="19"/>
-        </w:rPr>
-        <w:t xml:space="preserve">    internal class HumanGatekeeper</w:t>
-      </w:r>
-    </w:p>
-    <w:p>
-      <w:pPr>
-        <w:pStyle w:val="NoSpacing"/>
-        <w:rPr>
-          <w:rFonts w:ascii="Consolas" w:hAnsi="Consolas"/>
-          <w:sz w:val="19"/>
-        </w:rPr>
-      </w:pPr>
-      <w:r>
-        <w:rPr>
-          <w:rFonts w:ascii="Consolas" w:hAnsi="Consolas"/>
-          <w:sz w:val="19"/>
-        </w:rPr>
-        <w:t xml:space="preserve">    {</w:t>
-      </w:r>
-    </w:p>
-    <w:p>
-      <w:pPr>
-        <w:pStyle w:val="NoSpacing"/>
-        <w:rPr>
-          <w:rFonts w:ascii="Consolas" w:hAnsi="Consolas"/>
-          <w:sz w:val="19"/>
-        </w:rPr>
-      </w:pPr>
-      <w:r>
-        <w:rPr>
-          <w:rFonts w:ascii="Consolas" w:hAnsi="Consolas"/>
-          <w:sz w:val="19"/>
-        </w:rPr>
-        <w:t xml:space="preserve">        public ReviewResult ReviewDraft(string draft)</w:t>
-      </w:r>
-    </w:p>
-    <w:p>
-      <w:pPr>
-        <w:pStyle w:val="NoSpacing"/>
-        <w:rPr>
-          <w:rFonts w:ascii="Consolas" w:hAnsi="Consolas"/>
-          <w:sz w:val="19"/>
-        </w:rPr>
-      </w:pPr>
-      <w:r>
-        <w:rPr>
-          <w:rFonts w:ascii="Consolas" w:hAnsi="Consolas"/>
-          <w:sz w:val="19"/>
-        </w:rPr>
-        <w:t xml:space="preserve">        {</w:t>
-      </w:r>
-    </w:p>
-    <w:p>
-      <w:pPr>
-        <w:pStyle w:val="NoSpacing"/>
-        <w:rPr>
-          <w:rFonts w:ascii="Consolas" w:hAnsi="Consolas"/>
-          <w:sz w:val="19"/>
-        </w:rPr>
-      </w:pPr>
-      <w:r>
-        <w:rPr>
-          <w:rFonts w:ascii="Consolas" w:hAnsi="Consolas"/>
-          <w:sz w:val="19"/>
-        </w:rPr>
-        <w:t xml:space="preserve">            Console.WriteLine("\n========================================");</w:t>
-      </w:r>
-    </w:p>
-    <w:p>
-      <w:pPr>
-        <w:pStyle w:val="NoSpacing"/>
-        <w:rPr>
-          <w:rFonts w:ascii="Consolas" w:hAnsi="Consolas"/>
-          <w:sz w:val="19"/>
-        </w:rPr>
-      </w:pPr>
-      <w:r>
-        <w:rPr>
-          <w:rFonts w:ascii="Consolas" w:hAnsi="Consolas"/>
-          <w:sz w:val="19"/>
-        </w:rPr>
-        <w:t xml:space="preserve">            Console.WriteLine("</w:t>
-      </w:r>
-      <w:r>
-        <w:rPr>
-          <w:rFonts w:ascii="Segoe UI Emoji" w:hAnsi="Segoe UI Emoji" w:cs="Segoe UI Emoji"/>
-          <w:sz w:val="19"/>
-        </w:rPr>
-        <w:t>🤖</w:t>
-      </w:r>
-      <w:r>
-        <w:rPr>
-          <w:rFonts w:ascii="Consolas" w:hAnsi="Consolas"/>
-          <w:sz w:val="19"/>
-        </w:rPr>
-        <w:t xml:space="preserve"> AI DRAFT PROPOSAL:");</w:t>
-      </w:r>
-    </w:p>
-    <w:p>
-      <w:pPr>
-        <w:pStyle w:val="NoSpacing"/>
-        <w:rPr>
-          <w:rFonts w:ascii="Consolas" w:hAnsi="Consolas"/>
-          <w:sz w:val="19"/>
-        </w:rPr>
-      </w:pPr>
-      <w:r>
-        <w:rPr>
-          <w:rFonts w:ascii="Consolas" w:hAnsi="Consolas"/>
-          <w:sz w:val="19"/>
-        </w:rPr>
-        <w:t xml:space="preserve">            Console.WriteLine("----------------------------------------");</w:t>
-      </w:r>
-    </w:p>
-    <w:p>
-      <w:pPr>
-        <w:pStyle w:val="NoSpacing"/>
-        <w:rPr>
-          <w:rFonts w:ascii="Consolas" w:hAnsi="Consolas"/>
-          <w:sz w:val="19"/>
-        </w:rPr>
-      </w:pPr>
-      <w:r>
-        <w:rPr>
-          <w:rFonts w:ascii="Consolas" w:hAnsi="Consolas"/>
-          <w:sz w:val="19"/>
-        </w:rPr>
-        <w:t xml:space="preserve">            Console.WriteLine(draft);</w:t>
-      </w:r>
-    </w:p>
-    <w:p>
-      <w:pPr>
-        <w:pStyle w:val="NoSpacing"/>
-        <w:rPr>
-          <w:rFonts w:ascii="Consolas" w:hAnsi="Consolas"/>
-          <w:sz w:val="19"/>
-        </w:rPr>
-      </w:pPr>
-      <w:r>
-        <w:rPr>
-          <w:rFonts w:ascii="Consolas" w:hAnsi="Consolas"/>
-          <w:sz w:val="19"/>
-        </w:rPr>
-        <w:t xml:space="preserve">            Console.WriteLine("========================================");</w:t>
-      </w:r>
-    </w:p>
-    <w:p>
-      <w:pPr>
-        <w:pStyle w:val="NoSpacing"/>
-        <w:rPr>
-          <w:rFonts w:ascii="Consolas" w:hAnsi="Consolas"/>
-          <w:sz w:val="19"/>
-        </w:rPr>
-      </w:pPr>
-    </w:p>
-    <w:p>
-      <w:pPr>
-        <w:pStyle w:val="NoSpacing"/>
-        <w:rPr>
-          <w:rFonts w:ascii="Consolas" w:hAnsi="Consolas"/>
-          <w:sz w:val="19"/>
-        </w:rPr>
-      </w:pPr>
-      <w:r>
-        <w:rPr>
-          <w:rFonts w:ascii="Consolas" w:hAnsi="Consolas"/>
-          <w:sz w:val="19"/>
-        </w:rPr>
-        <w:t xml:space="preserve">            Console.WriteLine("\n</w:t>
-      </w:r>
-      <w:r>
-        <w:rPr>
-          <w:rFonts w:ascii="Segoe UI Emoji" w:hAnsi="Segoe UI Emoji" w:cs="Segoe UI Emoji"/>
-          <w:sz w:val="19"/>
-        </w:rPr>
-        <w:t>🛑</w:t>
-      </w:r>
-      <w:r>
-        <w:rPr>
-          <w:rFonts w:ascii="Consolas" w:hAnsi="Consolas"/>
-          <w:sz w:val="19"/>
-        </w:rPr>
-        <w:t xml:space="preserve"> HUMAN REVIEW REQUIRED");</w:t>
-      </w:r>
-    </w:p>
-    <w:p>
-      <w:pPr>
-        <w:pStyle w:val="NoSpacing"/>
-        <w:rPr>
-          <w:rFonts w:ascii="Consolas" w:hAnsi="Consolas"/>
-          <w:sz w:val="19"/>
-        </w:rPr>
-      </w:pPr>
-      <w:r>
-        <w:rPr>
-          <w:rFonts w:ascii="Consolas" w:hAnsi="Consolas"/>
-          <w:sz w:val="19"/>
-        </w:rPr>
-        <w:t xml:space="preserve">            Console.WriteLine("Type 'APPROVED' to finalize the document.");</w:t>
-      </w:r>
-    </w:p>
-    <w:p>
-      <w:pPr>
-        <w:pStyle w:val="NoSpacing"/>
-        <w:rPr>
-          <w:rFonts w:ascii="Consolas" w:hAnsi="Consolas"/>
-          <w:sz w:val="19"/>
-        </w:rPr>
-      </w:pPr>
-      <w:r>
-        <w:rPr>
-          <w:rFonts w:ascii="Consolas" w:hAnsi="Consolas"/>
-          <w:sz w:val="19"/>
-        </w:rPr>
-        <w:t xml:space="preserve">            Console.WriteLine("Otherwise, type your feedback to request changes from the AI:");</w:t>
-      </w:r>
-    </w:p>
-    <w:p>
-      <w:pPr>
-        <w:pStyle w:val="NoSpacing"/>
-        <w:rPr>
-          <w:rFonts w:ascii="Consolas" w:hAnsi="Consolas"/>
-          <w:sz w:val="19"/>
-        </w:rPr>
-      </w:pPr>
-      <w:r>
-        <w:rPr>
-          <w:rFonts w:ascii="Consolas" w:hAnsi="Consolas"/>
-          <w:sz w:val="19"/>
-        </w:rPr>
-        <w:t xml:space="preserve">            Console.Write("&gt; ");</w:t>
-      </w:r>
-    </w:p>
-    <w:p>
-      <w:pPr>
-        <w:pStyle w:val="NoSpacing"/>
-        <w:rPr>
-          <w:rFonts w:ascii="Consolas" w:hAnsi="Consolas"/>
-          <w:sz w:val="19"/>
-        </w:rPr>
-      </w:pPr>
-    </w:p>
-    <w:p>
-      <w:pPr>
-        <w:pStyle w:val="NoSpacing"/>
-        <w:rPr>
-          <w:rFonts w:ascii="Consolas" w:hAnsi="Consolas"/>
-          <w:sz w:val="19"/>
-        </w:rPr>
-      </w:pPr>
-      <w:r>
-        <w:rPr>
-          <w:rFonts w:ascii="Consolas" w:hAnsi="Consolas"/>
-          <w:sz w:val="19"/>
-        </w:rPr>
-        <w:t xml:space="preserve">            string? input = Console.ReadLine();</w:t>
-      </w:r>
-    </w:p>
-    <w:p>
-      <w:pPr>
-        <w:pStyle w:val="NoSpacing"/>
-        <w:rPr>
-          <w:rFonts w:ascii="Consolas" w:hAnsi="Consolas"/>
-          <w:sz w:val="19"/>
-        </w:rPr>
-      </w:pPr>
-    </w:p>
-    <w:p>
-      <w:pPr>
-        <w:pStyle w:val="NoSpacing"/>
-        <w:rPr>
-          <w:rFonts w:ascii="Consolas" w:hAnsi="Consolas"/>
-          <w:sz w:val="19"/>
-        </w:rPr>
-      </w:pPr>
-      <w:r>
-        <w:rPr>
-          <w:rFonts w:ascii="Consolas" w:hAnsi="Consolas"/>
-          <w:sz w:val="19"/>
-        </w:rPr>
-        <w:t xml:space="preserve">            // Check if the human explicitly typed the approval keyword</w:t>
-      </w:r>
-    </w:p>
-    <w:p>
-      <w:pPr>
-        <w:pStyle w:val="NoSpacing"/>
-        <w:rPr>
-          <w:rFonts w:ascii="Consolas" w:hAnsi="Consolas"/>
-          <w:sz w:val="19"/>
-        </w:rPr>
-      </w:pPr>
-      <w:r>
-        <w:rPr>
-          <w:rFonts w:ascii="Consolas" w:hAnsi="Consolas"/>
-          <w:sz w:val="19"/>
-        </w:rPr>
-        <w:t xml:space="preserve">            if (!string.IsNullOrWhiteSpace(input) &amp;&amp; input.Trim().Equals("APPROVED", StringComparison.OrdinalIgnoreCase))</w:t>
-      </w:r>
-    </w:p>
-    <w:p>
-      <w:pPr>
-        <w:pStyle w:val="NoSpacing"/>
-        <w:rPr>
-          <w:rFonts w:ascii="Consolas" w:hAnsi="Consolas"/>
-          <w:sz w:val="19"/>
-        </w:rPr>
-      </w:pPr>
-      <w:r>
-        <w:rPr>
-          <w:rFonts w:ascii="Consolas" w:hAnsi="Consolas"/>
-          <w:sz w:val="19"/>
-        </w:rPr>
-        <w:t xml:space="preserve">            {</w:t>
-      </w:r>
-    </w:p>
-    <w:p>
-      <w:pPr>
-        <w:pStyle w:val="NoSpacing"/>
-        <w:rPr>
-          <w:rFonts w:ascii="Consolas" w:hAnsi="Consolas"/>
-          <w:sz w:val="19"/>
-        </w:rPr>
-      </w:pPr>
-      <w:r>
-        <w:rPr>
-          <w:rFonts w:ascii="Consolas" w:hAnsi="Consolas"/>
-          <w:sz w:val="19"/>
-        </w:rPr>
-        <w:t xml:space="preserve">                return new ReviewResult(true, "APPROVED");</w:t>
-      </w:r>
-    </w:p>
-    <w:p>
-      <w:pPr>
-        <w:pStyle w:val="NoSpacing"/>
-        <w:rPr>
-          <w:rFonts w:ascii="Consolas" w:hAnsi="Consolas"/>
-          <w:sz w:val="19"/>
-        </w:rPr>
-      </w:pPr>
-      <w:r>
-        <w:rPr>
-          <w:rFonts w:ascii="Consolas" w:hAnsi="Consolas"/>
-          <w:sz w:val="19"/>
-        </w:rPr>
-        <w:t xml:space="preserve">            }</w:t>
-      </w:r>
-    </w:p>
-    <w:p>
-      <w:pPr>
-        <w:pStyle w:val="NoSpacing"/>
-        <w:rPr>
-          <w:rFonts w:ascii="Consolas" w:hAnsi="Consolas"/>
-          <w:sz w:val="19"/>
-        </w:rPr>
-      </w:pPr>
-    </w:p>
-    <w:p>
-      <w:pPr>
-        <w:pStyle w:val="NoSpacing"/>
-        <w:rPr>
-          <w:rFonts w:ascii="Consolas" w:hAnsi="Consolas"/>
-          <w:sz w:val="19"/>
-        </w:rPr>
-      </w:pPr>
-      <w:r>
-        <w:rPr>
-          <w:rFonts w:ascii="Consolas" w:hAnsi="Consolas"/>
-          <w:sz w:val="19"/>
-        </w:rPr>
-        <w:t xml:space="preserve">            // If not approved, return the human's input as constructive feedback</w:t>
-      </w:r>
-    </w:p>
-    <w:p>
-      <w:pPr>
-        <w:pStyle w:val="NoSpacing"/>
-        <w:rPr>
-          <w:rFonts w:ascii="Consolas" w:hAnsi="Consolas"/>
-          <w:sz w:val="19"/>
-        </w:rPr>
-      </w:pPr>
-      <w:r>
-        <w:rPr>
-          <w:rFonts w:ascii="Consolas" w:hAnsi="Consolas"/>
-          <w:sz w:val="19"/>
-        </w:rPr>
-        <w:t xml:space="preserve">            return new ReviewResult(false, input ?? "Please rewrite the draft.");</w:t>
-      </w:r>
-    </w:p>
-    <w:p>
-      <w:pPr>
-        <w:pStyle w:val="NoSpacing"/>
-        <w:rPr>
-          <w:rFonts w:ascii="Consolas" w:hAnsi="Consolas"/>
-          <w:sz w:val="19"/>
-        </w:rPr>
-      </w:pPr>
-      <w:r>
-        <w:rPr>
-          <w:rFonts w:ascii="Consolas" w:hAnsi="Consolas"/>
-          <w:sz w:val="19"/>
-        </w:rPr>
-        <w:t xml:space="preserve">        }</w:t>
-      </w:r>
-    </w:p>
-    <w:p>
-      <w:pPr>
-        <w:pStyle w:val="NoSpacing"/>
-        <w:rPr>
-          <w:rFonts w:ascii="Consolas" w:hAnsi="Consolas"/>
-          <w:sz w:val="19"/>
-        </w:rPr>
-      </w:pPr>
-      <w:r>
-        <w:rPr>
-          <w:rFonts w:ascii="Consolas" w:hAnsi="Consolas"/>
-          <w:sz w:val="19"/>
-        </w:rPr>
-        <w:t xml:space="preserve">    }</w:t>
-      </w:r>
-    </w:p>
-    <w:p>
-      <w:pPr>
-        <w:pStyle w:val="NoSpacing"/>
-        <w:rPr>
-          <w:rFonts w:ascii="Consolas" w:hAnsi="Consolas"/>
-          <w:sz w:val="19"/>
-        </w:rPr>
-      </w:pPr>
-      <w:r>
-        <w:rPr>
-          <w:rFonts w:ascii="Consolas" w:hAnsi="Consolas"/>
-          <w:sz w:val="19"/>
-        </w:rPr>
-        <w:t>}</w:t>
-      </w:r>
-    </w:p>
-    <w:p/>
-    <w:p>
-      <w:pPr>
-        <w:pStyle w:val="Heading2"/>
-      </w:pPr>
-      <w:r>
-        <w:t>5. Code Walkthrough &amp; Explanations</w:t>
-      </w:r>
-    </w:p>
-    <w:p/>
-    <w:p>
-      <w:r>
-        <w:rPr>
-          <w:b/>
-        </w:rPr>
-        <w:t>Step 1: The Kernel and the Chat Service.</w:t>
-      </w:r>
-      <w:r>
-        <w:t xml:space="preserve"> As in every earlier lesson, `Program.cs` builds a `Kernel` wired to Gemini via `AddGoogleAIGeminiChatCompletion` and pulls out the `IChatCompletionService`. What's new here is that the chat service is not used directly by `Program.cs` at all — it is handed off to `AiWorker`, which owns all the actual model interaction. `Program.cs` never sees a raw Gemini response; it only sees the `string draft` that comes back out.</w:t>
-      </w:r>
-    </w:p>
-    <w:p/>
-    <w:p>
-      <w:r>
-        <w:rPr>
-          <w:b/>
-        </w:rPr>
-        <w:t>Step 2: Splitting Responsibilities into AiWorker and HumanGatekeeper.</w:t>
-      </w:r>
-      <w:r>
-        <w:t xml:space="preserve"> The whole point of this lesson is that `Program.cs` should read like a business process description, not a pile of prompt-engineering code. `AiWorker` knows how to talk to the model and manage the system persona. `HumanGatekeeper` knows how to present a draft to a human and block until they respond. Neither class knows about the other — `Program.cs` is the only thing that wires them together into a loop. This is a preview of a pattern you'll use constantly in larger agent systems: keep every "actor" in the workflow — AI or human — behind a small, single-purpose class.</w:t>
-      </w:r>
-    </w:p>
-    <w:p/>
-    <w:p>
-      <w:r>
-        <w:rPr>
-          <w:b/>
-        </w:rPr>
         <w:t>Step 3: Persona Swapping (AiWorker.GenerateDraftAsync).</w:t>
       </w:r>
       <w:r>
-        <w:t xml:space="preserve"> Gemini needs a system instruction to establish its persona ("You are a Corporate Communications Directory..."), but we don't want that system message permanently cluttering the shared `ChatHistory`. So `AiWorker` inserts the persona at position 0 immediately before calling `GetChatMessageContentAsync`, then calls `history.RemoveAt(0)` right after the response comes back. Only then does it call `history.AddAssistantMessage(draft)`. The net effect: the `ChatHistory` that persists across loop iterations contains only the real back-and-forth — user prompt, assistant draft, user feedback, assistant draft, and so on — never the system persona.</w:t>
+        <w:t xml:space="preserve"> Gemini needs a system instruction to establish its persona ("You are a Corporate Communications Directory..."), but we don't want that system message permanently cluttering the shared `ChatHistory`. So `AiWorker` inserts the persona at position 0 immediately before calling `GetChatMessageContentAsync`, </w:t>
+      </w:r>
+      <w:r>
+        <w:t>then calls `history.AddAssistantMessage(draft)` once the response comes back, and always calls `history.RemoveAt(0)` inside a `finally` block so the persona message is removed even if the call throws.</w:t>
+      </w:r>
+      <w:r>
+        <w:t xml:space="preserve"> The net effect: the `ChatHistory` that persists across loop iterations contains only the real back-and-forth — user prompt, assistant draft, user feedback, assistant draft, and so on — never the system persona.</w:t>
       </w:r>
     </w:p>
     <w:p/>
